--- a/BCA/bca4/SEch2.docx
+++ b/BCA/bca4/SEch2.docx
@@ -24,17 +24,20 @@
           <w:bCs/>
         </w:rPr>
       </w:pPr>
+    </w:p>
+    <w:p>
+      <w:pPr>
+        <w:rPr>
+          <w:b/>
+          <w:bCs/>
+        </w:rPr>
+      </w:pPr>
       <w:r>
         <w:rPr>
           <w:b/>
           <w:bCs/>
         </w:rPr>
-        <w:t>Introduction to Software Metrics</w:t>
-      </w:r>
-    </w:p>
-    <w:p>
-      <w:r>
-        <w:t>Software metrics are quantitative measures used to assess various aspects of software development, including productivity, quality, cost, and project progress. These metrics provide objective data that helps project managers make informed decisions about resource allocation, schedule planning, and quality assurance. In the context of cost estimation, metrics serve as the foundation for predicting project effort, duration, and budget requirements. Understanding both productivity and quality metrics is essential for accurate cost estimation and successful project management.</w:t>
+        <w:t>Cost estimation techniques in software engineering help predict the required effort, time, manpower, and cost needed to develop a project. These techniques rely heavily on productivity and quality metrics, which quantify how efficiently a development team produces output and how well the software meets quality standards. Software productivity is generally expressed as a ratio of output (software size) to input (effort). Quality metrics focus on reliability, maintainability, defect density, and overall product performance. The primary goal of these metrics is to ensure accurate planning, resource allocation, and cost control.</w:t>
       </w:r>
     </w:p>
     <w:p>
@@ -49,12 +52,7 @@
           <w:b/>
           <w:bCs/>
         </w:rPr>
-        <w:t>Productivity Metrics</w:t>
-      </w:r>
-    </w:p>
-    <w:p>
-      <w:r>
-        <w:t>Productivity metrics measure the efficiency of the software development process by quantifying the output produced relative to the input resources consumed. These metrics help organizations understand how effectively their teams are working and identify areas for improvement.</w:t>
+        <w:t>Productivity metrics can be classified into direct and indirect methods. Direct productivity methods measure output using quantifiable, physical attributes such as Lines of Code (LOC). These metrics are simple to compute, easy to compare, and effective when dealing with stable technologies. However, they are language-dependent and unsuitable for early estimation. Indirect productivity methods, such as Function Points (FP), measure software based on logical functionality delivered to users rather than code size. These metrics are language-independent, making them useful during the requirement phase, although they require expert evaluation.</w:t>
       </w:r>
     </w:p>
     <w:p>
@@ -69,52 +67,68 @@
           <w:b/>
           <w:bCs/>
         </w:rPr>
-        <w:t>Direct Methods</w:t>
+        <w:t>Productivity is also measured through size-oriented and function-oriented metrics. Size-oriented metrics quantify software based on physical size indicators like LOC, number of modules, and documentation pages. They are straightforward but dependent on coding style. Function-oriented metrics, on the other hand, evaluate the system based on functions or features the software provides, such as FP or feature points. These are more aligned with user needs and work well for early estimation. Overall, productivity and quality metrics form the foundation of reliable cost estimation techniques, helping managers make informed decisions.</w:t>
       </w:r>
     </w:p>
     <w:p>
-      <w:r>
-        <w:t>Direct productivity metrics involve measuring the actual output of the development process in relation to the effort expended. These methods provide straightforward, measurable data:</w:t>
-      </w:r>
-    </w:p>
-    <w:p>
+      <w:pPr>
+        <w:rPr>
+          <w:b/>
+          <w:bCs/>
+        </w:rPr>
+      </w:pPr>
       <w:r>
         <w:rPr>
           <w:b/>
           <w:bCs/>
         </w:rPr>
-        <w:t xml:space="preserve">Lines of Code (LOC) per Person-Month: </w:t>
-      </w:r>
-      <w:r>
-        <w:t>This is one of the most traditional direct metrics where productivity is measured by counting the number of source code lines produced per developer per month. For example, if a team of 5 developers produces 10,000 lines of code in one month, the productivity is 2,000 LOC per person-month.</w:t>
+        <w:t>Advantages</w:t>
       </w:r>
     </w:p>
     <w:p>
+      <w:pPr>
+        <w:numPr>
+          <w:ilvl w:val="0"/>
+          <w:numId w:val="97"/>
+        </w:numPr>
+        <w:rPr>
+          <w:b/>
+          <w:bCs/>
+        </w:rPr>
+      </w:pPr>
       <w:r>
         <w:rPr>
           <w:b/>
           <w:bCs/>
         </w:rPr>
-        <w:t xml:space="preserve">Function Points per Person-Month: </w:t>
-      </w:r>
-      <w:r>
-        <w:t>This metric measures how many function points are delivered per unit of effort. Function points represent the functionality delivered to users rather than just code volume.</w:t>
+        <w:t>Enables accurate project planning and budget estimation</w:t>
       </w:r>
     </w:p>
     <w:p>
+      <w:pPr>
+        <w:numPr>
+          <w:ilvl w:val="0"/>
+          <w:numId w:val="97"/>
+        </w:numPr>
+        <w:rPr>
+          <w:b/>
+          <w:bCs/>
+        </w:rPr>
+      </w:pPr>
       <w:r>
         <w:rPr>
           <w:b/>
           <w:bCs/>
         </w:rPr>
-        <w:t>Features Delivered per Sprint:</w:t>
-      </w:r>
-      <w:r>
-        <w:t xml:space="preserve"> In agile environments, this measures how many user stories or features are completed within each iteration, providing a direct measure of team velocity and productivity.</w:t>
+        <w:t>Improves resource allocation and scheduling</w:t>
       </w:r>
     </w:p>
     <w:p>
       <w:pPr>
+        <w:numPr>
+          <w:ilvl w:val="0"/>
+          <w:numId w:val="97"/>
+        </w:numPr>
         <w:rPr>
           <w:b/>
           <w:bCs/>
@@ -125,55 +139,15 @@
           <w:b/>
           <w:bCs/>
         </w:rPr>
-        <w:t>Advantages of Direct Methods:</w:t>
+        <w:t>Provides measurable indicators of team performance</w:t>
       </w:r>
     </w:p>
     <w:p>
       <w:pPr>
         <w:numPr>
           <w:ilvl w:val="0"/>
-          <w:numId w:val="54"/>
+          <w:numId w:val="97"/>
         </w:numPr>
-      </w:pPr>
-      <w:r>
-        <w:t>Easy to measure and understand</w:t>
-      </w:r>
-    </w:p>
-    <w:p>
-      <w:pPr>
-        <w:numPr>
-          <w:ilvl w:val="0"/>
-          <w:numId w:val="54"/>
-        </w:numPr>
-      </w:pPr>
-      <w:r>
-        <w:t>Provide concrete, tangible numbers</w:t>
-      </w:r>
-    </w:p>
-    <w:p>
-      <w:pPr>
-        <w:numPr>
-          <w:ilvl w:val="0"/>
-          <w:numId w:val="54"/>
-        </w:numPr>
-      </w:pPr>
-      <w:r>
-        <w:t>Allow for straightforward comparison across projects</w:t>
-      </w:r>
-    </w:p>
-    <w:p>
-      <w:pPr>
-        <w:numPr>
-          <w:ilvl w:val="0"/>
-          <w:numId w:val="54"/>
-        </w:numPr>
-      </w:pPr>
-      <w:r>
-        <w:t>Enable quick productivity tracking</w:t>
-      </w:r>
-    </w:p>
-    <w:p>
-      <w:pPr>
         <w:rPr>
           <w:b/>
           <w:bCs/>
@@ -184,66 +158,15 @@
           <w:b/>
           <w:bCs/>
         </w:rPr>
-        <w:t>Disadvantages of Direct Methods:</w:t>
+        <w:t>Size and function metrics support detailed analysis</w:t>
       </w:r>
     </w:p>
     <w:p>
       <w:pPr>
         <w:numPr>
           <w:ilvl w:val="0"/>
-          <w:numId w:val="55"/>
+          <w:numId w:val="97"/>
         </w:numPr>
-      </w:pPr>
-      <w:r>
-        <w:t>LOC metrics can be misleading as they don't account for code quality</w:t>
-      </w:r>
-    </w:p>
-    <w:p>
-      <w:pPr>
-        <w:numPr>
-          <w:ilvl w:val="0"/>
-          <w:numId w:val="55"/>
-        </w:numPr>
-      </w:pPr>
-      <w:r>
-        <w:t>Different programming languages have different levels of expressiveness</w:t>
-      </w:r>
-    </w:p>
-    <w:p>
-      <w:pPr>
-        <w:numPr>
-          <w:ilvl w:val="0"/>
-          <w:numId w:val="55"/>
-        </w:numPr>
-      </w:pPr>
-      <w:r>
-        <w:t>May encourage quantity over quality</w:t>
-      </w:r>
-    </w:p>
-    <w:p>
-      <w:pPr>
-        <w:numPr>
-          <w:ilvl w:val="0"/>
-          <w:numId w:val="55"/>
-        </w:numPr>
-      </w:pPr>
-      <w:r>
-        <w:t>Don't capture the complexity or value of work done</w:t>
-      </w:r>
-    </w:p>
-    <w:p>
-      <w:pPr>
-        <w:numPr>
-          <w:ilvl w:val="0"/>
-          <w:numId w:val="55"/>
-        </w:numPr>
-      </w:pPr>
-      <w:r>
-        <w:t>Can be manipulated by developers writing verbose code</w:t>
-      </w:r>
-    </w:p>
-    <w:p>
-      <w:pPr>
         <w:rPr>
           <w:b/>
           <w:bCs/>
@@ -254,904 +177,7 @@
           <w:b/>
           <w:bCs/>
         </w:rPr>
-        <w:lastRenderedPageBreak/>
-        <w:t>Indirect Methods</w:t>
-      </w:r>
-    </w:p>
-    <w:p>
-      <w:r>
-        <w:t>Indirect productivity metrics assess factors that influence productivity rather than measuring output directly. These methods provide insights into the conditions and processes that affect development efficiency:</w:t>
-      </w:r>
-    </w:p>
-    <w:p>
-      <w:r>
-        <w:rPr>
-          <w:b/>
-          <w:bCs/>
-        </w:rPr>
-        <w:t xml:space="preserve">Defect Density: </w:t>
-      </w:r>
-      <w:r>
-        <w:t>Measures the number of defects per thousand lines of code (defects/KLOC). Lower defect density often indicates higher quality code and more productive development practices. For instance, a project with 5 defects per KLOC is considered more productive than one with 20 defects per KLOC.</w:t>
-      </w:r>
-    </w:p>
-    <w:p>
-      <w:r>
-        <w:rPr>
-          <w:b/>
-          <w:bCs/>
-        </w:rPr>
-        <w:t xml:space="preserve">Rework Effort Percentage: </w:t>
-      </w:r>
-      <w:r>
-        <w:t>Calculates the percentage of total effort spent on fixing defects and making corrections. Lower rework percentages indicate higher initial productivity and quality.</w:t>
-      </w:r>
-    </w:p>
-    <w:p>
-      <w:r>
-        <w:rPr>
-          <w:b/>
-          <w:bCs/>
-        </w:rPr>
-        <w:t xml:space="preserve">Communication Overhead: </w:t>
-      </w:r>
-      <w:r>
-        <w:t>Measures time spent in meetings, emails, and coordination activities. High communication overhead can significantly reduce productive coding time.</w:t>
-      </w:r>
-    </w:p>
-    <w:p>
-      <w:r>
-        <w:rPr>
-          <w:b/>
-          <w:bCs/>
-        </w:rPr>
-        <w:t xml:space="preserve">Tool Efficiency Metrics: </w:t>
-      </w:r>
-      <w:r>
-        <w:t>Assesses how effectively development tools, IDEs, and automation frameworks contribute to productivity improvements.</w:t>
-      </w:r>
-    </w:p>
-    <w:p>
-      <w:pPr>
-        <w:rPr>
-          <w:b/>
-          <w:bCs/>
-        </w:rPr>
-      </w:pPr>
-      <w:r>
-        <w:rPr>
-          <w:b/>
-          <w:bCs/>
-        </w:rPr>
-        <w:t>Advantages of Indirect Methods:</w:t>
-      </w:r>
-    </w:p>
-    <w:p>
-      <w:pPr>
-        <w:numPr>
-          <w:ilvl w:val="0"/>
-          <w:numId w:val="56"/>
-        </w:numPr>
-      </w:pPr>
-      <w:r>
-        <w:t>Provide insights into underlying factors affecting productivity</w:t>
-      </w:r>
-    </w:p>
-    <w:p>
-      <w:pPr>
-        <w:numPr>
-          <w:ilvl w:val="0"/>
-          <w:numId w:val="56"/>
-        </w:numPr>
-      </w:pPr>
-      <w:r>
-        <w:t>Help identify process improvements</w:t>
-      </w:r>
-    </w:p>
-    <w:p>
-      <w:pPr>
-        <w:numPr>
-          <w:ilvl w:val="0"/>
-          <w:numId w:val="56"/>
-        </w:numPr>
-      </w:pPr>
-      <w:r>
-        <w:t>Consider quality aspects alongside quantity</w:t>
-      </w:r>
-    </w:p>
-    <w:p>
-      <w:pPr>
-        <w:numPr>
-          <w:ilvl w:val="0"/>
-          <w:numId w:val="56"/>
-        </w:numPr>
-      </w:pPr>
-      <w:r>
-        <w:t>More holistic view of development efficiency</w:t>
-      </w:r>
-    </w:p>
-    <w:p>
-      <w:pPr>
-        <w:rPr>
-          <w:b/>
-          <w:bCs/>
-        </w:rPr>
-      </w:pPr>
-      <w:r>
-        <w:rPr>
-          <w:b/>
-          <w:bCs/>
-        </w:rPr>
-        <w:t>Disadvantages of Indirect Methods:</w:t>
-      </w:r>
-    </w:p>
-    <w:p>
-      <w:pPr>
-        <w:numPr>
-          <w:ilvl w:val="0"/>
-          <w:numId w:val="57"/>
-        </w:numPr>
-      </w:pPr>
-      <w:r>
-        <w:t>More difficult to measure accurately</w:t>
-      </w:r>
-    </w:p>
-    <w:p>
-      <w:pPr>
-        <w:numPr>
-          <w:ilvl w:val="0"/>
-          <w:numId w:val="57"/>
-        </w:numPr>
-      </w:pPr>
-      <w:r>
-        <w:t>Require sophisticated tracking mechanisms</w:t>
-      </w:r>
-    </w:p>
-    <w:p>
-      <w:pPr>
-        <w:numPr>
-          <w:ilvl w:val="0"/>
-          <w:numId w:val="57"/>
-        </w:numPr>
-      </w:pPr>
-      <w:r>
-        <w:t>May not provide immediate actionable data</w:t>
-      </w:r>
-    </w:p>
-    <w:p>
-      <w:pPr>
-        <w:numPr>
-          <w:ilvl w:val="0"/>
-          <w:numId w:val="57"/>
-        </w:numPr>
-      </w:pPr>
-      <w:r>
-        <w:t>Correlation with actual productivity can be complex</w:t>
-      </w:r>
-    </w:p>
-    <w:p>
-      <w:pPr>
-        <w:rPr>
-          <w:b/>
-          <w:bCs/>
-        </w:rPr>
-      </w:pPr>
-      <w:r>
-        <w:rPr>
-          <w:b/>
-          <w:bCs/>
-        </w:rPr>
-        <w:t>Size-Oriented Metrics</w:t>
-      </w:r>
-    </w:p>
-    <w:p>
-      <w:r>
-        <w:t>Size-oriented metrics are based on measuring the physical size of the software product, typically using lines of code as the fundamental unit of measurement. These metrics normalize various project attributes by the size of the delivered software.</w:t>
-      </w:r>
-    </w:p>
-    <w:p>
-      <w:pPr>
-        <w:rPr>
-          <w:b/>
-          <w:bCs/>
-        </w:rPr>
-      </w:pPr>
-      <w:r>
-        <w:rPr>
-          <w:b/>
-          <w:bCs/>
-        </w:rPr>
-        <w:t>Key Size-Oriented Metrics:</w:t>
-      </w:r>
-    </w:p>
-    <w:p>
-      <w:r>
-        <w:rPr>
-          <w:b/>
-          <w:bCs/>
-        </w:rPr>
-        <w:t xml:space="preserve">LOC (Lines of Code): </w:t>
-      </w:r>
-      <w:r>
-        <w:t>The total number of delivered source instructions, excluding comments and blank lines. Some organizations include comments while others don't, so consistency in definition is crucial.</w:t>
-      </w:r>
-    </w:p>
-    <w:p>
-      <w:r>
-        <w:rPr>
-          <w:b/>
-          <w:bCs/>
-        </w:rPr>
-        <w:t xml:space="preserve">Cost per LOC: </w:t>
-      </w:r>
-      <w:r>
-        <w:t>Total project cost divided by total lines of code, expressed as dollars per LOC or cost per KLOC (thousand lines of code).</w:t>
-      </w:r>
-    </w:p>
-    <w:p>
-      <w:r>
-        <w:rPr>
-          <w:b/>
-          <w:bCs/>
-        </w:rPr>
-        <w:t xml:space="preserve">Errors per KLOC: </w:t>
-      </w:r>
-      <w:r>
-        <w:t>Number of defects found divided by the size in thousands of lines of code, providing a normalized quality metric.</w:t>
-      </w:r>
-    </w:p>
-    <w:p>
-      <w:pPr>
-        <w:rPr>
-          <w:b/>
-          <w:bCs/>
-        </w:rPr>
-      </w:pPr>
-      <w:r>
-        <w:rPr>
-          <w:b/>
-          <w:bCs/>
-        </w:rPr>
-        <w:lastRenderedPageBreak/>
-        <w:t>Documentation Pages per KLOC: Measures the ratio of documentation produced to code size, indicating documentation thoroughness.</w:t>
-      </w:r>
-    </w:p>
-    <w:p>
-      <w:pPr>
-        <w:rPr>
-          <w:b/>
-          <w:bCs/>
-        </w:rPr>
-      </w:pPr>
-      <w:r>
-        <w:rPr>
-          <w:b/>
-          <w:bCs/>
-        </w:rPr>
-        <w:t>Features/Advantages of Size-Oriented Metrics:</w:t>
-      </w:r>
-    </w:p>
-    <w:p>
-      <w:pPr>
-        <w:numPr>
-          <w:ilvl w:val="0"/>
-          <w:numId w:val="58"/>
-        </w:numPr>
-      </w:pPr>
-      <w:r>
-        <w:t>Simple and intuitive to understand</w:t>
-      </w:r>
-    </w:p>
-    <w:p>
-      <w:pPr>
-        <w:numPr>
-          <w:ilvl w:val="0"/>
-          <w:numId w:val="58"/>
-        </w:numPr>
-      </w:pPr>
-      <w:r>
-        <w:t>Easy to automate counting using tools</w:t>
-      </w:r>
-    </w:p>
-    <w:p>
-      <w:pPr>
-        <w:numPr>
-          <w:ilvl w:val="0"/>
-          <w:numId w:val="58"/>
-        </w:numPr>
-      </w:pPr>
-      <w:r>
-        <w:t>Historical data widely available for comparison</w:t>
-      </w:r>
-    </w:p>
-    <w:p>
-      <w:pPr>
-        <w:numPr>
-          <w:ilvl w:val="0"/>
-          <w:numId w:val="58"/>
-        </w:numPr>
-      </w:pPr>
-      <w:r>
-        <w:t>Direct measurement of code volume</w:t>
-      </w:r>
-    </w:p>
-    <w:p>
-      <w:pPr>
-        <w:numPr>
-          <w:ilvl w:val="0"/>
-          <w:numId w:val="58"/>
-        </w:numPr>
-      </w:pPr>
-      <w:r>
-        <w:t>Useful for similar projects using same language</w:t>
-      </w:r>
-    </w:p>
-    <w:p>
-      <w:pPr>
-        <w:rPr>
-          <w:b/>
-          <w:bCs/>
-        </w:rPr>
-      </w:pPr>
-      <w:r>
-        <w:rPr>
-          <w:b/>
-          <w:bCs/>
-        </w:rPr>
-        <w:t>Disadvantages of Size-Oriented Metrics:</w:t>
-      </w:r>
-    </w:p>
-    <w:p>
-      <w:pPr>
-        <w:numPr>
-          <w:ilvl w:val="0"/>
-          <w:numId w:val="59"/>
-        </w:numPr>
-      </w:pPr>
-      <w:r>
-        <w:t>Language-dependent: 1000 lines of Python accomplish much more than 1000 lines of Assembly</w:t>
-      </w:r>
-    </w:p>
-    <w:p>
-      <w:pPr>
-        <w:numPr>
-          <w:ilvl w:val="0"/>
-          <w:numId w:val="59"/>
-        </w:numPr>
-      </w:pPr>
-      <w:r>
-        <w:t>Penalizes code reuse and efficient programming</w:t>
-      </w:r>
-    </w:p>
-    <w:p>
-      <w:pPr>
-        <w:numPr>
-          <w:ilvl w:val="0"/>
-          <w:numId w:val="59"/>
-        </w:numPr>
-      </w:pPr>
-      <w:r>
-        <w:t>Difficult to estimate LOC before project completion</w:t>
-      </w:r>
-    </w:p>
-    <w:p>
-      <w:pPr>
-        <w:numPr>
-          <w:ilvl w:val="0"/>
-          <w:numId w:val="59"/>
-        </w:numPr>
-      </w:pPr>
-      <w:r>
-        <w:t>Doesn't measure functionality from user perspective</w:t>
-      </w:r>
-    </w:p>
-    <w:p>
-      <w:pPr>
-        <w:numPr>
-          <w:ilvl w:val="0"/>
-          <w:numId w:val="59"/>
-        </w:numPr>
-      </w:pPr>
-      <w:r>
-        <w:t>Can encourage verbose, inefficient coding practices</w:t>
-      </w:r>
-    </w:p>
-    <w:p>
-      <w:pPr>
-        <w:numPr>
-          <w:ilvl w:val="0"/>
-          <w:numId w:val="59"/>
-        </w:numPr>
-      </w:pPr>
-      <w:r>
-        <w:t>Not suitable for comparing projects in different languages</w:t>
-      </w:r>
-    </w:p>
-    <w:p>
-      <w:pPr>
-        <w:numPr>
-          <w:ilvl w:val="0"/>
-          <w:numId w:val="59"/>
-        </w:numPr>
-      </w:pPr>
-      <w:r>
-        <w:t>Ignores complexity and quality considerations</w:t>
-      </w:r>
-    </w:p>
-    <w:p>
-      <w:pPr>
-        <w:rPr>
-          <w:b/>
-          <w:bCs/>
-        </w:rPr>
-      </w:pPr>
-      <w:r>
-        <w:rPr>
-          <w:b/>
-          <w:bCs/>
-        </w:rPr>
-        <w:t>Function-Oriented Metrics</w:t>
-      </w:r>
-    </w:p>
-    <w:p>
-      <w:r>
-        <w:t>Function-oriented metrics measure software productivity and quality from the perspective of functionality delivered to the user rather than physical code size. The most prominent function-oriented metric is Function Points (FP).</w:t>
-      </w:r>
-    </w:p>
-    <w:p>
-      <w:pPr>
-        <w:rPr>
-          <w:b/>
-          <w:bCs/>
-        </w:rPr>
-      </w:pPr>
-      <w:r>
-        <w:rPr>
-          <w:b/>
-          <w:bCs/>
-        </w:rPr>
-        <w:t>Function Point Analysis:</w:t>
-      </w:r>
-    </w:p>
-    <w:p>
-      <w:r>
-        <w:t>Function points quantify the functionality provided by software based on five key components:</w:t>
-      </w:r>
-    </w:p>
-    <w:p>
-      <w:pPr>
-        <w:numPr>
-          <w:ilvl w:val="0"/>
-          <w:numId w:val="60"/>
-        </w:numPr>
-      </w:pPr>
-      <w:r>
-        <w:t>External Inputs (EI): Data or control inputs from users</w:t>
-      </w:r>
-    </w:p>
-    <w:p>
-      <w:pPr>
-        <w:numPr>
-          <w:ilvl w:val="0"/>
-          <w:numId w:val="60"/>
-        </w:numPr>
-      </w:pPr>
-      <w:r>
-        <w:t>External Outputs (EO): Outputs delivered to users</w:t>
-      </w:r>
-    </w:p>
-    <w:p>
-      <w:pPr>
-        <w:numPr>
-          <w:ilvl w:val="0"/>
-          <w:numId w:val="60"/>
-        </w:numPr>
-      </w:pPr>
-      <w:r>
-        <w:t>External Inquiries (EQ): Interactive queries by users</w:t>
-      </w:r>
-    </w:p>
-    <w:p>
-      <w:pPr>
-        <w:numPr>
-          <w:ilvl w:val="0"/>
-          <w:numId w:val="60"/>
-        </w:numPr>
-      </w:pPr>
-      <w:r>
-        <w:t>Internal Logical Files (ILF): Logical data groups maintained within the system</w:t>
-      </w:r>
-    </w:p>
-    <w:p>
-      <w:pPr>
-        <w:numPr>
-          <w:ilvl w:val="0"/>
-          <w:numId w:val="60"/>
-        </w:numPr>
-      </w:pPr>
-      <w:r>
-        <w:t>External Interface Files (EIF): Files shared with other systems</w:t>
-      </w:r>
-    </w:p>
-    <w:p>
-      <w:r>
-        <w:t>Each component is counted and weighted based on complexity (simple, average, complex), then summed to calculate unadjusted function points. These are then multiplied by a complexity adjustment factor (ranging from 0.65 to 1.35) based on 14 general system characteristics.</w:t>
-      </w:r>
-    </w:p>
-    <w:p>
-      <w:r>
-        <w:t>Calculation Example: Total Unadjusted FP = (Number of EIs × Weight) + (Number of EOs × Weight) + (Number of EQs × Weight) + (Number of ILFs × Weight) + (Number of EIFs × Weight)</w:t>
-      </w:r>
-    </w:p>
-    <w:p>
-      <w:pPr>
-        <w:rPr>
-          <w:b/>
-          <w:bCs/>
-        </w:rPr>
-      </w:pPr>
-      <w:r>
-        <w:rPr>
-          <w:b/>
-          <w:bCs/>
-        </w:rPr>
-        <w:lastRenderedPageBreak/>
-        <w:t>Function Point Metrics:</w:t>
-      </w:r>
-    </w:p>
-    <w:p>
-      <w:pPr>
-        <w:numPr>
-          <w:ilvl w:val="0"/>
-          <w:numId w:val="61"/>
-        </w:numPr>
-      </w:pPr>
-      <w:r>
-        <w:t>Productivity: FP per person-month</w:t>
-      </w:r>
-    </w:p>
-    <w:p>
-      <w:pPr>
-        <w:numPr>
-          <w:ilvl w:val="0"/>
-          <w:numId w:val="61"/>
-        </w:numPr>
-      </w:pPr>
-      <w:r>
-        <w:t>Quality: Defects per function point</w:t>
-      </w:r>
-    </w:p>
-    <w:p>
-      <w:pPr>
-        <w:numPr>
-          <w:ilvl w:val="0"/>
-          <w:numId w:val="61"/>
-        </w:numPr>
-      </w:pPr>
-      <w:r>
-        <w:t>Cost: Cost per function point</w:t>
-      </w:r>
-    </w:p>
-    <w:p>
-      <w:pPr>
-        <w:rPr>
-          <w:b/>
-          <w:bCs/>
-        </w:rPr>
-      </w:pPr>
-      <w:r>
-        <w:rPr>
-          <w:b/>
-          <w:bCs/>
-        </w:rPr>
-        <w:t>Advantages of Function-Oriented Metrics:</w:t>
-      </w:r>
-    </w:p>
-    <w:p>
-      <w:pPr>
-        <w:numPr>
-          <w:ilvl w:val="0"/>
-          <w:numId w:val="62"/>
-        </w:numPr>
-      </w:pPr>
-      <w:r>
-        <w:t>Language-independent, allowing cross-project comparison</w:t>
-      </w:r>
-    </w:p>
-    <w:p>
-      <w:pPr>
-        <w:numPr>
-          <w:ilvl w:val="0"/>
-          <w:numId w:val="62"/>
-        </w:numPr>
-      </w:pPr>
-      <w:r>
-        <w:t>Based on user perspective and business value</w:t>
-      </w:r>
-    </w:p>
-    <w:p>
-      <w:pPr>
-        <w:numPr>
-          <w:ilvl w:val="0"/>
-          <w:numId w:val="62"/>
-        </w:numPr>
-      </w:pPr>
-      <w:r>
-        <w:t>Can be estimated early in project lifecycle</w:t>
-      </w:r>
-    </w:p>
-    <w:p>
-      <w:pPr>
-        <w:numPr>
-          <w:ilvl w:val="0"/>
-          <w:numId w:val="62"/>
-        </w:numPr>
-      </w:pPr>
-      <w:r>
-        <w:t>Encourages efficient, reusable code</w:t>
-      </w:r>
-    </w:p>
-    <w:p>
-      <w:pPr>
-        <w:numPr>
-          <w:ilvl w:val="0"/>
-          <w:numId w:val="62"/>
-        </w:numPr>
-      </w:pPr>
-      <w:r>
-        <w:t>Reflects actual functionality delivered</w:t>
-      </w:r>
-    </w:p>
-    <w:p>
-      <w:pPr>
-        <w:numPr>
-          <w:ilvl w:val="0"/>
-          <w:numId w:val="62"/>
-        </w:numPr>
-      </w:pPr>
-      <w:r>
-        <w:t>Industry-standard with extensive historical data</w:t>
-      </w:r>
-    </w:p>
-    <w:p>
-      <w:pPr>
-        <w:numPr>
-          <w:ilvl w:val="0"/>
-          <w:numId w:val="62"/>
-        </w:numPr>
-      </w:pPr>
-      <w:r>
-        <w:t>Better correlation with development effort</w:t>
-      </w:r>
-    </w:p>
-    <w:p>
-      <w:pPr>
-        <w:numPr>
-          <w:ilvl w:val="0"/>
-          <w:numId w:val="62"/>
-        </w:numPr>
-      </w:pPr>
-      <w:r>
-        <w:t>Supports better cost estimation</w:t>
-      </w:r>
-    </w:p>
-    <w:p>
-      <w:pPr>
-        <w:rPr>
-          <w:b/>
-          <w:bCs/>
-        </w:rPr>
-      </w:pPr>
-      <w:r>
-        <w:rPr>
-          <w:b/>
-          <w:bCs/>
-        </w:rPr>
-        <w:t>Disadvantages of Function-Oriented Metrics:</w:t>
-      </w:r>
-    </w:p>
-    <w:p>
-      <w:pPr>
-        <w:numPr>
-          <w:ilvl w:val="0"/>
-          <w:numId w:val="63"/>
-        </w:numPr>
-      </w:pPr>
-      <w:r>
-        <w:t>Complex calculation requiring training</w:t>
-      </w:r>
-    </w:p>
-    <w:p>
-      <w:pPr>
-        <w:numPr>
-          <w:ilvl w:val="0"/>
-          <w:numId w:val="63"/>
-        </w:numPr>
-      </w:pPr>
-      <w:r>
-        <w:t>Subjective elements in counting and weighting</w:t>
-      </w:r>
-    </w:p>
-    <w:p>
-      <w:pPr>
-        <w:numPr>
-          <w:ilvl w:val="0"/>
-          <w:numId w:val="63"/>
-        </w:numPr>
-      </w:pPr>
-      <w:r>
-        <w:t>Time-consuming to calculate manually</w:t>
-      </w:r>
-    </w:p>
-    <w:p>
-      <w:pPr>
-        <w:numPr>
-          <w:ilvl w:val="0"/>
-          <w:numId w:val="63"/>
-        </w:numPr>
-      </w:pPr>
-      <w:r>
-        <w:t>Difficult to apply to certain system types (real-time, embedded systems)</w:t>
-      </w:r>
-    </w:p>
-    <w:p>
-      <w:pPr>
-        <w:numPr>
-          <w:ilvl w:val="0"/>
-          <w:numId w:val="63"/>
-        </w:numPr>
-      </w:pPr>
-      <w:r>
-        <w:t>Requires detailed requirements understanding</w:t>
-      </w:r>
-    </w:p>
-    <w:p>
-      <w:pPr>
-        <w:numPr>
-          <w:ilvl w:val="0"/>
-          <w:numId w:val="63"/>
-        </w:numPr>
-      </w:pPr>
-      <w:r>
-        <w:t>Initial learning curve for teams</w:t>
-      </w:r>
-    </w:p>
-    <w:p>
-      <w:pPr>
-        <w:numPr>
-          <w:ilvl w:val="0"/>
-          <w:numId w:val="63"/>
-        </w:numPr>
-      </w:pPr>
-      <w:r>
-        <w:t>May not capture non-functional requirements well</w:t>
-      </w:r>
-    </w:p>
-    <w:p/>
-    <w:p>
-      <w:pPr>
-        <w:rPr>
-          <w:b/>
-          <w:bCs/>
-        </w:rPr>
-      </w:pPr>
-      <w:r>
-        <w:rPr>
-          <w:b/>
-          <w:bCs/>
-        </w:rPr>
-        <w:t>Decomposition Techniques: LOC and FP Estimation</w:t>
-      </w:r>
-    </w:p>
-    <w:p>
-      <w:r>
-        <w:t>Decomposition techniques break a project into smaller measurable components to estimate cost, effort, and schedule more accurately. The goal is to convert complex systems into manageable units.</w:t>
-      </w:r>
-    </w:p>
-    <w:p>
-      <w:pPr>
-        <w:rPr>
-          <w:b/>
-          <w:bCs/>
-        </w:rPr>
-      </w:pPr>
-      <w:r>
-        <w:rPr>
-          <w:b/>
-          <w:bCs/>
-        </w:rPr>
-        <w:t>1. LOC (Lines of Code) Estimation</w:t>
-      </w:r>
-    </w:p>
-    <w:p>
-      <w:r>
-        <w:t>LOC estimation predicts project size by estimating the total number of source lines needed for development.</w:t>
-      </w:r>
-    </w:p>
-    <w:p>
-      <w:pPr>
-        <w:rPr>
-          <w:b/>
-          <w:bCs/>
-        </w:rPr>
-      </w:pPr>
-      <w:r>
-        <w:rPr>
-          <w:b/>
-          <w:bCs/>
-        </w:rPr>
-        <w:t>Features</w:t>
-      </w:r>
-    </w:p>
-    <w:p>
-      <w:pPr>
-        <w:numPr>
-          <w:ilvl w:val="0"/>
-          <w:numId w:val="64"/>
-        </w:numPr>
-      </w:pPr>
-      <w:r>
-        <w:t>Measures physical size</w:t>
-      </w:r>
-    </w:p>
-    <w:p>
-      <w:pPr>
-        <w:numPr>
-          <w:ilvl w:val="0"/>
-          <w:numId w:val="64"/>
-        </w:numPr>
-      </w:pPr>
-      <w:r>
-        <w:t>Language-dependent</w:t>
-      </w:r>
-    </w:p>
-    <w:p>
-      <w:pPr>
-        <w:numPr>
-          <w:ilvl w:val="0"/>
-          <w:numId w:val="64"/>
-        </w:numPr>
-      </w:pPr>
-      <w:r>
-        <w:t>Useful for procedural and system programming</w:t>
-      </w:r>
-    </w:p>
-    <w:p>
-      <w:pPr>
-        <w:rPr>
-          <w:b/>
-          <w:bCs/>
-        </w:rPr>
-      </w:pPr>
-      <w:r>
-        <w:rPr>
-          <w:b/>
-          <w:bCs/>
-        </w:rPr>
-        <w:lastRenderedPageBreak/>
-        <w:t>Advantages</w:t>
-      </w:r>
-    </w:p>
-    <w:p>
-      <w:pPr>
-        <w:numPr>
-          <w:ilvl w:val="0"/>
-          <w:numId w:val="65"/>
-        </w:numPr>
-      </w:pPr>
-      <w:r>
-        <w:t>Easy to understand and calculate</w:t>
-      </w:r>
-    </w:p>
-    <w:p>
-      <w:pPr>
-        <w:numPr>
-          <w:ilvl w:val="0"/>
-          <w:numId w:val="65"/>
-        </w:numPr>
-      </w:pPr>
-      <w:r>
-        <w:t>Effective when historical LOC data exists</w:t>
+        <w:t>Supports risk management and quality control</w:t>
       </w:r>
     </w:p>
     <w:p>
@@ -1173,44 +199,8 @@
       <w:pPr>
         <w:numPr>
           <w:ilvl w:val="0"/>
-          <w:numId w:val="66"/>
+          <w:numId w:val="98"/>
         </w:numPr>
-      </w:pPr>
-      <w:r>
-        <w:t>Cannot be used early in design</w:t>
-      </w:r>
-    </w:p>
-    <w:p>
-      <w:pPr>
-        <w:numPr>
-          <w:ilvl w:val="0"/>
-          <w:numId w:val="66"/>
-        </w:numPr>
-      </w:pPr>
-      <w:r>
-        <w:t>Encourages larger code solutions</w:t>
-      </w:r>
-    </w:p>
-    <w:p>
-      <w:pPr>
-        <w:numPr>
-          <w:ilvl w:val="0"/>
-          <w:numId w:val="66"/>
-        </w:numPr>
-      </w:pPr>
-      <w:r>
-        <w:t>Difficult for non-procedural languages (e.g., visual development)</w:t>
-      </w:r>
-    </w:p>
-    <w:p>
-      <w:r>
-        <w:pict w14:anchorId="2D083852">
-          <v:rect id="_x0000_i1170" style="width:0;height:1.5pt" o:hralign="center" o:hrstd="t" o:hr="t" fillcolor="#a0a0a0" stroked="f"/>
-        </w:pict>
-      </w:r>
-    </w:p>
-    <w:p>
-      <w:pPr>
         <w:rPr>
           <w:b/>
           <w:bCs/>
@@ -1221,26 +211,34 @@
           <w:b/>
           <w:bCs/>
         </w:rPr>
-        <w:t>2. FP (Function Point) Estimation</w:t>
+        <w:t>Requires reliable historical data for accuracy</w:t>
       </w:r>
     </w:p>
     <w:p>
-      <w:r>
-        <w:t xml:space="preserve">Function Point Analysis estimates software size based on the </w:t>
-      </w:r>
+      <w:pPr>
+        <w:numPr>
+          <w:ilvl w:val="0"/>
+          <w:numId w:val="98"/>
+        </w:numPr>
+        <w:rPr>
+          <w:b/>
+          <w:bCs/>
+        </w:rPr>
+      </w:pPr>
       <w:r>
         <w:rPr>
           <w:b/>
           <w:bCs/>
         </w:rPr>
-        <w:t>functionality delivered</w:t>
-      </w:r>
-      <w:r>
-        <w:t xml:space="preserve"> to the user.</w:t>
+        <w:t>Some metrics are subjective (e.g., FP complexity weights)</w:t>
       </w:r>
     </w:p>
     <w:p>
       <w:pPr>
+        <w:numPr>
+          <w:ilvl w:val="0"/>
+          <w:numId w:val="98"/>
+        </w:numPr>
         <w:rPr>
           <w:b/>
           <w:bCs/>
@@ -1251,62 +249,118 @@
           <w:b/>
           <w:bCs/>
         </w:rPr>
-        <w:t>Components</w:t>
+        <w:t>Direct methods are language-dependent</w:t>
       </w:r>
     </w:p>
     <w:p>
       <w:pPr>
         <w:numPr>
           <w:ilvl w:val="0"/>
-          <w:numId w:val="67"/>
+          <w:numId w:val="98"/>
         </w:numPr>
+        <w:rPr>
+          <w:b/>
+          <w:bCs/>
+        </w:rPr>
       </w:pPr>
       <w:r>
-        <w:t>External Inputs</w:t>
+        <w:rPr>
+          <w:b/>
+          <w:bCs/>
+        </w:rPr>
+        <w:t>Over-reliance on metrics may ignore qualitative factors</w:t>
       </w:r>
     </w:p>
     <w:p>
       <w:pPr>
-        <w:numPr>
-          <w:ilvl w:val="0"/>
-          <w:numId w:val="67"/>
-        </w:numPr>
+        <w:rPr>
+          <w:b/>
+          <w:bCs/>
+        </w:rPr>
+      </w:pPr>
+    </w:p>
+    <w:p>
+      <w:pPr>
+        <w:rPr>
+          <w:b/>
+          <w:bCs/>
+        </w:rPr>
       </w:pPr>
       <w:r>
-        <w:t>External Outputs</w:t>
+        <w:rPr>
+          <w:b/>
+          <w:bCs/>
+        </w:rPr>
+        <w:t>Productivity Metrics: Direct and Indirect Methods, Size and Function-Oriented Metrics</w:t>
       </w:r>
     </w:p>
     <w:p>
       <w:pPr>
-        <w:numPr>
-          <w:ilvl w:val="0"/>
-          <w:numId w:val="67"/>
-        </w:numPr>
+        <w:rPr>
+          <w:b/>
+          <w:bCs/>
+        </w:rPr>
+      </w:pPr>
+    </w:p>
+    <w:p>
+      <w:pPr>
+        <w:rPr>
+          <w:b/>
+          <w:bCs/>
+        </w:rPr>
       </w:pPr>
       <w:r>
-        <w:t>External Inquiries</w:t>
+        <w:rPr>
+          <w:b/>
+          <w:bCs/>
+        </w:rPr>
+        <w:lastRenderedPageBreak/>
+        <w:t>Productivity metrics in software engineering measure the rate at which software output is produced relative to the effort invested. These metrics help compare team performance, evaluate project progress, and estimate development costs. Productivity measurement techniques are broadly classified into direct and indirect methods.</w:t>
       </w:r>
     </w:p>
     <w:p>
       <w:pPr>
-        <w:numPr>
-          <w:ilvl w:val="0"/>
-          <w:numId w:val="67"/>
-        </w:numPr>
+        <w:rPr>
+          <w:b/>
+          <w:bCs/>
+        </w:rPr>
       </w:pPr>
       <w:r>
-        <w:t>Internal Logical Files</w:t>
+        <w:rPr>
+          <w:b/>
+          <w:bCs/>
+        </w:rPr>
+        <w:t>Direct methods are based on physical, measurable quantities such as Lines of Code (LOC), number of statements, or KDSI. These metrics provide a straightforward way to quantify output and are easy to compute when the project is already underway or when detailed design is available. They help in maintenance projects and legacy systems. However, they depend on the programming language, do not reflect code quality, and cannot be used during early phases like requirements analysis.</w:t>
       </w:r>
     </w:p>
     <w:p>
       <w:pPr>
-        <w:numPr>
-          <w:ilvl w:val="0"/>
-          <w:numId w:val="67"/>
-        </w:numPr>
+        <w:rPr>
+          <w:b/>
+          <w:bCs/>
+        </w:rPr>
       </w:pPr>
       <w:r>
-        <w:t>External Interface Files</w:t>
+        <w:rPr>
+          <w:b/>
+          <w:bCs/>
+        </w:rPr>
+        <w:t>Indirect methods measure productivity based on logical functionality instead of physical code size. The most prominent indirect method is Function Point Analysis (FPA). FP counts the functional components of the system, such as inputs, outputs, user interactions, files, and interfaces. Indirect methods are language-independent and therefore useful during feasibility and requirement stages. They offer a more realistic reflection of business functionality but require expert analysts and include subjective judgment.</w:t>
+      </w:r>
+    </w:p>
+    <w:p>
+      <w:pPr>
+        <w:rPr>
+          <w:b/>
+          <w:bCs/>
+        </w:rPr>
+      </w:pPr>
+      <w:r>
+        <w:rPr>
+          <w:b/>
+          <w:bCs/>
+        </w:rPr>
+        <w:t>The classification of productivity metrics also includes size-oriented and function-oriented metrics. Size-oriented metrics focus on physical size measures like LOC, KLOC, number of screens, or classes. These help compute productivity indexes like LOC per person-month. Function-oriented metrics, on the other hand, evaluate software based on user-visible functionality rather than code size. Examples include function points, feature points, and use case points. Function-oriented metrics provide a more meaningful estimation for business applications and early planning, though they require detailed requirement analysis. Together, these metrics support effective project estimation and productivity evaluation in software engineering.</w:t>
       </w:r>
     </w:p>
     <w:p>
@@ -1328,33 +382,95 @@
       <w:pPr>
         <w:numPr>
           <w:ilvl w:val="0"/>
-          <w:numId w:val="68"/>
+          <w:numId w:val="99"/>
         </w:numPr>
+        <w:rPr>
+          <w:b/>
+          <w:bCs/>
+        </w:rPr>
       </w:pPr>
       <w:r>
-        <w:t>Technology and language-independent</w:t>
+        <w:rPr>
+          <w:b/>
+          <w:bCs/>
+        </w:rPr>
+        <w:t>Helps identify team efficiency and bottlenecks</w:t>
       </w:r>
     </w:p>
     <w:p>
       <w:pPr>
         <w:numPr>
           <w:ilvl w:val="0"/>
-          <w:numId w:val="68"/>
+          <w:numId w:val="99"/>
         </w:numPr>
+        <w:rPr>
+          <w:b/>
+          <w:bCs/>
+        </w:rPr>
       </w:pPr>
       <w:r>
-        <w:t>Useful in early stages (requirements phase)</w:t>
+        <w:rPr>
+          <w:b/>
+          <w:bCs/>
+        </w:rPr>
+        <w:t>Supports early and detailed cost estimation</w:t>
       </w:r>
     </w:p>
     <w:p>
       <w:pPr>
         <w:numPr>
           <w:ilvl w:val="0"/>
-          <w:numId w:val="68"/>
+          <w:numId w:val="99"/>
         </w:numPr>
+        <w:rPr>
+          <w:b/>
+          <w:bCs/>
+        </w:rPr>
       </w:pPr>
       <w:r>
-        <w:t>Better representation of user needs</w:t>
+        <w:rPr>
+          <w:b/>
+          <w:bCs/>
+        </w:rPr>
+        <w:t>Function-oriented metrics are language-independent</w:t>
+      </w:r>
+    </w:p>
+    <w:p>
+      <w:pPr>
+        <w:numPr>
+          <w:ilvl w:val="0"/>
+          <w:numId w:val="99"/>
+        </w:numPr>
+        <w:rPr>
+          <w:b/>
+          <w:bCs/>
+        </w:rPr>
+      </w:pPr>
+      <w:r>
+        <w:rPr>
+          <w:b/>
+          <w:bCs/>
+        </w:rPr>
+        <w:t>Enables benchmarking using industry data</w:t>
+      </w:r>
+    </w:p>
+    <w:p>
+      <w:pPr>
+        <w:numPr>
+          <w:ilvl w:val="0"/>
+          <w:numId w:val="99"/>
+        </w:numPr>
+        <w:rPr>
+          <w:b/>
+          <w:bCs/>
+        </w:rPr>
+      </w:pPr>
+      <w:r>
+        <w:rPr>
+          <w:b/>
+          <w:bCs/>
+        </w:rPr>
+        <w:t>Useful for project monitoring and reporting</w:t>
       </w:r>
     </w:p>
     <w:p>
@@ -1376,33 +492,8 @@
       <w:pPr>
         <w:numPr>
           <w:ilvl w:val="0"/>
-          <w:numId w:val="69"/>
+          <w:numId w:val="100"/>
         </w:numPr>
-      </w:pPr>
-      <w:r>
-        <w:t>Requires expert judgment</w:t>
-      </w:r>
-    </w:p>
-    <w:p>
-      <w:pPr>
-        <w:numPr>
-          <w:ilvl w:val="0"/>
-          <w:numId w:val="69"/>
-        </w:numPr>
-      </w:pPr>
-      <w:r>
-        <w:t>More time-consuming than LOC</w:t>
-      </w:r>
-    </w:p>
-    <w:p>
-      <w:r>
-        <w:pict w14:anchorId="2F6571AA">
-          <v:rect id="_x0000_i1171" style="width:0;height:1.5pt" o:hralign="center" o:hrstd="t" o:hr="t" fillcolor="#a0a0a0" stroked="f"/>
-        </w:pict>
-      </w:r>
-    </w:p>
-    <w:p>
-      <w:pPr>
         <w:rPr>
           <w:b/>
           <w:bCs/>
@@ -1413,16 +504,15 @@
           <w:b/>
           <w:bCs/>
         </w:rPr>
-        <w:t>Effort Estimation: Overview</w:t>
+        <w:t>LOC-based metrics focus on quantity, not quality</w:t>
       </w:r>
     </w:p>
     <w:p>
-      <w:r>
-        <w:t>Effort estimation determines how much manpower and time is required to build the software.</w:t>
-      </w:r>
-    </w:p>
-    <w:p>
-      <w:pPr>
+      <w:pPr>
+        <w:numPr>
+          <w:ilvl w:val="0"/>
+          <w:numId w:val="100"/>
+        </w:numPr>
         <w:rPr>
           <w:b/>
           <w:bCs/>
@@ -1433,127 +523,34 @@
           <w:b/>
           <w:bCs/>
         </w:rPr>
-        <w:t>Key Purposes</w:t>
+        <w:t>FP analysis requires training and expert judgment</w:t>
       </w:r>
     </w:p>
     <w:p>
       <w:pPr>
         <w:numPr>
           <w:ilvl w:val="0"/>
-          <w:numId w:val="70"/>
+          <w:numId w:val="100"/>
         </w:numPr>
-      </w:pPr>
-      <w:r>
-        <w:t>Budget planning</w:t>
-      </w:r>
-    </w:p>
-    <w:p>
-      <w:pPr>
-        <w:numPr>
-          <w:ilvl w:val="0"/>
-          <w:numId w:val="70"/>
-        </w:numPr>
-      </w:pPr>
-      <w:r>
-        <w:t>Resource allocation</w:t>
-      </w:r>
-    </w:p>
-    <w:p>
-      <w:pPr>
-        <w:numPr>
-          <w:ilvl w:val="0"/>
-          <w:numId w:val="70"/>
-        </w:numPr>
-      </w:pPr>
-      <w:r>
-        <w:t>Schedule estimation</w:t>
-      </w:r>
-    </w:p>
-    <w:p>
-      <w:pPr>
-        <w:numPr>
-          <w:ilvl w:val="0"/>
-          <w:numId w:val="70"/>
-        </w:numPr>
-      </w:pPr>
-      <w:r>
-        <w:t>Risk management</w:t>
-      </w:r>
-    </w:p>
-    <w:p>
-      <w:r>
-        <w:lastRenderedPageBreak/>
-        <w:t xml:space="preserve">Effort is usually measured in </w:t>
-      </w:r>
+        <w:rPr>
+          <w:b/>
+          <w:bCs/>
+        </w:rPr>
+      </w:pPr>
       <w:r>
         <w:rPr>
           <w:b/>
           <w:bCs/>
         </w:rPr>
-        <w:t>person-months (PM)</w:t>
-      </w:r>
-      <w:r>
-        <w:t>.</w:t>
+        <w:t>Subjectivity may affect measurement accuracy</w:t>
       </w:r>
     </w:p>
     <w:p>
-      <w:r>
-        <w:t>Approaches include:</w:t>
-      </w:r>
-    </w:p>
-    <w:p>
       <w:pPr>
         <w:numPr>
           <w:ilvl w:val="0"/>
-          <w:numId w:val="71"/>
+          <w:numId w:val="100"/>
         </w:numPr>
-      </w:pPr>
-      <w:r>
-        <w:t>Expert judgment</w:t>
-      </w:r>
-    </w:p>
-    <w:p>
-      <w:pPr>
-        <w:numPr>
-          <w:ilvl w:val="0"/>
-          <w:numId w:val="71"/>
-        </w:numPr>
-      </w:pPr>
-      <w:r>
-        <w:t>Decomposition techniques (LOC, FP)</w:t>
-      </w:r>
-    </w:p>
-    <w:p>
-      <w:pPr>
-        <w:numPr>
-          <w:ilvl w:val="0"/>
-          <w:numId w:val="71"/>
-        </w:numPr>
-      </w:pPr>
-      <w:r>
-        <w:t>Algorithmic models (COCOMO, Putnam)</w:t>
-      </w:r>
-    </w:p>
-    <w:p>
-      <w:pPr>
-        <w:numPr>
-          <w:ilvl w:val="0"/>
-          <w:numId w:val="71"/>
-        </w:numPr>
-      </w:pPr>
-      <w:r>
-        <w:t>Automated tools</w:t>
-      </w:r>
-    </w:p>
-    <w:p>
-      <w:r>
-        <w:pict w14:anchorId="61C6525C">
-          <v:rect id="_x0000_i1172" style="width:0;height:1.5pt" o:hralign="center" o:hrstd="t" o:hr="t" fillcolor="#a0a0a0" stroked="f"/>
-        </w:pict>
-      </w:r>
-    </w:p>
-    <w:p>
-      <w:pPr>
         <w:rPr>
           <w:b/>
           <w:bCs/>
@@ -1564,13 +561,16 @@
           <w:b/>
           <w:bCs/>
         </w:rPr>
-        <w:t>COCOMO (Constructive Cost Model)</w:t>
+        <w:t>Size metrics vary with programming style and tools</w:t>
       </w:r>
     </w:p>
     <w:p>
-      <w:r>
-        <w:t>COCOMO is an algorithmic cost estimation model proposed by Barry Boehm.</w:t>
-      </w:r>
+      <w:pPr>
+        <w:rPr>
+          <w:b/>
+          <w:bCs/>
+        </w:rPr>
+      </w:pPr>
     </w:p>
     <w:p>
       <w:pPr>
@@ -1584,65 +584,92 @@
           <w:b/>
           <w:bCs/>
         </w:rPr>
-        <w:t>Types of COCOMO</w:t>
+        <w:t>If you want, I can also provide short notes, diagrams, or simplified versions for quick revision!</w:t>
       </w:r>
     </w:p>
     <w:p>
       <w:pPr>
-        <w:numPr>
-          <w:ilvl w:val="0"/>
-          <w:numId w:val="72"/>
-        </w:numPr>
+        <w:rPr>
+          <w:b/>
+          <w:bCs/>
+        </w:rPr>
+      </w:pPr>
+    </w:p>
+    <w:p>
+      <w:pPr>
+        <w:rPr>
+          <w:b/>
+          <w:bCs/>
+        </w:rPr>
+      </w:pPr>
+    </w:p>
+    <w:p>
+      <w:pPr>
+        <w:rPr>
+          <w:b/>
+          <w:bCs/>
+        </w:rPr>
+      </w:pPr>
+    </w:p>
+    <w:p>
+      <w:pPr>
+        <w:rPr>
+          <w:b/>
+          <w:bCs/>
+        </w:rPr>
       </w:pPr>
       <w:r>
         <w:rPr>
           <w:b/>
           <w:bCs/>
         </w:rPr>
-        <w:t>Basic COCOMO</w:t>
-      </w:r>
-      <w:r>
-        <w:t xml:space="preserve"> – Estimates effort based on LOC only.</w:t>
+        <w:t xml:space="preserve"> Decomposition Techniques: LOC and FP Estimation</w:t>
       </w:r>
     </w:p>
     <w:p>
       <w:pPr>
-        <w:numPr>
-          <w:ilvl w:val="0"/>
-          <w:numId w:val="72"/>
-        </w:numPr>
+        <w:rPr>
+          <w:b/>
+          <w:bCs/>
+        </w:rPr>
+      </w:pPr>
+    </w:p>
+    <w:p>
+      <w:pPr>
+        <w:rPr>
+          <w:b/>
+          <w:bCs/>
+        </w:rPr>
       </w:pPr>
       <w:r>
         <w:rPr>
           <w:b/>
           <w:bCs/>
         </w:rPr>
-        <w:t>Intermediate COCOMO</w:t>
-      </w:r>
-      <w:r>
-        <w:t xml:space="preserve"> – Adds cost drivers such as product, personnel, platform, and project attributes.</w:t>
+        <w:t>Decomposition techniques break down a software project into smaller, manageable units to improve the accuracy of cost, size, and effort estimation. The idea is that estimating smaller components is more reliable than estimating the entire system at once. Two of the most widely used decomposition metrics are Lines of Code (LOC) and Function Points (FP). LOC estimation measures the physical size of software based on the number of lines developers will write, whereas FP estimation measures the amount of functionality delivered to the user, independent of programming language or technology. In LOC estimation, the project manager divides the system into modules and estimates the number of lines required for each. This helps predict effort, schedule, and cost using models like COCOMO. LOC-based estimation is simpler but works best when technology, language, and complexity are well-understood. On the other hand, FP estimation operates at the requirements level. It identifies inputs, outputs, user interactions, files, and interfaces to measure system functionality. FP is more useful in early stages because it does not depend on coding style or language. Both techniques help convert abstract requirements into quantifiable values that can be used for effort estimation, resource allocation, and project planning.</w:t>
       </w:r>
     </w:p>
     <w:p>
       <w:pPr>
-        <w:numPr>
-          <w:ilvl w:val="0"/>
-          <w:numId w:val="72"/>
-        </w:numPr>
+        <w:rPr>
+          <w:b/>
+          <w:bCs/>
+        </w:rPr>
       </w:pPr>
       <w:r>
         <w:rPr>
           <w:b/>
           <w:bCs/>
         </w:rPr>
-        <w:t>Detailed COCOMO</w:t>
-      </w:r>
-      <w:r>
-        <w:t xml:space="preserve"> – Includes phase-wise effort distribution.</w:t>
+        <w:t>Advantages of LOC</w:t>
       </w:r>
     </w:p>
     <w:p>
       <w:pPr>
+        <w:numPr>
+          <w:ilvl w:val="0"/>
+          <w:numId w:val="89"/>
+        </w:numPr>
         <w:rPr>
           <w:b/>
           <w:bCs/>
@@ -1653,59 +680,308 @@
           <w:b/>
           <w:bCs/>
         </w:rPr>
-        <w:t>Formula</w:t>
+        <w:t>Simple to calculate when design is clear</w:t>
       </w:r>
     </w:p>
     <w:p>
-      <w:r>
-        <w:t xml:space="preserve">Effort = </w:t>
-      </w:r>
+      <w:pPr>
+        <w:numPr>
+          <w:ilvl w:val="0"/>
+          <w:numId w:val="89"/>
+        </w:numPr>
+        <w:rPr>
+          <w:b/>
+          <w:bCs/>
+        </w:rPr>
+      </w:pPr>
       <w:r>
         <w:rPr>
-          <w:i/>
-          <w:iCs/>
+          <w:b/>
+          <w:bCs/>
         </w:rPr>
-        <w:t>a × (</w:t>
+        <w:t>Useful for procedural and system-level programming</w:t>
       </w:r>
-      <w:proofErr w:type="spellStart"/>
+    </w:p>
+    <w:p>
+      <w:pPr>
+        <w:numPr>
+          <w:ilvl w:val="0"/>
+          <w:numId w:val="89"/>
+        </w:numPr>
+        <w:rPr>
+          <w:b/>
+          <w:bCs/>
+        </w:rPr>
+      </w:pPr>
       <w:r>
         <w:rPr>
-          <w:i/>
-          <w:iCs/>
+          <w:b/>
+          <w:bCs/>
         </w:rPr>
-        <w:t>Size^b</w:t>
+        <w:t>Works well when historical LOC data exists</w:t>
       </w:r>
-      <w:proofErr w:type="spellEnd"/>
+    </w:p>
+    <w:p>
+      <w:pPr>
+        <w:rPr>
+          <w:b/>
+          <w:bCs/>
+        </w:rPr>
+      </w:pPr>
       <w:r>
         <w:rPr>
-          <w:i/>
-          <w:iCs/>
+          <w:b/>
+          <w:bCs/>
         </w:rPr>
-        <w:t>)</w:t>
+        <w:t>Disadvantages of LOC</w:t>
       </w:r>
-      <w:r>
-        <w:br/>
-        <w:t xml:space="preserve">Where size is measured in KLOC, and </w:t>
-      </w:r>
+    </w:p>
+    <w:p>
+      <w:pPr>
+        <w:numPr>
+          <w:ilvl w:val="0"/>
+          <w:numId w:val="90"/>
+        </w:numPr>
+        <w:rPr>
+          <w:b/>
+          <w:bCs/>
+        </w:rPr>
+      </w:pPr>
       <w:r>
         <w:rPr>
-          <w:i/>
-          <w:iCs/>
+          <w:b/>
+          <w:bCs/>
         </w:rPr>
-        <w:t>a</w:t>
+        <w:t>Language-dependent and varies with coding style</w:t>
       </w:r>
-      <w:r>
-        <w:t xml:space="preserve"> and </w:t>
-      </w:r>
+    </w:p>
+    <w:p>
+      <w:pPr>
+        <w:numPr>
+          <w:ilvl w:val="0"/>
+          <w:numId w:val="90"/>
+        </w:numPr>
+        <w:rPr>
+          <w:b/>
+          <w:bCs/>
+        </w:rPr>
+      </w:pPr>
       <w:r>
         <w:rPr>
-          <w:i/>
-          <w:iCs/>
+          <w:b/>
+          <w:bCs/>
         </w:rPr>
-        <w:t>b</w:t>
+        <w:t>Cannot be used early during requirements phase</w:t>
       </w:r>
+    </w:p>
+    <w:p>
+      <w:pPr>
+        <w:numPr>
+          <w:ilvl w:val="0"/>
+          <w:numId w:val="90"/>
+        </w:numPr>
+        <w:rPr>
+          <w:b/>
+          <w:bCs/>
+        </w:rPr>
+      </w:pPr>
       <w:r>
-        <w:t xml:space="preserve"> depend on project type (organic, semidetached, embedded).</w:t>
+        <w:rPr>
+          <w:b/>
+          <w:bCs/>
+        </w:rPr>
+        <w:t>Encourages writing more code instead of efficient solutions</w:t>
+      </w:r>
+    </w:p>
+    <w:p>
+      <w:pPr>
+        <w:rPr>
+          <w:b/>
+          <w:bCs/>
+        </w:rPr>
+      </w:pPr>
+      <w:r>
+        <w:rPr>
+          <w:b/>
+          <w:bCs/>
+        </w:rPr>
+        <w:t>Advantages of FP</w:t>
+      </w:r>
+    </w:p>
+    <w:p>
+      <w:pPr>
+        <w:numPr>
+          <w:ilvl w:val="0"/>
+          <w:numId w:val="91"/>
+        </w:numPr>
+        <w:rPr>
+          <w:b/>
+          <w:bCs/>
+        </w:rPr>
+      </w:pPr>
+      <w:r>
+        <w:rPr>
+          <w:b/>
+          <w:bCs/>
+        </w:rPr>
+        <w:t>Language-independent and technology-neutral</w:t>
+      </w:r>
+    </w:p>
+    <w:p>
+      <w:pPr>
+        <w:numPr>
+          <w:ilvl w:val="0"/>
+          <w:numId w:val="91"/>
+        </w:numPr>
+        <w:rPr>
+          <w:b/>
+          <w:bCs/>
+        </w:rPr>
+      </w:pPr>
+      <w:r>
+        <w:rPr>
+          <w:b/>
+          <w:bCs/>
+        </w:rPr>
+        <w:t>Works in early stages of requirement analysis</w:t>
+      </w:r>
+    </w:p>
+    <w:p>
+      <w:pPr>
+        <w:numPr>
+          <w:ilvl w:val="0"/>
+          <w:numId w:val="91"/>
+        </w:numPr>
+        <w:rPr>
+          <w:b/>
+          <w:bCs/>
+        </w:rPr>
+      </w:pPr>
+      <w:r>
+        <w:rPr>
+          <w:b/>
+          <w:bCs/>
+        </w:rPr>
+        <w:t>Focuses on functionality delivered to users</w:t>
+      </w:r>
+    </w:p>
+    <w:p>
+      <w:pPr>
+        <w:rPr>
+          <w:b/>
+          <w:bCs/>
+        </w:rPr>
+      </w:pPr>
+      <w:r>
+        <w:rPr>
+          <w:b/>
+          <w:bCs/>
+        </w:rPr>
+        <w:t>Disadvantages of FP</w:t>
+      </w:r>
+    </w:p>
+    <w:p>
+      <w:pPr>
+        <w:numPr>
+          <w:ilvl w:val="0"/>
+          <w:numId w:val="92"/>
+        </w:numPr>
+        <w:rPr>
+          <w:b/>
+          <w:bCs/>
+        </w:rPr>
+      </w:pPr>
+      <w:r>
+        <w:rPr>
+          <w:b/>
+          <w:bCs/>
+        </w:rPr>
+        <w:t>Requires trained analysts</w:t>
+      </w:r>
+    </w:p>
+    <w:p>
+      <w:pPr>
+        <w:numPr>
+          <w:ilvl w:val="0"/>
+          <w:numId w:val="92"/>
+        </w:numPr>
+        <w:rPr>
+          <w:b/>
+          <w:bCs/>
+        </w:rPr>
+      </w:pPr>
+      <w:r>
+        <w:rPr>
+          <w:b/>
+          <w:bCs/>
+        </w:rPr>
+        <w:t>More time-consuming than LOC</w:t>
+      </w:r>
+    </w:p>
+    <w:p>
+      <w:pPr>
+        <w:numPr>
+          <w:ilvl w:val="0"/>
+          <w:numId w:val="92"/>
+        </w:numPr>
+        <w:rPr>
+          <w:b/>
+          <w:bCs/>
+        </w:rPr>
+      </w:pPr>
+      <w:r>
+        <w:rPr>
+          <w:b/>
+          <w:bCs/>
+        </w:rPr>
+        <w:t>Subjective complexity weighting may vary</w:t>
+      </w:r>
+    </w:p>
+    <w:p>
+      <w:pPr>
+        <w:rPr>
+          <w:b/>
+          <w:bCs/>
+        </w:rPr>
+      </w:pPr>
+    </w:p>
+    <w:p>
+      <w:pPr>
+        <w:rPr>
+          <w:b/>
+          <w:bCs/>
+        </w:rPr>
+      </w:pPr>
+      <w:r>
+        <w:rPr>
+          <w:b/>
+          <w:bCs/>
+        </w:rPr>
+        <w:lastRenderedPageBreak/>
+        <w:t>2. Effort Estimation: COCOMO, Putnam, Esterling Models &amp; Automated Tools</w:t>
+      </w:r>
+    </w:p>
+    <w:p>
+      <w:pPr>
+        <w:rPr>
+          <w:b/>
+          <w:bCs/>
+        </w:rPr>
+      </w:pPr>
+    </w:p>
+    <w:p>
+      <w:pPr>
+        <w:rPr>
+          <w:b/>
+          <w:bCs/>
+        </w:rPr>
+      </w:pPr>
+      <w:r>
+        <w:rPr>
+          <w:b/>
+          <w:bCs/>
+        </w:rPr>
+        <w:t>Effort estimation is the process of predicting the amount of labor, time, and cost needed to develop a software project. It is a crucial part of project management because it influences budgeting, scheduling, staffing, and resource planning. Effort is commonly expressed in person-months. Various models exist to make effort estimation more accurate. One of the most popular is COCOMO, an algorithmic model proposed by Barry Boehm. It estimates effort using software size (KLOC) and cost drivers such as product complexity and team capability. COCOMO has three variants: Basic, Intermediate, and Detailed, offering increasing accuracy. Another well-known model is the Putnam / SLIM model, which uses the Rayleigh curve to represent how staff levels grow and decline during a project. It focuses heavily on time-effort trade-offs and is effective for large-scale or long-duration projects. The Esterling model relies on function points and multiplies them with complexity factors to estimate effort, making it more useful for business applications. Beyond mathematical models, many automated estimation tools such as SEER-SEM, COCOMO II tools, and SLIM automate calculation, store historical data, and generate reports. These tools reduce human error and improve consistency but require expertise and calibration to be used effectively.</w:t>
       </w:r>
     </w:p>
     <w:p>
@@ -1727,22 +1003,57 @@
       <w:pPr>
         <w:numPr>
           <w:ilvl w:val="0"/>
-          <w:numId w:val="73"/>
+          <w:numId w:val="93"/>
         </w:numPr>
+        <w:rPr>
+          <w:b/>
+          <w:bCs/>
+        </w:rPr>
       </w:pPr>
       <w:r>
-        <w:t>Based on extensive empirical data</w:t>
+        <w:rPr>
+          <w:b/>
+          <w:bCs/>
+        </w:rPr>
+        <w:t>Provides realistic planning and cost control</w:t>
       </w:r>
     </w:p>
     <w:p>
       <w:pPr>
         <w:numPr>
           <w:ilvl w:val="0"/>
-          <w:numId w:val="73"/>
+          <w:numId w:val="93"/>
         </w:numPr>
+        <w:rPr>
+          <w:b/>
+          <w:bCs/>
+        </w:rPr>
       </w:pPr>
       <w:r>
-        <w:t>Widely accepted and reliable</w:t>
+        <w:rPr>
+          <w:b/>
+          <w:bCs/>
+        </w:rPr>
+        <w:t>Models like COCOMO and Putnam are based on empirical data</w:t>
+      </w:r>
+    </w:p>
+    <w:p>
+      <w:pPr>
+        <w:numPr>
+          <w:ilvl w:val="0"/>
+          <w:numId w:val="93"/>
+        </w:numPr>
+        <w:rPr>
+          <w:b/>
+          <w:bCs/>
+        </w:rPr>
+      </w:pPr>
+      <w:r>
+        <w:rPr>
+          <w:b/>
+          <w:bCs/>
+        </w:rPr>
+        <w:t>Automated tools increase speed and reduce calculation errors</w:t>
       </w:r>
     </w:p>
     <w:p>
@@ -1764,33 +1075,8 @@
       <w:pPr>
         <w:numPr>
           <w:ilvl w:val="0"/>
-          <w:numId w:val="74"/>
+          <w:numId w:val="94"/>
         </w:numPr>
-      </w:pPr>
-      <w:r>
-        <w:t>Needs accurate LOC estimation</w:t>
-      </w:r>
-    </w:p>
-    <w:p>
-      <w:pPr>
-        <w:numPr>
-          <w:ilvl w:val="0"/>
-          <w:numId w:val="74"/>
-        </w:numPr>
-      </w:pPr>
-      <w:r>
-        <w:t>Not suitable for modern iterative methods without adaptation</w:t>
-      </w:r>
-    </w:p>
-    <w:p>
-      <w:r>
-        <w:pict w14:anchorId="105277D4">
-          <v:rect id="_x0000_i1173" style="width:0;height:1.5pt" o:hralign="center" o:hrstd="t" o:hr="t" fillcolor="#a0a0a0" stroked="f"/>
-        </w:pict>
-      </w:r>
-    </w:p>
-    <w:p>
-      <w:pPr>
         <w:rPr>
           <w:b/>
           <w:bCs/>
@@ -1801,22 +1087,106 @@
           <w:b/>
           <w:bCs/>
         </w:rPr>
-        <w:t>Putnam Model (Software Equation / SLIM Model)</w:t>
+        <w:t>Some models require accurate size estimates (KLOC or FP)</w:t>
       </w:r>
     </w:p>
     <w:p>
+      <w:pPr>
+        <w:numPr>
+          <w:ilvl w:val="0"/>
+          <w:numId w:val="94"/>
+        </w:numPr>
+        <w:rPr>
+          <w:b/>
+          <w:bCs/>
+        </w:rPr>
+      </w:pPr>
       <w:r>
-        <w:t xml:space="preserve">Proposed by Larry Putnam, it uses the </w:t>
+        <w:rPr>
+          <w:b/>
+          <w:bCs/>
+        </w:rPr>
+        <w:t>Automated tools can be expensive and require training</w:t>
+      </w:r>
+    </w:p>
+    <w:p>
+      <w:pPr>
+        <w:numPr>
+          <w:ilvl w:val="0"/>
+          <w:numId w:val="94"/>
+        </w:numPr>
+        <w:rPr>
+          <w:b/>
+          <w:bCs/>
+        </w:rPr>
+      </w:pPr>
+      <w:r>
+        <w:rPr>
+          <w:b/>
+          <w:bCs/>
+        </w:rPr>
+        <w:t>Estimation accuracy depends heavily on historical data and assumptions</w:t>
+      </w:r>
+    </w:p>
+    <w:p>
+      <w:pPr>
+        <w:rPr>
+          <w:b/>
+          <w:bCs/>
+        </w:rPr>
+      </w:pPr>
+    </w:p>
+    <w:p>
+      <w:pPr>
+        <w:rPr>
+          <w:b/>
+          <w:bCs/>
+        </w:rPr>
+      </w:pPr>
+      <w:r>
+        <w:rPr>
+          <w:b/>
+          <w:bCs/>
+        </w:rPr>
+        <w:t>3. Configuration and Administration; Virtual Hosting</w:t>
+      </w:r>
+    </w:p>
+    <w:p>
+      <w:pPr>
+        <w:rPr>
+          <w:b/>
+          <w:bCs/>
+        </w:rPr>
+      </w:pPr>
+      <w:r>
+        <w:rPr>
+          <w:b/>
+          <w:bCs/>
+        </w:rPr>
+        <w:t>Configuration and administration refer to the processes involved in managing software environments, server settings, application versions, and deployment infrastructure. Proper configuration ensures that software behaves consistently across development, testing, and production environments. Administrators manage system parameters, user permissions, network configurations, backups, security policies, and software updates. Version control tools like Git support configuration by maintaining different versions of code, enabling rollback, and preventing conflicts. Configuration management tools such as Ansible, Puppet, and Chef help automate deployment and maintain consistency across multiple servers. Effective configuration management is essential for avoiding system failures, ensuring reproducibility, and supporting continuous integration and continuous deployment (CI/CD).</w:t>
+      </w:r>
+    </w:p>
+    <w:p>
+      <w:pPr>
+        <w:rPr>
+          <w:b/>
+          <w:bCs/>
+        </w:rPr>
+      </w:pPr>
+      <w:r>
+        <w:rPr>
+          <w:b/>
+          <w:bCs/>
+        </w:rPr>
+        <w:t>Virtual hosting is a technique used by web servers to host multiple domains or websites on a single physical server. This is done through name-based, IP-based, or port-based hosting. In name-based virtual hosting, multiple websites share one IP address but respond to different domain names. IP-</w:t>
       </w:r>
       <w:r>
         <w:rPr>
           <w:b/>
           <w:bCs/>
         </w:rPr>
-        <w:t>Rayleigh curve</w:t>
-      </w:r>
-      <w:r>
-        <w:t xml:space="preserve"> to model staffing levels over time.</w:t>
+        <w:lastRenderedPageBreak/>
+        <w:t>based hosting assigns a separate IP address to each domain, while port-based hosting differentiates websites by port numbers. Virtual hosting optimizes resource usage, reduces cost, and provides flexibility in managing multiple sites. It is common in web hosting companies, cloud infrastructure, and enterprise servers. However, improper configuration can lead to security issues or performance bottlenecks.</w:t>
       </w:r>
     </w:p>
     <w:p>
@@ -1831,32 +1201,15 @@
           <w:b/>
           <w:bCs/>
         </w:rPr>
-        <w:t>Formula</w:t>
+        <w:t>Advantages</w:t>
       </w:r>
     </w:p>
     <w:p>
-      <w:r>
-        <w:t>S = Ck × (Effort</w:t>
-      </w:r>
-      <w:proofErr w:type="gramStart"/>
-      <w:r>
-        <w:t>^(</w:t>
-      </w:r>
-      <w:proofErr w:type="gramEnd"/>
-      <w:r>
-        <w:t>1/3)) × (Time</w:t>
-      </w:r>
-      <w:proofErr w:type="gramStart"/>
-      <w:r>
-        <w:t>^(</w:t>
-      </w:r>
-      <w:proofErr w:type="gramEnd"/>
-      <w:r>
-        <w:t>4/3))</w:t>
-      </w:r>
-    </w:p>
-    <w:p>
-      <w:pPr>
+      <w:pPr>
+        <w:numPr>
+          <w:ilvl w:val="0"/>
+          <w:numId w:val="95"/>
+        </w:numPr>
         <w:rPr>
           <w:b/>
           <w:bCs/>
@@ -1867,33 +1220,15 @@
           <w:b/>
           <w:bCs/>
         </w:rPr>
-        <w:t>Features</w:t>
+        <w:t>Efficient use of server resources</w:t>
       </w:r>
     </w:p>
     <w:p>
       <w:pPr>
         <w:numPr>
           <w:ilvl w:val="0"/>
-          <w:numId w:val="75"/>
+          <w:numId w:val="95"/>
         </w:numPr>
-      </w:pPr>
-      <w:r>
-        <w:t>Focuses on relationship between size, effort, and schedule</w:t>
-      </w:r>
-    </w:p>
-    <w:p>
-      <w:pPr>
-        <w:numPr>
-          <w:ilvl w:val="0"/>
-          <w:numId w:val="75"/>
-        </w:numPr>
-      </w:pPr>
-      <w:r>
-        <w:t>Useful for large-scale and long-duration projects</w:t>
-      </w:r>
-    </w:p>
-    <w:p>
-      <w:pPr>
         <w:rPr>
           <w:b/>
           <w:bCs/>
@@ -1904,35 +1239,45 @@
           <w:b/>
           <w:bCs/>
         </w:rPr>
-        <w:lastRenderedPageBreak/>
-        <w:t>Advantages</w:t>
+        <w:t>Reduced hosting costs for multiple websites</w:t>
       </w:r>
     </w:p>
     <w:p>
       <w:pPr>
         <w:numPr>
           <w:ilvl w:val="0"/>
-          <w:numId w:val="76"/>
+          <w:numId w:val="95"/>
         </w:numPr>
+        <w:rPr>
+          <w:b/>
+          <w:bCs/>
+        </w:rPr>
       </w:pPr>
       <w:r>
-        <w:t>Accurate for long-term planning</w:t>
+        <w:rPr>
+          <w:b/>
+          <w:bCs/>
+        </w:rPr>
+        <w:t>Simplifies administration and scalability</w:t>
       </w:r>
     </w:p>
     <w:p>
       <w:pPr>
         <w:numPr>
           <w:ilvl w:val="0"/>
-          <w:numId w:val="76"/>
+          <w:numId w:val="95"/>
         </w:numPr>
-      </w:pPr>
-      <w:proofErr w:type="gramStart"/>
+        <w:rPr>
+          <w:b/>
+          <w:bCs/>
+        </w:rPr>
+      </w:pPr>
       <w:r>
-        <w:t>Models</w:t>
-      </w:r>
-      <w:proofErr w:type="gramEnd"/>
-      <w:r>
-        <w:t xml:space="preserve"> manpower buildup and reduction</w:t>
+        <w:rPr>
+          <w:b/>
+          <w:bCs/>
+        </w:rPr>
+        <w:t>Supports isolated configuration for multiple domains</w:t>
       </w:r>
     </w:p>
     <w:p>
@@ -1954,33 +1299,8 @@
       <w:pPr>
         <w:numPr>
           <w:ilvl w:val="0"/>
-          <w:numId w:val="77"/>
+          <w:numId w:val="96"/>
         </w:numPr>
-      </w:pPr>
-      <w:r>
-        <w:t>Not suitable for small projects</w:t>
-      </w:r>
-    </w:p>
-    <w:p>
-      <w:pPr>
-        <w:numPr>
-          <w:ilvl w:val="0"/>
-          <w:numId w:val="77"/>
-        </w:numPr>
-      </w:pPr>
-      <w:r>
-        <w:t>Needs historical calibration</w:t>
-      </w:r>
-    </w:p>
-    <w:p>
-      <w:r>
-        <w:pict w14:anchorId="46CBC2C7">
-          <v:rect id="_x0000_i1174" style="width:0;height:1.5pt" o:hralign="center" o:hrstd="t" o:hr="t" fillcolor="#a0a0a0" stroked="f"/>
-        </w:pict>
-      </w:r>
-    </w:p>
-    <w:p>
-      <w:pPr>
         <w:rPr>
           <w:b/>
           <w:bCs/>
@@ -1991,11 +1311,15 @@
           <w:b/>
           <w:bCs/>
         </w:rPr>
-        <w:t>Estimation Models: Putnam, Esterling, etc.</w:t>
+        <w:t>Performance may degrade with heavy load</w:t>
       </w:r>
     </w:p>
     <w:p>
       <w:pPr>
+        <w:numPr>
+          <w:ilvl w:val="0"/>
+          <w:numId w:val="96"/>
+        </w:numPr>
         <w:rPr>
           <w:b/>
           <w:bCs/>
@@ -2006,49 +1330,15 @@
           <w:b/>
           <w:bCs/>
         </w:rPr>
-        <w:t>Esterling Model</w:t>
+        <w:t>Security risks if configurations are not properly isolated</w:t>
       </w:r>
     </w:p>
     <w:p>
-      <w:r>
-        <w:t>The Esterling model is a function-point–based estimation method focusing on:</w:t>
-      </w:r>
-    </w:p>
-    <w:p>
       <w:pPr>
         <w:numPr>
           <w:ilvl w:val="0"/>
-          <w:numId w:val="78"/>
+          <w:numId w:val="96"/>
         </w:numPr>
-      </w:pPr>
-      <w:r>
-        <w:t>Requirements complexity</w:t>
-      </w:r>
-    </w:p>
-    <w:p>
-      <w:pPr>
-        <w:numPr>
-          <w:ilvl w:val="0"/>
-          <w:numId w:val="78"/>
-        </w:numPr>
-      </w:pPr>
-      <w:r>
-        <w:t>Productivity factors</w:t>
-      </w:r>
-    </w:p>
-    <w:p>
-      <w:pPr>
-        <w:numPr>
-          <w:ilvl w:val="0"/>
-          <w:numId w:val="78"/>
-        </w:numPr>
-      </w:pPr>
-      <w:r>
-        <w:t>System environment variables</w:t>
-      </w:r>
-    </w:p>
-    <w:p>
-      <w:pPr>
         <w:rPr>
           <w:b/>
           <w:bCs/>
@@ -2059,600 +1349,7 @@
           <w:b/>
           <w:bCs/>
         </w:rPr>
-        <w:t>Features</w:t>
-      </w:r>
-    </w:p>
-    <w:p>
-      <w:pPr>
-        <w:numPr>
-          <w:ilvl w:val="0"/>
-          <w:numId w:val="79"/>
-        </w:numPr>
-      </w:pPr>
-      <w:r>
-        <w:t>Uses a set of multipliers for complexity</w:t>
-      </w:r>
-    </w:p>
-    <w:p>
-      <w:pPr>
-        <w:numPr>
-          <w:ilvl w:val="0"/>
-          <w:numId w:val="79"/>
-        </w:numPr>
-      </w:pPr>
-      <w:r>
-        <w:t>Works better for business systems</w:t>
-      </w:r>
-    </w:p>
-    <w:p>
-      <w:pPr>
-        <w:rPr>
-          <w:b/>
-          <w:bCs/>
-        </w:rPr>
-      </w:pPr>
-      <w:r>
-        <w:rPr>
-          <w:b/>
-          <w:bCs/>
-        </w:rPr>
-        <w:t>Limitations</w:t>
-      </w:r>
-    </w:p>
-    <w:p>
-      <w:pPr>
-        <w:numPr>
-          <w:ilvl w:val="0"/>
-          <w:numId w:val="80"/>
-        </w:numPr>
-      </w:pPr>
-      <w:r>
-        <w:t>Less standardized</w:t>
-      </w:r>
-    </w:p>
-    <w:p>
-      <w:pPr>
-        <w:numPr>
-          <w:ilvl w:val="0"/>
-          <w:numId w:val="80"/>
-        </w:numPr>
-      </w:pPr>
-      <w:r>
-        <w:t>Requires expert understanding</w:t>
-      </w:r>
-    </w:p>
-    <w:p>
-      <w:r>
-        <w:pict w14:anchorId="11FC2011">
-          <v:rect id="_x0000_i1175" style="width:0;height:1.5pt" o:hralign="center" o:hrstd="t" o:hr="t" fillcolor="#a0a0a0" stroked="f"/>
-        </w:pict>
-      </w:r>
-    </w:p>
-    <w:p>
-      <w:pPr>
-        <w:rPr>
-          <w:b/>
-          <w:bCs/>
-        </w:rPr>
-      </w:pPr>
-      <w:r>
-        <w:rPr>
-          <w:b/>
-          <w:bCs/>
-        </w:rPr>
-        <w:t>Automated Estimation Tools</w:t>
-      </w:r>
-    </w:p>
-    <w:p>
-      <w:r>
-        <w:t>Software tools automate cost and effort estimation to reduce manual errors.</w:t>
-      </w:r>
-    </w:p>
-    <w:p>
-      <w:pPr>
-        <w:rPr>
-          <w:b/>
-          <w:bCs/>
-        </w:rPr>
-      </w:pPr>
-      <w:r>
-        <w:rPr>
-          <w:b/>
-          <w:bCs/>
-        </w:rPr>
-        <w:t>Examples</w:t>
-      </w:r>
-    </w:p>
-    <w:p>
-      <w:pPr>
-        <w:numPr>
-          <w:ilvl w:val="0"/>
-          <w:numId w:val="81"/>
-        </w:numPr>
-      </w:pPr>
-      <w:r>
-        <w:t>COCOMO II tools</w:t>
-      </w:r>
-    </w:p>
-    <w:p>
-      <w:pPr>
-        <w:numPr>
-          <w:ilvl w:val="0"/>
-          <w:numId w:val="81"/>
-        </w:numPr>
-      </w:pPr>
-      <w:r>
-        <w:t>SLIM (Software Lifecycle Management)</w:t>
-      </w:r>
-    </w:p>
-    <w:p>
-      <w:pPr>
-        <w:numPr>
-          <w:ilvl w:val="0"/>
-          <w:numId w:val="81"/>
-        </w:numPr>
-      </w:pPr>
-      <w:r>
-        <w:t>SEER-SEM</w:t>
-      </w:r>
-    </w:p>
-    <w:p>
-      <w:pPr>
-        <w:numPr>
-          <w:ilvl w:val="0"/>
-          <w:numId w:val="81"/>
-        </w:numPr>
-      </w:pPr>
-      <w:proofErr w:type="spellStart"/>
-      <w:r>
-        <w:t>CostXpert</w:t>
-      </w:r>
-      <w:proofErr w:type="spellEnd"/>
-    </w:p>
-    <w:p>
-      <w:pPr>
-        <w:numPr>
-          <w:ilvl w:val="0"/>
-          <w:numId w:val="81"/>
-        </w:numPr>
-      </w:pPr>
-      <w:r>
-        <w:t>SPQR/20</w:t>
-      </w:r>
-    </w:p>
-    <w:p>
-      <w:pPr>
-        <w:rPr>
-          <w:b/>
-          <w:bCs/>
-        </w:rPr>
-      </w:pPr>
-      <w:r>
-        <w:rPr>
-          <w:b/>
-          <w:bCs/>
-        </w:rPr>
-        <w:t>Advantages</w:t>
-      </w:r>
-    </w:p>
-    <w:p>
-      <w:pPr>
-        <w:numPr>
-          <w:ilvl w:val="0"/>
-          <w:numId w:val="82"/>
-        </w:numPr>
-      </w:pPr>
-      <w:r>
-        <w:t>Quick and accurate estimation</w:t>
-      </w:r>
-    </w:p>
-    <w:p>
-      <w:pPr>
-        <w:numPr>
-          <w:ilvl w:val="0"/>
-          <w:numId w:val="82"/>
-        </w:numPr>
-      </w:pPr>
-      <w:r>
-        <w:t>Supports multiple models</w:t>
-      </w:r>
-    </w:p>
-    <w:p>
-      <w:pPr>
-        <w:numPr>
-          <w:ilvl w:val="0"/>
-          <w:numId w:val="82"/>
-        </w:numPr>
-      </w:pPr>
-      <w:r>
-        <w:lastRenderedPageBreak/>
-        <w:t>Provides documentation and graphical reports</w:t>
-      </w:r>
-    </w:p>
-    <w:p>
-      <w:pPr>
-        <w:rPr>
-          <w:b/>
-          <w:bCs/>
-        </w:rPr>
-      </w:pPr>
-      <w:r>
-        <w:rPr>
-          <w:b/>
-          <w:bCs/>
-        </w:rPr>
-        <w:t>Disadvantages</w:t>
-      </w:r>
-    </w:p>
-    <w:p>
-      <w:pPr>
-        <w:numPr>
-          <w:ilvl w:val="0"/>
-          <w:numId w:val="83"/>
-        </w:numPr>
-      </w:pPr>
-      <w:r>
-        <w:t>Expensive tools</w:t>
-      </w:r>
-    </w:p>
-    <w:p>
-      <w:pPr>
-        <w:numPr>
-          <w:ilvl w:val="0"/>
-          <w:numId w:val="83"/>
-        </w:numPr>
-      </w:pPr>
-      <w:r>
-        <w:t>Requires training</w:t>
-      </w:r>
-    </w:p>
-    <w:p>
-      <w:pPr>
-        <w:numPr>
-          <w:ilvl w:val="0"/>
-          <w:numId w:val="83"/>
-        </w:numPr>
-      </w:pPr>
-      <w:r>
-        <w:t>Over-reliance may reduce human intuition</w:t>
-      </w:r>
-    </w:p>
-    <w:p>
-      <w:r>
-        <w:pict w14:anchorId="1066E281">
-          <v:rect id="_x0000_i1176" style="width:0;height:1.5pt" o:hralign="center" o:hrstd="t" o:hr="t" fillcolor="#a0a0a0" stroked="f"/>
-        </w:pict>
-      </w:r>
-    </w:p>
-    <w:p>
-      <w:pPr>
-        <w:rPr>
-          <w:b/>
-          <w:bCs/>
-        </w:rPr>
-      </w:pPr>
-      <w:r>
-        <w:rPr>
-          <w:b/>
-          <w:bCs/>
-        </w:rPr>
-        <w:t>Configuration and Administration</w:t>
-      </w:r>
-    </w:p>
-    <w:p>
-      <w:r>
-        <w:t>Configuration and administration involve managing and controlling software builds, versions, and deployment environments.</w:t>
-      </w:r>
-    </w:p>
-    <w:p>
-      <w:pPr>
-        <w:rPr>
-          <w:b/>
-          <w:bCs/>
-        </w:rPr>
-      </w:pPr>
-      <w:r>
-        <w:rPr>
-          <w:b/>
-          <w:bCs/>
-        </w:rPr>
-        <w:t>Key Components</w:t>
-      </w:r>
-    </w:p>
-    <w:p>
-      <w:pPr>
-        <w:numPr>
-          <w:ilvl w:val="0"/>
-          <w:numId w:val="84"/>
-        </w:numPr>
-      </w:pPr>
-      <w:r>
-        <w:t>Version control systems (Git, SVN)</w:t>
-      </w:r>
-    </w:p>
-    <w:p>
-      <w:pPr>
-        <w:numPr>
-          <w:ilvl w:val="0"/>
-          <w:numId w:val="84"/>
-        </w:numPr>
-      </w:pPr>
-      <w:r>
-        <w:t>Build management</w:t>
-      </w:r>
-    </w:p>
-    <w:p>
-      <w:pPr>
-        <w:numPr>
-          <w:ilvl w:val="0"/>
-          <w:numId w:val="84"/>
-        </w:numPr>
-      </w:pPr>
-      <w:r>
-        <w:t>Release management</w:t>
-      </w:r>
-    </w:p>
-    <w:p>
-      <w:pPr>
-        <w:numPr>
-          <w:ilvl w:val="0"/>
-          <w:numId w:val="84"/>
-        </w:numPr>
-      </w:pPr>
-      <w:r>
-        <w:t>Environment setup</w:t>
-      </w:r>
-    </w:p>
-    <w:p>
-      <w:pPr>
-        <w:numPr>
-          <w:ilvl w:val="0"/>
-          <w:numId w:val="84"/>
-        </w:numPr>
-      </w:pPr>
-      <w:r>
-        <w:t>Security and access control</w:t>
-      </w:r>
-    </w:p>
-    <w:p>
-      <w:pPr>
-        <w:rPr>
-          <w:b/>
-          <w:bCs/>
-        </w:rPr>
-      </w:pPr>
-      <w:r>
-        <w:rPr>
-          <w:b/>
-          <w:bCs/>
-        </w:rPr>
-        <w:t>Importance</w:t>
-      </w:r>
-    </w:p>
-    <w:p>
-      <w:pPr>
-        <w:numPr>
-          <w:ilvl w:val="0"/>
-          <w:numId w:val="85"/>
-        </w:numPr>
-      </w:pPr>
-      <w:r>
-        <w:t>Ensures consistency and stability</w:t>
-      </w:r>
-    </w:p>
-    <w:p>
-      <w:pPr>
-        <w:numPr>
-          <w:ilvl w:val="0"/>
-          <w:numId w:val="85"/>
-        </w:numPr>
-      </w:pPr>
-      <w:r>
-        <w:t>Prevents configuration drift</w:t>
-      </w:r>
-    </w:p>
-    <w:p>
-      <w:pPr>
-        <w:numPr>
-          <w:ilvl w:val="0"/>
-          <w:numId w:val="85"/>
-        </w:numPr>
-      </w:pPr>
-      <w:r>
-        <w:t>Enables rollback and reproducibility</w:t>
-      </w:r>
-    </w:p>
-    <w:p>
-      <w:r>
-        <w:pict w14:anchorId="560C166D">
-          <v:rect id="_x0000_i1177" style="width:0;height:1.5pt" o:hralign="center" o:hrstd="t" o:hr="t" fillcolor="#a0a0a0" stroked="f"/>
-        </w:pict>
-      </w:r>
-    </w:p>
-    <w:p>
-      <w:pPr>
-        <w:rPr>
-          <w:b/>
-          <w:bCs/>
-        </w:rPr>
-      </w:pPr>
-      <w:r>
-        <w:rPr>
-          <w:b/>
-          <w:bCs/>
-        </w:rPr>
-        <w:t>Virtual Hosting</w:t>
-      </w:r>
-    </w:p>
-    <w:p>
-      <w:r>
-        <w:t>Virtual hosting allows multiple websites or services to be hosted on a single physical server using separate configurations.</w:t>
-      </w:r>
-    </w:p>
-    <w:p>
-      <w:pPr>
-        <w:rPr>
-          <w:b/>
-          <w:bCs/>
-        </w:rPr>
-      </w:pPr>
-      <w:r>
-        <w:rPr>
-          <w:b/>
-          <w:bCs/>
-        </w:rPr>
-        <w:t>Types</w:t>
-      </w:r>
-    </w:p>
-    <w:p>
-      <w:pPr>
-        <w:numPr>
-          <w:ilvl w:val="0"/>
-          <w:numId w:val="86"/>
-        </w:numPr>
-      </w:pPr>
-      <w:r>
-        <w:rPr>
-          <w:b/>
-          <w:bCs/>
-        </w:rPr>
-        <w:t>Name-Based Virtual Hosting</w:t>
-      </w:r>
-      <w:r>
-        <w:t xml:space="preserve"> – Multiple domains share one IP address.</w:t>
-      </w:r>
-    </w:p>
-    <w:p>
-      <w:pPr>
-        <w:numPr>
-          <w:ilvl w:val="0"/>
-          <w:numId w:val="86"/>
-        </w:numPr>
-      </w:pPr>
-      <w:r>
-        <w:rPr>
-          <w:b/>
-          <w:bCs/>
-        </w:rPr>
-        <w:t>IP-Based Virtual Hosting</w:t>
-      </w:r>
-      <w:r>
-        <w:t xml:space="preserve"> – Each domain has a unique IP.</w:t>
-      </w:r>
-    </w:p>
-    <w:p>
-      <w:pPr>
-        <w:numPr>
-          <w:ilvl w:val="0"/>
-          <w:numId w:val="86"/>
-        </w:numPr>
-      </w:pPr>
-      <w:r>
-        <w:rPr>
-          <w:b/>
-          <w:bCs/>
-        </w:rPr>
-        <w:t>Port-Based Hosting</w:t>
-      </w:r>
-      <w:r>
-        <w:t xml:space="preserve"> – Differentiation through port numbers.</w:t>
-      </w:r>
-    </w:p>
-    <w:p>
-      <w:pPr>
-        <w:rPr>
-          <w:b/>
-          <w:bCs/>
-        </w:rPr>
-      </w:pPr>
-      <w:r>
-        <w:rPr>
-          <w:b/>
-          <w:bCs/>
-        </w:rPr>
-        <w:t>Advantages</w:t>
-      </w:r>
-    </w:p>
-    <w:p>
-      <w:pPr>
-        <w:numPr>
-          <w:ilvl w:val="0"/>
-          <w:numId w:val="87"/>
-        </w:numPr>
-      </w:pPr>
-      <w:r>
-        <w:t>Cost-efficient</w:t>
-      </w:r>
-    </w:p>
-    <w:p>
-      <w:pPr>
-        <w:numPr>
-          <w:ilvl w:val="0"/>
-          <w:numId w:val="87"/>
-        </w:numPr>
-      </w:pPr>
-      <w:r>
-        <w:t>Better resource utilization</w:t>
-      </w:r>
-    </w:p>
-    <w:p>
-      <w:pPr>
-        <w:numPr>
-          <w:ilvl w:val="0"/>
-          <w:numId w:val="87"/>
-        </w:numPr>
-      </w:pPr>
-      <w:r>
-        <w:t>Scalable and flexible</w:t>
-      </w:r>
-    </w:p>
-    <w:p>
-      <w:pPr>
-        <w:numPr>
-          <w:ilvl w:val="0"/>
-          <w:numId w:val="87"/>
-        </w:numPr>
-      </w:pPr>
-      <w:r>
-        <w:t>Simplifies administration</w:t>
-      </w:r>
-    </w:p>
-    <w:p>
-      <w:pPr>
-        <w:rPr>
-          <w:b/>
-          <w:bCs/>
-        </w:rPr>
-      </w:pPr>
-      <w:r>
-        <w:rPr>
-          <w:b/>
-          <w:bCs/>
-        </w:rPr>
-        <w:lastRenderedPageBreak/>
-        <w:t>Disadvantages</w:t>
-      </w:r>
-    </w:p>
-    <w:p>
-      <w:pPr>
-        <w:numPr>
-          <w:ilvl w:val="0"/>
-          <w:numId w:val="88"/>
-        </w:numPr>
-      </w:pPr>
-      <w:r>
-        <w:t>Performance degradation if overloaded</w:t>
-      </w:r>
-    </w:p>
-    <w:p>
-      <w:pPr>
-        <w:numPr>
-          <w:ilvl w:val="0"/>
-          <w:numId w:val="88"/>
-        </w:numPr>
-      </w:pPr>
-      <w:r>
-        <w:t>Security risks shared across hosted sites (in weak configurations)</w:t>
+        <w:t>Shared resources may cause downtime for all hosted sites</w:t>
       </w:r>
     </w:p>
     <w:p/>
@@ -4606,6 +3303,304 @@
     </w:lvl>
   </w:abstractNum>
   <w:abstractNum w:abstractNumId="13" w15:restartNumberingAfterBreak="0">
+    <w:nsid w:val="125B619B"/>
+    <w:multiLevelType w:val="multilevel"/>
+    <w:tmpl w:val="627A3746"/>
+    <w:lvl w:ilvl="0">
+      <w:start w:val="1"/>
+      <w:numFmt w:val="bullet"/>
+      <w:lvlText w:val=""/>
+      <w:lvlJc w:val="left"/>
+      <w:pPr>
+        <w:tabs>
+          <w:tab w:val="num" w:pos="720"/>
+        </w:tabs>
+        <w:ind w:left="720" w:hanging="360"/>
+      </w:pPr>
+      <w:rPr>
+        <w:rFonts w:ascii="Symbol" w:hAnsi="Symbol" w:hint="default"/>
+        <w:sz w:val="20"/>
+      </w:rPr>
+    </w:lvl>
+    <w:lvl w:ilvl="1" w:tentative="1">
+      <w:start w:val="1"/>
+      <w:numFmt w:val="bullet"/>
+      <w:lvlText w:val="o"/>
+      <w:lvlJc w:val="left"/>
+      <w:pPr>
+        <w:tabs>
+          <w:tab w:val="num" w:pos="1440"/>
+        </w:tabs>
+        <w:ind w:left="1440" w:hanging="360"/>
+      </w:pPr>
+      <w:rPr>
+        <w:rFonts w:ascii="Courier New" w:hAnsi="Courier New" w:hint="default"/>
+        <w:sz w:val="20"/>
+      </w:rPr>
+    </w:lvl>
+    <w:lvl w:ilvl="2" w:tentative="1">
+      <w:start w:val="1"/>
+      <w:numFmt w:val="bullet"/>
+      <w:lvlText w:val=""/>
+      <w:lvlJc w:val="left"/>
+      <w:pPr>
+        <w:tabs>
+          <w:tab w:val="num" w:pos="2160"/>
+        </w:tabs>
+        <w:ind w:left="2160" w:hanging="360"/>
+      </w:pPr>
+      <w:rPr>
+        <w:rFonts w:ascii="Wingdings" w:hAnsi="Wingdings" w:hint="default"/>
+        <w:sz w:val="20"/>
+      </w:rPr>
+    </w:lvl>
+    <w:lvl w:ilvl="3" w:tentative="1">
+      <w:start w:val="1"/>
+      <w:numFmt w:val="bullet"/>
+      <w:lvlText w:val=""/>
+      <w:lvlJc w:val="left"/>
+      <w:pPr>
+        <w:tabs>
+          <w:tab w:val="num" w:pos="2880"/>
+        </w:tabs>
+        <w:ind w:left="2880" w:hanging="360"/>
+      </w:pPr>
+      <w:rPr>
+        <w:rFonts w:ascii="Wingdings" w:hAnsi="Wingdings" w:hint="default"/>
+        <w:sz w:val="20"/>
+      </w:rPr>
+    </w:lvl>
+    <w:lvl w:ilvl="4" w:tentative="1">
+      <w:start w:val="1"/>
+      <w:numFmt w:val="bullet"/>
+      <w:lvlText w:val=""/>
+      <w:lvlJc w:val="left"/>
+      <w:pPr>
+        <w:tabs>
+          <w:tab w:val="num" w:pos="3600"/>
+        </w:tabs>
+        <w:ind w:left="3600" w:hanging="360"/>
+      </w:pPr>
+      <w:rPr>
+        <w:rFonts w:ascii="Wingdings" w:hAnsi="Wingdings" w:hint="default"/>
+        <w:sz w:val="20"/>
+      </w:rPr>
+    </w:lvl>
+    <w:lvl w:ilvl="5" w:tentative="1">
+      <w:start w:val="1"/>
+      <w:numFmt w:val="bullet"/>
+      <w:lvlText w:val=""/>
+      <w:lvlJc w:val="left"/>
+      <w:pPr>
+        <w:tabs>
+          <w:tab w:val="num" w:pos="4320"/>
+        </w:tabs>
+        <w:ind w:left="4320" w:hanging="360"/>
+      </w:pPr>
+      <w:rPr>
+        <w:rFonts w:ascii="Wingdings" w:hAnsi="Wingdings" w:hint="default"/>
+        <w:sz w:val="20"/>
+      </w:rPr>
+    </w:lvl>
+    <w:lvl w:ilvl="6" w:tentative="1">
+      <w:start w:val="1"/>
+      <w:numFmt w:val="bullet"/>
+      <w:lvlText w:val=""/>
+      <w:lvlJc w:val="left"/>
+      <w:pPr>
+        <w:tabs>
+          <w:tab w:val="num" w:pos="5040"/>
+        </w:tabs>
+        <w:ind w:left="5040" w:hanging="360"/>
+      </w:pPr>
+      <w:rPr>
+        <w:rFonts w:ascii="Wingdings" w:hAnsi="Wingdings" w:hint="default"/>
+        <w:sz w:val="20"/>
+      </w:rPr>
+    </w:lvl>
+    <w:lvl w:ilvl="7" w:tentative="1">
+      <w:start w:val="1"/>
+      <w:numFmt w:val="bullet"/>
+      <w:lvlText w:val=""/>
+      <w:lvlJc w:val="left"/>
+      <w:pPr>
+        <w:tabs>
+          <w:tab w:val="num" w:pos="5760"/>
+        </w:tabs>
+        <w:ind w:left="5760" w:hanging="360"/>
+      </w:pPr>
+      <w:rPr>
+        <w:rFonts w:ascii="Wingdings" w:hAnsi="Wingdings" w:hint="default"/>
+        <w:sz w:val="20"/>
+      </w:rPr>
+    </w:lvl>
+    <w:lvl w:ilvl="8" w:tentative="1">
+      <w:start w:val="1"/>
+      <w:numFmt w:val="bullet"/>
+      <w:lvlText w:val=""/>
+      <w:lvlJc w:val="left"/>
+      <w:pPr>
+        <w:tabs>
+          <w:tab w:val="num" w:pos="6480"/>
+        </w:tabs>
+        <w:ind w:left="6480" w:hanging="360"/>
+      </w:pPr>
+      <w:rPr>
+        <w:rFonts w:ascii="Wingdings" w:hAnsi="Wingdings" w:hint="default"/>
+        <w:sz w:val="20"/>
+      </w:rPr>
+    </w:lvl>
+  </w:abstractNum>
+  <w:abstractNum w:abstractNumId="14" w15:restartNumberingAfterBreak="0">
+    <w:nsid w:val="13473FC9"/>
+    <w:multiLevelType w:val="multilevel"/>
+    <w:tmpl w:val="60CC0112"/>
+    <w:lvl w:ilvl="0">
+      <w:start w:val="1"/>
+      <w:numFmt w:val="bullet"/>
+      <w:lvlText w:val=""/>
+      <w:lvlJc w:val="left"/>
+      <w:pPr>
+        <w:tabs>
+          <w:tab w:val="num" w:pos="720"/>
+        </w:tabs>
+        <w:ind w:left="720" w:hanging="360"/>
+      </w:pPr>
+      <w:rPr>
+        <w:rFonts w:ascii="Symbol" w:hAnsi="Symbol" w:hint="default"/>
+        <w:sz w:val="20"/>
+      </w:rPr>
+    </w:lvl>
+    <w:lvl w:ilvl="1" w:tentative="1">
+      <w:start w:val="1"/>
+      <w:numFmt w:val="bullet"/>
+      <w:lvlText w:val="o"/>
+      <w:lvlJc w:val="left"/>
+      <w:pPr>
+        <w:tabs>
+          <w:tab w:val="num" w:pos="1440"/>
+        </w:tabs>
+        <w:ind w:left="1440" w:hanging="360"/>
+      </w:pPr>
+      <w:rPr>
+        <w:rFonts w:ascii="Courier New" w:hAnsi="Courier New" w:hint="default"/>
+        <w:sz w:val="20"/>
+      </w:rPr>
+    </w:lvl>
+    <w:lvl w:ilvl="2" w:tentative="1">
+      <w:start w:val="1"/>
+      <w:numFmt w:val="bullet"/>
+      <w:lvlText w:val=""/>
+      <w:lvlJc w:val="left"/>
+      <w:pPr>
+        <w:tabs>
+          <w:tab w:val="num" w:pos="2160"/>
+        </w:tabs>
+        <w:ind w:left="2160" w:hanging="360"/>
+      </w:pPr>
+      <w:rPr>
+        <w:rFonts w:ascii="Wingdings" w:hAnsi="Wingdings" w:hint="default"/>
+        <w:sz w:val="20"/>
+      </w:rPr>
+    </w:lvl>
+    <w:lvl w:ilvl="3" w:tentative="1">
+      <w:start w:val="1"/>
+      <w:numFmt w:val="bullet"/>
+      <w:lvlText w:val=""/>
+      <w:lvlJc w:val="left"/>
+      <w:pPr>
+        <w:tabs>
+          <w:tab w:val="num" w:pos="2880"/>
+        </w:tabs>
+        <w:ind w:left="2880" w:hanging="360"/>
+      </w:pPr>
+      <w:rPr>
+        <w:rFonts w:ascii="Wingdings" w:hAnsi="Wingdings" w:hint="default"/>
+        <w:sz w:val="20"/>
+      </w:rPr>
+    </w:lvl>
+    <w:lvl w:ilvl="4" w:tentative="1">
+      <w:start w:val="1"/>
+      <w:numFmt w:val="bullet"/>
+      <w:lvlText w:val=""/>
+      <w:lvlJc w:val="left"/>
+      <w:pPr>
+        <w:tabs>
+          <w:tab w:val="num" w:pos="3600"/>
+        </w:tabs>
+        <w:ind w:left="3600" w:hanging="360"/>
+      </w:pPr>
+      <w:rPr>
+        <w:rFonts w:ascii="Wingdings" w:hAnsi="Wingdings" w:hint="default"/>
+        <w:sz w:val="20"/>
+      </w:rPr>
+    </w:lvl>
+    <w:lvl w:ilvl="5" w:tentative="1">
+      <w:start w:val="1"/>
+      <w:numFmt w:val="bullet"/>
+      <w:lvlText w:val=""/>
+      <w:lvlJc w:val="left"/>
+      <w:pPr>
+        <w:tabs>
+          <w:tab w:val="num" w:pos="4320"/>
+        </w:tabs>
+        <w:ind w:left="4320" w:hanging="360"/>
+      </w:pPr>
+      <w:rPr>
+        <w:rFonts w:ascii="Wingdings" w:hAnsi="Wingdings" w:hint="default"/>
+        <w:sz w:val="20"/>
+      </w:rPr>
+    </w:lvl>
+    <w:lvl w:ilvl="6" w:tentative="1">
+      <w:start w:val="1"/>
+      <w:numFmt w:val="bullet"/>
+      <w:lvlText w:val=""/>
+      <w:lvlJc w:val="left"/>
+      <w:pPr>
+        <w:tabs>
+          <w:tab w:val="num" w:pos="5040"/>
+        </w:tabs>
+        <w:ind w:left="5040" w:hanging="360"/>
+      </w:pPr>
+      <w:rPr>
+        <w:rFonts w:ascii="Wingdings" w:hAnsi="Wingdings" w:hint="default"/>
+        <w:sz w:val="20"/>
+      </w:rPr>
+    </w:lvl>
+    <w:lvl w:ilvl="7" w:tentative="1">
+      <w:start w:val="1"/>
+      <w:numFmt w:val="bullet"/>
+      <w:lvlText w:val=""/>
+      <w:lvlJc w:val="left"/>
+      <w:pPr>
+        <w:tabs>
+          <w:tab w:val="num" w:pos="5760"/>
+        </w:tabs>
+        <w:ind w:left="5760" w:hanging="360"/>
+      </w:pPr>
+      <w:rPr>
+        <w:rFonts w:ascii="Wingdings" w:hAnsi="Wingdings" w:hint="default"/>
+        <w:sz w:val="20"/>
+      </w:rPr>
+    </w:lvl>
+    <w:lvl w:ilvl="8" w:tentative="1">
+      <w:start w:val="1"/>
+      <w:numFmt w:val="bullet"/>
+      <w:lvlText w:val=""/>
+      <w:lvlJc w:val="left"/>
+      <w:pPr>
+        <w:tabs>
+          <w:tab w:val="num" w:pos="6480"/>
+        </w:tabs>
+        <w:ind w:left="6480" w:hanging="360"/>
+      </w:pPr>
+      <w:rPr>
+        <w:rFonts w:ascii="Wingdings" w:hAnsi="Wingdings" w:hint="default"/>
+        <w:sz w:val="20"/>
+      </w:rPr>
+    </w:lvl>
+  </w:abstractNum>
+  <w:abstractNum w:abstractNumId="15" w15:restartNumberingAfterBreak="0">
     <w:nsid w:val="14110676"/>
     <w:multiLevelType w:val="multilevel"/>
     <w:tmpl w:val="045C9132"/>
@@ -4754,7 +3749,7 @@
       </w:rPr>
     </w:lvl>
   </w:abstractNum>
-  <w:abstractNum w:abstractNumId="14" w15:restartNumberingAfterBreak="0">
+  <w:abstractNum w:abstractNumId="16" w15:restartNumberingAfterBreak="0">
     <w:nsid w:val="14413BB7"/>
     <w:multiLevelType w:val="multilevel"/>
     <w:tmpl w:val="1B8E7D08"/>
@@ -4903,7 +3898,7 @@
       </w:rPr>
     </w:lvl>
   </w:abstractNum>
-  <w:abstractNum w:abstractNumId="15" w15:restartNumberingAfterBreak="0">
+  <w:abstractNum w:abstractNumId="17" w15:restartNumberingAfterBreak="0">
     <w:nsid w:val="15EC282B"/>
     <w:multiLevelType w:val="multilevel"/>
     <w:tmpl w:val="4F68B9B4"/>
@@ -5052,7 +4047,7 @@
       </w:rPr>
     </w:lvl>
   </w:abstractNum>
-  <w:abstractNum w:abstractNumId="16" w15:restartNumberingAfterBreak="0">
+  <w:abstractNum w:abstractNumId="18" w15:restartNumberingAfterBreak="0">
     <w:nsid w:val="17D61FC6"/>
     <w:multiLevelType w:val="multilevel"/>
     <w:tmpl w:val="52027976"/>
@@ -5201,7 +4196,7 @@
       </w:rPr>
     </w:lvl>
   </w:abstractNum>
-  <w:abstractNum w:abstractNumId="17" w15:restartNumberingAfterBreak="0">
+  <w:abstractNum w:abstractNumId="19" w15:restartNumberingAfterBreak="0">
     <w:nsid w:val="19F20B82"/>
     <w:multiLevelType w:val="multilevel"/>
     <w:tmpl w:val="596632EC"/>
@@ -5350,7 +4345,7 @@
       </w:rPr>
     </w:lvl>
   </w:abstractNum>
-  <w:abstractNum w:abstractNumId="18" w15:restartNumberingAfterBreak="0">
+  <w:abstractNum w:abstractNumId="20" w15:restartNumberingAfterBreak="0">
     <w:nsid w:val="1C482211"/>
     <w:multiLevelType w:val="multilevel"/>
     <w:tmpl w:val="5A8E8E70"/>
@@ -5499,7 +4494,7 @@
       </w:rPr>
     </w:lvl>
   </w:abstractNum>
-  <w:abstractNum w:abstractNumId="19" w15:restartNumberingAfterBreak="0">
+  <w:abstractNum w:abstractNumId="21" w15:restartNumberingAfterBreak="0">
     <w:nsid w:val="1CC263A9"/>
     <w:multiLevelType w:val="multilevel"/>
     <w:tmpl w:val="3386E70A"/>
@@ -5648,7 +4643,7 @@
       </w:rPr>
     </w:lvl>
   </w:abstractNum>
-  <w:abstractNum w:abstractNumId="20" w15:restartNumberingAfterBreak="0">
+  <w:abstractNum w:abstractNumId="22" w15:restartNumberingAfterBreak="0">
     <w:nsid w:val="1F6174D8"/>
     <w:multiLevelType w:val="multilevel"/>
     <w:tmpl w:val="94B697D0"/>
@@ -5797,7 +4792,7 @@
       </w:rPr>
     </w:lvl>
   </w:abstractNum>
-  <w:abstractNum w:abstractNumId="21" w15:restartNumberingAfterBreak="0">
+  <w:abstractNum w:abstractNumId="23" w15:restartNumberingAfterBreak="0">
     <w:nsid w:val="1FF24CD1"/>
     <w:multiLevelType w:val="multilevel"/>
     <w:tmpl w:val="5808A392"/>
@@ -5946,7 +4941,7 @@
       </w:rPr>
     </w:lvl>
   </w:abstractNum>
-  <w:abstractNum w:abstractNumId="22" w15:restartNumberingAfterBreak="0">
+  <w:abstractNum w:abstractNumId="24" w15:restartNumberingAfterBreak="0">
     <w:nsid w:val="22153AE2"/>
     <w:multiLevelType w:val="multilevel"/>
     <w:tmpl w:val="5DF85AB2"/>
@@ -6095,7 +5090,7 @@
       </w:rPr>
     </w:lvl>
   </w:abstractNum>
-  <w:abstractNum w:abstractNumId="23" w15:restartNumberingAfterBreak="0">
+  <w:abstractNum w:abstractNumId="25" w15:restartNumberingAfterBreak="0">
     <w:nsid w:val="225F4FEC"/>
     <w:multiLevelType w:val="multilevel"/>
     <w:tmpl w:val="951CEC72"/>
@@ -6244,7 +5239,156 @@
       </w:rPr>
     </w:lvl>
   </w:abstractNum>
-  <w:abstractNum w:abstractNumId="24" w15:restartNumberingAfterBreak="0">
+  <w:abstractNum w:abstractNumId="26" w15:restartNumberingAfterBreak="0">
+    <w:nsid w:val="2260793C"/>
+    <w:multiLevelType w:val="multilevel"/>
+    <w:tmpl w:val="A42C9A22"/>
+    <w:lvl w:ilvl="0">
+      <w:start w:val="1"/>
+      <w:numFmt w:val="bullet"/>
+      <w:lvlText w:val=""/>
+      <w:lvlJc w:val="left"/>
+      <w:pPr>
+        <w:tabs>
+          <w:tab w:val="num" w:pos="720"/>
+        </w:tabs>
+        <w:ind w:left="720" w:hanging="360"/>
+      </w:pPr>
+      <w:rPr>
+        <w:rFonts w:ascii="Symbol" w:hAnsi="Symbol" w:hint="default"/>
+        <w:sz w:val="20"/>
+      </w:rPr>
+    </w:lvl>
+    <w:lvl w:ilvl="1" w:tentative="1">
+      <w:start w:val="1"/>
+      <w:numFmt w:val="bullet"/>
+      <w:lvlText w:val="o"/>
+      <w:lvlJc w:val="left"/>
+      <w:pPr>
+        <w:tabs>
+          <w:tab w:val="num" w:pos="1440"/>
+        </w:tabs>
+        <w:ind w:left="1440" w:hanging="360"/>
+      </w:pPr>
+      <w:rPr>
+        <w:rFonts w:ascii="Courier New" w:hAnsi="Courier New" w:hint="default"/>
+        <w:sz w:val="20"/>
+      </w:rPr>
+    </w:lvl>
+    <w:lvl w:ilvl="2" w:tentative="1">
+      <w:start w:val="1"/>
+      <w:numFmt w:val="bullet"/>
+      <w:lvlText w:val=""/>
+      <w:lvlJc w:val="left"/>
+      <w:pPr>
+        <w:tabs>
+          <w:tab w:val="num" w:pos="2160"/>
+        </w:tabs>
+        <w:ind w:left="2160" w:hanging="360"/>
+      </w:pPr>
+      <w:rPr>
+        <w:rFonts w:ascii="Wingdings" w:hAnsi="Wingdings" w:hint="default"/>
+        <w:sz w:val="20"/>
+      </w:rPr>
+    </w:lvl>
+    <w:lvl w:ilvl="3" w:tentative="1">
+      <w:start w:val="1"/>
+      <w:numFmt w:val="bullet"/>
+      <w:lvlText w:val=""/>
+      <w:lvlJc w:val="left"/>
+      <w:pPr>
+        <w:tabs>
+          <w:tab w:val="num" w:pos="2880"/>
+        </w:tabs>
+        <w:ind w:left="2880" w:hanging="360"/>
+      </w:pPr>
+      <w:rPr>
+        <w:rFonts w:ascii="Wingdings" w:hAnsi="Wingdings" w:hint="default"/>
+        <w:sz w:val="20"/>
+      </w:rPr>
+    </w:lvl>
+    <w:lvl w:ilvl="4" w:tentative="1">
+      <w:start w:val="1"/>
+      <w:numFmt w:val="bullet"/>
+      <w:lvlText w:val=""/>
+      <w:lvlJc w:val="left"/>
+      <w:pPr>
+        <w:tabs>
+          <w:tab w:val="num" w:pos="3600"/>
+        </w:tabs>
+        <w:ind w:left="3600" w:hanging="360"/>
+      </w:pPr>
+      <w:rPr>
+        <w:rFonts w:ascii="Wingdings" w:hAnsi="Wingdings" w:hint="default"/>
+        <w:sz w:val="20"/>
+      </w:rPr>
+    </w:lvl>
+    <w:lvl w:ilvl="5" w:tentative="1">
+      <w:start w:val="1"/>
+      <w:numFmt w:val="bullet"/>
+      <w:lvlText w:val=""/>
+      <w:lvlJc w:val="left"/>
+      <w:pPr>
+        <w:tabs>
+          <w:tab w:val="num" w:pos="4320"/>
+        </w:tabs>
+        <w:ind w:left="4320" w:hanging="360"/>
+      </w:pPr>
+      <w:rPr>
+        <w:rFonts w:ascii="Wingdings" w:hAnsi="Wingdings" w:hint="default"/>
+        <w:sz w:val="20"/>
+      </w:rPr>
+    </w:lvl>
+    <w:lvl w:ilvl="6" w:tentative="1">
+      <w:start w:val="1"/>
+      <w:numFmt w:val="bullet"/>
+      <w:lvlText w:val=""/>
+      <w:lvlJc w:val="left"/>
+      <w:pPr>
+        <w:tabs>
+          <w:tab w:val="num" w:pos="5040"/>
+        </w:tabs>
+        <w:ind w:left="5040" w:hanging="360"/>
+      </w:pPr>
+      <w:rPr>
+        <w:rFonts w:ascii="Wingdings" w:hAnsi="Wingdings" w:hint="default"/>
+        <w:sz w:val="20"/>
+      </w:rPr>
+    </w:lvl>
+    <w:lvl w:ilvl="7" w:tentative="1">
+      <w:start w:val="1"/>
+      <w:numFmt w:val="bullet"/>
+      <w:lvlText w:val=""/>
+      <w:lvlJc w:val="left"/>
+      <w:pPr>
+        <w:tabs>
+          <w:tab w:val="num" w:pos="5760"/>
+        </w:tabs>
+        <w:ind w:left="5760" w:hanging="360"/>
+      </w:pPr>
+      <w:rPr>
+        <w:rFonts w:ascii="Wingdings" w:hAnsi="Wingdings" w:hint="default"/>
+        <w:sz w:val="20"/>
+      </w:rPr>
+    </w:lvl>
+    <w:lvl w:ilvl="8" w:tentative="1">
+      <w:start w:val="1"/>
+      <w:numFmt w:val="bullet"/>
+      <w:lvlText w:val=""/>
+      <w:lvlJc w:val="left"/>
+      <w:pPr>
+        <w:tabs>
+          <w:tab w:val="num" w:pos="6480"/>
+        </w:tabs>
+        <w:ind w:left="6480" w:hanging="360"/>
+      </w:pPr>
+      <w:rPr>
+        <w:rFonts w:ascii="Wingdings" w:hAnsi="Wingdings" w:hint="default"/>
+        <w:sz w:val="20"/>
+      </w:rPr>
+    </w:lvl>
+  </w:abstractNum>
+  <w:abstractNum w:abstractNumId="27" w15:restartNumberingAfterBreak="0">
     <w:nsid w:val="231A48C8"/>
     <w:multiLevelType w:val="multilevel"/>
     <w:tmpl w:val="CFE8B12A"/>
@@ -6393,7 +5537,7 @@
       </w:rPr>
     </w:lvl>
   </w:abstractNum>
-  <w:abstractNum w:abstractNumId="25" w15:restartNumberingAfterBreak="0">
+  <w:abstractNum w:abstractNumId="28" w15:restartNumberingAfterBreak="0">
     <w:nsid w:val="23827A73"/>
     <w:multiLevelType w:val="multilevel"/>
     <w:tmpl w:val="E48A43C2"/>
@@ -6542,7 +5686,7 @@
       </w:rPr>
     </w:lvl>
   </w:abstractNum>
-  <w:abstractNum w:abstractNumId="26" w15:restartNumberingAfterBreak="0">
+  <w:abstractNum w:abstractNumId="29" w15:restartNumberingAfterBreak="0">
     <w:nsid w:val="252A032B"/>
     <w:multiLevelType w:val="multilevel"/>
     <w:tmpl w:val="54AEE730"/>
@@ -6691,7 +5835,7 @@
       </w:rPr>
     </w:lvl>
   </w:abstractNum>
-  <w:abstractNum w:abstractNumId="27" w15:restartNumberingAfterBreak="0">
+  <w:abstractNum w:abstractNumId="30" w15:restartNumberingAfterBreak="0">
     <w:nsid w:val="26720D2F"/>
     <w:multiLevelType w:val="multilevel"/>
     <w:tmpl w:val="D44E4F6A"/>
@@ -6840,7 +5984,7 @@
       </w:rPr>
     </w:lvl>
   </w:abstractNum>
-  <w:abstractNum w:abstractNumId="28" w15:restartNumberingAfterBreak="0">
+  <w:abstractNum w:abstractNumId="31" w15:restartNumberingAfterBreak="0">
     <w:nsid w:val="26D56600"/>
     <w:multiLevelType w:val="multilevel"/>
     <w:tmpl w:val="AA225216"/>
@@ -6989,7 +6133,7 @@
       </w:rPr>
     </w:lvl>
   </w:abstractNum>
-  <w:abstractNum w:abstractNumId="29" w15:restartNumberingAfterBreak="0">
+  <w:abstractNum w:abstractNumId="32" w15:restartNumberingAfterBreak="0">
     <w:nsid w:val="27C15A6F"/>
     <w:multiLevelType w:val="multilevel"/>
     <w:tmpl w:val="29BED868"/>
@@ -7138,7 +6282,7 @@
       </w:rPr>
     </w:lvl>
   </w:abstractNum>
-  <w:abstractNum w:abstractNumId="30" w15:restartNumberingAfterBreak="0">
+  <w:abstractNum w:abstractNumId="33" w15:restartNumberingAfterBreak="0">
     <w:nsid w:val="294161D4"/>
     <w:multiLevelType w:val="multilevel"/>
     <w:tmpl w:val="BFAA8D2A"/>
@@ -7287,7 +6431,7 @@
       </w:rPr>
     </w:lvl>
   </w:abstractNum>
-  <w:abstractNum w:abstractNumId="31" w15:restartNumberingAfterBreak="0">
+  <w:abstractNum w:abstractNumId="34" w15:restartNumberingAfterBreak="0">
     <w:nsid w:val="2AEA1172"/>
     <w:multiLevelType w:val="multilevel"/>
     <w:tmpl w:val="E28A4598"/>
@@ -7436,7 +6580,7 @@
       </w:rPr>
     </w:lvl>
   </w:abstractNum>
-  <w:abstractNum w:abstractNumId="32" w15:restartNumberingAfterBreak="0">
+  <w:abstractNum w:abstractNumId="35" w15:restartNumberingAfterBreak="0">
     <w:nsid w:val="2CC669D5"/>
     <w:multiLevelType w:val="multilevel"/>
     <w:tmpl w:val="E02A4CBC"/>
@@ -7585,7 +6729,156 @@
       </w:rPr>
     </w:lvl>
   </w:abstractNum>
-  <w:abstractNum w:abstractNumId="33" w15:restartNumberingAfterBreak="0">
+  <w:abstractNum w:abstractNumId="36" w15:restartNumberingAfterBreak="0">
+    <w:nsid w:val="2D3C7F8C"/>
+    <w:multiLevelType w:val="multilevel"/>
+    <w:tmpl w:val="DC4E4790"/>
+    <w:lvl w:ilvl="0">
+      <w:start w:val="1"/>
+      <w:numFmt w:val="bullet"/>
+      <w:lvlText w:val=""/>
+      <w:lvlJc w:val="left"/>
+      <w:pPr>
+        <w:tabs>
+          <w:tab w:val="num" w:pos="720"/>
+        </w:tabs>
+        <w:ind w:left="720" w:hanging="360"/>
+      </w:pPr>
+      <w:rPr>
+        <w:rFonts w:ascii="Symbol" w:hAnsi="Symbol" w:hint="default"/>
+        <w:sz w:val="20"/>
+      </w:rPr>
+    </w:lvl>
+    <w:lvl w:ilvl="1" w:tentative="1">
+      <w:start w:val="1"/>
+      <w:numFmt w:val="bullet"/>
+      <w:lvlText w:val="o"/>
+      <w:lvlJc w:val="left"/>
+      <w:pPr>
+        <w:tabs>
+          <w:tab w:val="num" w:pos="1440"/>
+        </w:tabs>
+        <w:ind w:left="1440" w:hanging="360"/>
+      </w:pPr>
+      <w:rPr>
+        <w:rFonts w:ascii="Courier New" w:hAnsi="Courier New" w:hint="default"/>
+        <w:sz w:val="20"/>
+      </w:rPr>
+    </w:lvl>
+    <w:lvl w:ilvl="2" w:tentative="1">
+      <w:start w:val="1"/>
+      <w:numFmt w:val="bullet"/>
+      <w:lvlText w:val=""/>
+      <w:lvlJc w:val="left"/>
+      <w:pPr>
+        <w:tabs>
+          <w:tab w:val="num" w:pos="2160"/>
+        </w:tabs>
+        <w:ind w:left="2160" w:hanging="360"/>
+      </w:pPr>
+      <w:rPr>
+        <w:rFonts w:ascii="Wingdings" w:hAnsi="Wingdings" w:hint="default"/>
+        <w:sz w:val="20"/>
+      </w:rPr>
+    </w:lvl>
+    <w:lvl w:ilvl="3" w:tentative="1">
+      <w:start w:val="1"/>
+      <w:numFmt w:val="bullet"/>
+      <w:lvlText w:val=""/>
+      <w:lvlJc w:val="left"/>
+      <w:pPr>
+        <w:tabs>
+          <w:tab w:val="num" w:pos="2880"/>
+        </w:tabs>
+        <w:ind w:left="2880" w:hanging="360"/>
+      </w:pPr>
+      <w:rPr>
+        <w:rFonts w:ascii="Wingdings" w:hAnsi="Wingdings" w:hint="default"/>
+        <w:sz w:val="20"/>
+      </w:rPr>
+    </w:lvl>
+    <w:lvl w:ilvl="4" w:tentative="1">
+      <w:start w:val="1"/>
+      <w:numFmt w:val="bullet"/>
+      <w:lvlText w:val=""/>
+      <w:lvlJc w:val="left"/>
+      <w:pPr>
+        <w:tabs>
+          <w:tab w:val="num" w:pos="3600"/>
+        </w:tabs>
+        <w:ind w:left="3600" w:hanging="360"/>
+      </w:pPr>
+      <w:rPr>
+        <w:rFonts w:ascii="Wingdings" w:hAnsi="Wingdings" w:hint="default"/>
+        <w:sz w:val="20"/>
+      </w:rPr>
+    </w:lvl>
+    <w:lvl w:ilvl="5" w:tentative="1">
+      <w:start w:val="1"/>
+      <w:numFmt w:val="bullet"/>
+      <w:lvlText w:val=""/>
+      <w:lvlJc w:val="left"/>
+      <w:pPr>
+        <w:tabs>
+          <w:tab w:val="num" w:pos="4320"/>
+        </w:tabs>
+        <w:ind w:left="4320" w:hanging="360"/>
+      </w:pPr>
+      <w:rPr>
+        <w:rFonts w:ascii="Wingdings" w:hAnsi="Wingdings" w:hint="default"/>
+        <w:sz w:val="20"/>
+      </w:rPr>
+    </w:lvl>
+    <w:lvl w:ilvl="6" w:tentative="1">
+      <w:start w:val="1"/>
+      <w:numFmt w:val="bullet"/>
+      <w:lvlText w:val=""/>
+      <w:lvlJc w:val="left"/>
+      <w:pPr>
+        <w:tabs>
+          <w:tab w:val="num" w:pos="5040"/>
+        </w:tabs>
+        <w:ind w:left="5040" w:hanging="360"/>
+      </w:pPr>
+      <w:rPr>
+        <w:rFonts w:ascii="Wingdings" w:hAnsi="Wingdings" w:hint="default"/>
+        <w:sz w:val="20"/>
+      </w:rPr>
+    </w:lvl>
+    <w:lvl w:ilvl="7" w:tentative="1">
+      <w:start w:val="1"/>
+      <w:numFmt w:val="bullet"/>
+      <w:lvlText w:val=""/>
+      <w:lvlJc w:val="left"/>
+      <w:pPr>
+        <w:tabs>
+          <w:tab w:val="num" w:pos="5760"/>
+        </w:tabs>
+        <w:ind w:left="5760" w:hanging="360"/>
+      </w:pPr>
+      <w:rPr>
+        <w:rFonts w:ascii="Wingdings" w:hAnsi="Wingdings" w:hint="default"/>
+        <w:sz w:val="20"/>
+      </w:rPr>
+    </w:lvl>
+    <w:lvl w:ilvl="8" w:tentative="1">
+      <w:start w:val="1"/>
+      <w:numFmt w:val="bullet"/>
+      <w:lvlText w:val=""/>
+      <w:lvlJc w:val="left"/>
+      <w:pPr>
+        <w:tabs>
+          <w:tab w:val="num" w:pos="6480"/>
+        </w:tabs>
+        <w:ind w:left="6480" w:hanging="360"/>
+      </w:pPr>
+      <w:rPr>
+        <w:rFonts w:ascii="Wingdings" w:hAnsi="Wingdings" w:hint="default"/>
+        <w:sz w:val="20"/>
+      </w:rPr>
+    </w:lvl>
+  </w:abstractNum>
+  <w:abstractNum w:abstractNumId="37" w15:restartNumberingAfterBreak="0">
     <w:nsid w:val="2DF0121B"/>
     <w:multiLevelType w:val="multilevel"/>
     <w:tmpl w:val="750EF86A"/>
@@ -7734,7 +7027,7 @@
       </w:rPr>
     </w:lvl>
   </w:abstractNum>
-  <w:abstractNum w:abstractNumId="34" w15:restartNumberingAfterBreak="0">
+  <w:abstractNum w:abstractNumId="38" w15:restartNumberingAfterBreak="0">
     <w:nsid w:val="2EA51A84"/>
     <w:multiLevelType w:val="multilevel"/>
     <w:tmpl w:val="CE16A0A6"/>
@@ -7883,7 +7176,7 @@
       </w:rPr>
     </w:lvl>
   </w:abstractNum>
-  <w:abstractNum w:abstractNumId="35" w15:restartNumberingAfterBreak="0">
+  <w:abstractNum w:abstractNumId="39" w15:restartNumberingAfterBreak="0">
     <w:nsid w:val="2ECD230A"/>
     <w:multiLevelType w:val="multilevel"/>
     <w:tmpl w:val="DAFCAB02"/>
@@ -7996,7 +7289,156 @@
       </w:pPr>
     </w:lvl>
   </w:abstractNum>
-  <w:abstractNum w:abstractNumId="36" w15:restartNumberingAfterBreak="0">
+  <w:abstractNum w:abstractNumId="40" w15:restartNumberingAfterBreak="0">
+    <w:nsid w:val="2EF946BA"/>
+    <w:multiLevelType w:val="multilevel"/>
+    <w:tmpl w:val="2E2EE320"/>
+    <w:lvl w:ilvl="0">
+      <w:start w:val="1"/>
+      <w:numFmt w:val="bullet"/>
+      <w:lvlText w:val=""/>
+      <w:lvlJc w:val="left"/>
+      <w:pPr>
+        <w:tabs>
+          <w:tab w:val="num" w:pos="720"/>
+        </w:tabs>
+        <w:ind w:left="720" w:hanging="360"/>
+      </w:pPr>
+      <w:rPr>
+        <w:rFonts w:ascii="Symbol" w:hAnsi="Symbol" w:hint="default"/>
+        <w:sz w:val="20"/>
+      </w:rPr>
+    </w:lvl>
+    <w:lvl w:ilvl="1" w:tentative="1">
+      <w:start w:val="1"/>
+      <w:numFmt w:val="bullet"/>
+      <w:lvlText w:val="o"/>
+      <w:lvlJc w:val="left"/>
+      <w:pPr>
+        <w:tabs>
+          <w:tab w:val="num" w:pos="1440"/>
+        </w:tabs>
+        <w:ind w:left="1440" w:hanging="360"/>
+      </w:pPr>
+      <w:rPr>
+        <w:rFonts w:ascii="Courier New" w:hAnsi="Courier New" w:hint="default"/>
+        <w:sz w:val="20"/>
+      </w:rPr>
+    </w:lvl>
+    <w:lvl w:ilvl="2" w:tentative="1">
+      <w:start w:val="1"/>
+      <w:numFmt w:val="bullet"/>
+      <w:lvlText w:val=""/>
+      <w:lvlJc w:val="left"/>
+      <w:pPr>
+        <w:tabs>
+          <w:tab w:val="num" w:pos="2160"/>
+        </w:tabs>
+        <w:ind w:left="2160" w:hanging="360"/>
+      </w:pPr>
+      <w:rPr>
+        <w:rFonts w:ascii="Wingdings" w:hAnsi="Wingdings" w:hint="default"/>
+        <w:sz w:val="20"/>
+      </w:rPr>
+    </w:lvl>
+    <w:lvl w:ilvl="3" w:tentative="1">
+      <w:start w:val="1"/>
+      <w:numFmt w:val="bullet"/>
+      <w:lvlText w:val=""/>
+      <w:lvlJc w:val="left"/>
+      <w:pPr>
+        <w:tabs>
+          <w:tab w:val="num" w:pos="2880"/>
+        </w:tabs>
+        <w:ind w:left="2880" w:hanging="360"/>
+      </w:pPr>
+      <w:rPr>
+        <w:rFonts w:ascii="Wingdings" w:hAnsi="Wingdings" w:hint="default"/>
+        <w:sz w:val="20"/>
+      </w:rPr>
+    </w:lvl>
+    <w:lvl w:ilvl="4" w:tentative="1">
+      <w:start w:val="1"/>
+      <w:numFmt w:val="bullet"/>
+      <w:lvlText w:val=""/>
+      <w:lvlJc w:val="left"/>
+      <w:pPr>
+        <w:tabs>
+          <w:tab w:val="num" w:pos="3600"/>
+        </w:tabs>
+        <w:ind w:left="3600" w:hanging="360"/>
+      </w:pPr>
+      <w:rPr>
+        <w:rFonts w:ascii="Wingdings" w:hAnsi="Wingdings" w:hint="default"/>
+        <w:sz w:val="20"/>
+      </w:rPr>
+    </w:lvl>
+    <w:lvl w:ilvl="5" w:tentative="1">
+      <w:start w:val="1"/>
+      <w:numFmt w:val="bullet"/>
+      <w:lvlText w:val=""/>
+      <w:lvlJc w:val="left"/>
+      <w:pPr>
+        <w:tabs>
+          <w:tab w:val="num" w:pos="4320"/>
+        </w:tabs>
+        <w:ind w:left="4320" w:hanging="360"/>
+      </w:pPr>
+      <w:rPr>
+        <w:rFonts w:ascii="Wingdings" w:hAnsi="Wingdings" w:hint="default"/>
+        <w:sz w:val="20"/>
+      </w:rPr>
+    </w:lvl>
+    <w:lvl w:ilvl="6" w:tentative="1">
+      <w:start w:val="1"/>
+      <w:numFmt w:val="bullet"/>
+      <w:lvlText w:val=""/>
+      <w:lvlJc w:val="left"/>
+      <w:pPr>
+        <w:tabs>
+          <w:tab w:val="num" w:pos="5040"/>
+        </w:tabs>
+        <w:ind w:left="5040" w:hanging="360"/>
+      </w:pPr>
+      <w:rPr>
+        <w:rFonts w:ascii="Wingdings" w:hAnsi="Wingdings" w:hint="default"/>
+        <w:sz w:val="20"/>
+      </w:rPr>
+    </w:lvl>
+    <w:lvl w:ilvl="7" w:tentative="1">
+      <w:start w:val="1"/>
+      <w:numFmt w:val="bullet"/>
+      <w:lvlText w:val=""/>
+      <w:lvlJc w:val="left"/>
+      <w:pPr>
+        <w:tabs>
+          <w:tab w:val="num" w:pos="5760"/>
+        </w:tabs>
+        <w:ind w:left="5760" w:hanging="360"/>
+      </w:pPr>
+      <w:rPr>
+        <w:rFonts w:ascii="Wingdings" w:hAnsi="Wingdings" w:hint="default"/>
+        <w:sz w:val="20"/>
+      </w:rPr>
+    </w:lvl>
+    <w:lvl w:ilvl="8" w:tentative="1">
+      <w:start w:val="1"/>
+      <w:numFmt w:val="bullet"/>
+      <w:lvlText w:val=""/>
+      <w:lvlJc w:val="left"/>
+      <w:pPr>
+        <w:tabs>
+          <w:tab w:val="num" w:pos="6480"/>
+        </w:tabs>
+        <w:ind w:left="6480" w:hanging="360"/>
+      </w:pPr>
+      <w:rPr>
+        <w:rFonts w:ascii="Wingdings" w:hAnsi="Wingdings" w:hint="default"/>
+        <w:sz w:val="20"/>
+      </w:rPr>
+    </w:lvl>
+  </w:abstractNum>
+  <w:abstractNum w:abstractNumId="41" w15:restartNumberingAfterBreak="0">
     <w:nsid w:val="2F980C20"/>
     <w:multiLevelType w:val="multilevel"/>
     <w:tmpl w:val="D3CE32CC"/>
@@ -8145,7 +7587,7 @@
       </w:rPr>
     </w:lvl>
   </w:abstractNum>
-  <w:abstractNum w:abstractNumId="37" w15:restartNumberingAfterBreak="0">
+  <w:abstractNum w:abstractNumId="42" w15:restartNumberingAfterBreak="0">
     <w:nsid w:val="2FE10C38"/>
     <w:multiLevelType w:val="multilevel"/>
     <w:tmpl w:val="F9F4CC58"/>
@@ -8294,7 +7736,7 @@
       </w:rPr>
     </w:lvl>
   </w:abstractNum>
-  <w:abstractNum w:abstractNumId="38" w15:restartNumberingAfterBreak="0">
+  <w:abstractNum w:abstractNumId="43" w15:restartNumberingAfterBreak="0">
     <w:nsid w:val="31152A89"/>
     <w:multiLevelType w:val="multilevel"/>
     <w:tmpl w:val="089A6D0C"/>
@@ -8443,7 +7885,7 @@
       </w:rPr>
     </w:lvl>
   </w:abstractNum>
-  <w:abstractNum w:abstractNumId="39" w15:restartNumberingAfterBreak="0">
+  <w:abstractNum w:abstractNumId="44" w15:restartNumberingAfterBreak="0">
     <w:nsid w:val="314E3C0C"/>
     <w:multiLevelType w:val="multilevel"/>
     <w:tmpl w:val="9650EF28"/>
@@ -8592,7 +8034,7 @@
       </w:rPr>
     </w:lvl>
   </w:abstractNum>
-  <w:abstractNum w:abstractNumId="40" w15:restartNumberingAfterBreak="0">
+  <w:abstractNum w:abstractNumId="45" w15:restartNumberingAfterBreak="0">
     <w:nsid w:val="340024B7"/>
     <w:multiLevelType w:val="multilevel"/>
     <w:tmpl w:val="5C00E412"/>
@@ -8741,7 +8183,7 @@
       </w:rPr>
     </w:lvl>
   </w:abstractNum>
-  <w:abstractNum w:abstractNumId="41" w15:restartNumberingAfterBreak="0">
+  <w:abstractNum w:abstractNumId="46" w15:restartNumberingAfterBreak="0">
     <w:nsid w:val="35095571"/>
     <w:multiLevelType w:val="multilevel"/>
     <w:tmpl w:val="2C9CE40E"/>
@@ -8890,7 +8332,7 @@
       </w:rPr>
     </w:lvl>
   </w:abstractNum>
-  <w:abstractNum w:abstractNumId="42" w15:restartNumberingAfterBreak="0">
+  <w:abstractNum w:abstractNumId="47" w15:restartNumberingAfterBreak="0">
     <w:nsid w:val="38491A96"/>
     <w:multiLevelType w:val="multilevel"/>
     <w:tmpl w:val="49F254FE"/>
@@ -9039,7 +8481,7 @@
       </w:rPr>
     </w:lvl>
   </w:abstractNum>
-  <w:abstractNum w:abstractNumId="43" w15:restartNumberingAfterBreak="0">
+  <w:abstractNum w:abstractNumId="48" w15:restartNumberingAfterBreak="0">
     <w:nsid w:val="389F5E05"/>
     <w:multiLevelType w:val="multilevel"/>
     <w:tmpl w:val="846215FA"/>
@@ -9188,7 +8630,7 @@
       </w:rPr>
     </w:lvl>
   </w:abstractNum>
-  <w:abstractNum w:abstractNumId="44" w15:restartNumberingAfterBreak="0">
+  <w:abstractNum w:abstractNumId="49" w15:restartNumberingAfterBreak="0">
     <w:nsid w:val="39227A5F"/>
     <w:multiLevelType w:val="multilevel"/>
     <w:tmpl w:val="A3662796"/>
@@ -9337,7 +8779,7 @@
       </w:rPr>
     </w:lvl>
   </w:abstractNum>
-  <w:abstractNum w:abstractNumId="45" w15:restartNumberingAfterBreak="0">
+  <w:abstractNum w:abstractNumId="50" w15:restartNumberingAfterBreak="0">
     <w:nsid w:val="39E84972"/>
     <w:multiLevelType w:val="multilevel"/>
     <w:tmpl w:val="A6963B02"/>
@@ -9486,7 +8928,7 @@
       </w:rPr>
     </w:lvl>
   </w:abstractNum>
-  <w:abstractNum w:abstractNumId="46" w15:restartNumberingAfterBreak="0">
+  <w:abstractNum w:abstractNumId="51" w15:restartNumberingAfterBreak="0">
     <w:nsid w:val="3A157D94"/>
     <w:multiLevelType w:val="multilevel"/>
     <w:tmpl w:val="BD1098F4"/>
@@ -9635,7 +9077,7 @@
       </w:rPr>
     </w:lvl>
   </w:abstractNum>
-  <w:abstractNum w:abstractNumId="47" w15:restartNumberingAfterBreak="0">
+  <w:abstractNum w:abstractNumId="52" w15:restartNumberingAfterBreak="0">
     <w:nsid w:val="3B2A715A"/>
     <w:multiLevelType w:val="multilevel"/>
     <w:tmpl w:val="C9020092"/>
@@ -9784,7 +9226,156 @@
       </w:rPr>
     </w:lvl>
   </w:abstractNum>
-  <w:abstractNum w:abstractNumId="48" w15:restartNumberingAfterBreak="0">
+  <w:abstractNum w:abstractNumId="53" w15:restartNumberingAfterBreak="0">
+    <w:nsid w:val="3B612CD5"/>
+    <w:multiLevelType w:val="multilevel"/>
+    <w:tmpl w:val="39560022"/>
+    <w:lvl w:ilvl="0">
+      <w:start w:val="1"/>
+      <w:numFmt w:val="bullet"/>
+      <w:lvlText w:val=""/>
+      <w:lvlJc w:val="left"/>
+      <w:pPr>
+        <w:tabs>
+          <w:tab w:val="num" w:pos="720"/>
+        </w:tabs>
+        <w:ind w:left="720" w:hanging="360"/>
+      </w:pPr>
+      <w:rPr>
+        <w:rFonts w:ascii="Symbol" w:hAnsi="Symbol" w:hint="default"/>
+        <w:sz w:val="20"/>
+      </w:rPr>
+    </w:lvl>
+    <w:lvl w:ilvl="1" w:tentative="1">
+      <w:start w:val="1"/>
+      <w:numFmt w:val="bullet"/>
+      <w:lvlText w:val="o"/>
+      <w:lvlJc w:val="left"/>
+      <w:pPr>
+        <w:tabs>
+          <w:tab w:val="num" w:pos="1440"/>
+        </w:tabs>
+        <w:ind w:left="1440" w:hanging="360"/>
+      </w:pPr>
+      <w:rPr>
+        <w:rFonts w:ascii="Courier New" w:hAnsi="Courier New" w:hint="default"/>
+        <w:sz w:val="20"/>
+      </w:rPr>
+    </w:lvl>
+    <w:lvl w:ilvl="2" w:tentative="1">
+      <w:start w:val="1"/>
+      <w:numFmt w:val="bullet"/>
+      <w:lvlText w:val=""/>
+      <w:lvlJc w:val="left"/>
+      <w:pPr>
+        <w:tabs>
+          <w:tab w:val="num" w:pos="2160"/>
+        </w:tabs>
+        <w:ind w:left="2160" w:hanging="360"/>
+      </w:pPr>
+      <w:rPr>
+        <w:rFonts w:ascii="Wingdings" w:hAnsi="Wingdings" w:hint="default"/>
+        <w:sz w:val="20"/>
+      </w:rPr>
+    </w:lvl>
+    <w:lvl w:ilvl="3" w:tentative="1">
+      <w:start w:val="1"/>
+      <w:numFmt w:val="bullet"/>
+      <w:lvlText w:val=""/>
+      <w:lvlJc w:val="left"/>
+      <w:pPr>
+        <w:tabs>
+          <w:tab w:val="num" w:pos="2880"/>
+        </w:tabs>
+        <w:ind w:left="2880" w:hanging="360"/>
+      </w:pPr>
+      <w:rPr>
+        <w:rFonts w:ascii="Wingdings" w:hAnsi="Wingdings" w:hint="default"/>
+        <w:sz w:val="20"/>
+      </w:rPr>
+    </w:lvl>
+    <w:lvl w:ilvl="4" w:tentative="1">
+      <w:start w:val="1"/>
+      <w:numFmt w:val="bullet"/>
+      <w:lvlText w:val=""/>
+      <w:lvlJc w:val="left"/>
+      <w:pPr>
+        <w:tabs>
+          <w:tab w:val="num" w:pos="3600"/>
+        </w:tabs>
+        <w:ind w:left="3600" w:hanging="360"/>
+      </w:pPr>
+      <w:rPr>
+        <w:rFonts w:ascii="Wingdings" w:hAnsi="Wingdings" w:hint="default"/>
+        <w:sz w:val="20"/>
+      </w:rPr>
+    </w:lvl>
+    <w:lvl w:ilvl="5" w:tentative="1">
+      <w:start w:val="1"/>
+      <w:numFmt w:val="bullet"/>
+      <w:lvlText w:val=""/>
+      <w:lvlJc w:val="left"/>
+      <w:pPr>
+        <w:tabs>
+          <w:tab w:val="num" w:pos="4320"/>
+        </w:tabs>
+        <w:ind w:left="4320" w:hanging="360"/>
+      </w:pPr>
+      <w:rPr>
+        <w:rFonts w:ascii="Wingdings" w:hAnsi="Wingdings" w:hint="default"/>
+        <w:sz w:val="20"/>
+      </w:rPr>
+    </w:lvl>
+    <w:lvl w:ilvl="6" w:tentative="1">
+      <w:start w:val="1"/>
+      <w:numFmt w:val="bullet"/>
+      <w:lvlText w:val=""/>
+      <w:lvlJc w:val="left"/>
+      <w:pPr>
+        <w:tabs>
+          <w:tab w:val="num" w:pos="5040"/>
+        </w:tabs>
+        <w:ind w:left="5040" w:hanging="360"/>
+      </w:pPr>
+      <w:rPr>
+        <w:rFonts w:ascii="Wingdings" w:hAnsi="Wingdings" w:hint="default"/>
+        <w:sz w:val="20"/>
+      </w:rPr>
+    </w:lvl>
+    <w:lvl w:ilvl="7" w:tentative="1">
+      <w:start w:val="1"/>
+      <w:numFmt w:val="bullet"/>
+      <w:lvlText w:val=""/>
+      <w:lvlJc w:val="left"/>
+      <w:pPr>
+        <w:tabs>
+          <w:tab w:val="num" w:pos="5760"/>
+        </w:tabs>
+        <w:ind w:left="5760" w:hanging="360"/>
+      </w:pPr>
+      <w:rPr>
+        <w:rFonts w:ascii="Wingdings" w:hAnsi="Wingdings" w:hint="default"/>
+        <w:sz w:val="20"/>
+      </w:rPr>
+    </w:lvl>
+    <w:lvl w:ilvl="8" w:tentative="1">
+      <w:start w:val="1"/>
+      <w:numFmt w:val="bullet"/>
+      <w:lvlText w:val=""/>
+      <w:lvlJc w:val="left"/>
+      <w:pPr>
+        <w:tabs>
+          <w:tab w:val="num" w:pos="6480"/>
+        </w:tabs>
+        <w:ind w:left="6480" w:hanging="360"/>
+      </w:pPr>
+      <w:rPr>
+        <w:rFonts w:ascii="Wingdings" w:hAnsi="Wingdings" w:hint="default"/>
+        <w:sz w:val="20"/>
+      </w:rPr>
+    </w:lvl>
+  </w:abstractNum>
+  <w:abstractNum w:abstractNumId="54" w15:restartNumberingAfterBreak="0">
     <w:nsid w:val="3BC7120A"/>
     <w:multiLevelType w:val="multilevel"/>
     <w:tmpl w:val="792E4030"/>
@@ -9933,7 +9524,7 @@
       </w:rPr>
     </w:lvl>
   </w:abstractNum>
-  <w:abstractNum w:abstractNumId="49" w15:restartNumberingAfterBreak="0">
+  <w:abstractNum w:abstractNumId="55" w15:restartNumberingAfterBreak="0">
     <w:nsid w:val="3D580872"/>
     <w:multiLevelType w:val="multilevel"/>
     <w:tmpl w:val="5D445700"/>
@@ -10082,7 +9673,7 @@
       </w:rPr>
     </w:lvl>
   </w:abstractNum>
-  <w:abstractNum w:abstractNumId="50" w15:restartNumberingAfterBreak="0">
+  <w:abstractNum w:abstractNumId="56" w15:restartNumberingAfterBreak="0">
     <w:nsid w:val="3DC27888"/>
     <w:multiLevelType w:val="multilevel"/>
     <w:tmpl w:val="9D6237DA"/>
@@ -10231,7 +9822,7 @@
       </w:rPr>
     </w:lvl>
   </w:abstractNum>
-  <w:abstractNum w:abstractNumId="51" w15:restartNumberingAfterBreak="0">
+  <w:abstractNum w:abstractNumId="57" w15:restartNumberingAfterBreak="0">
     <w:nsid w:val="3E481469"/>
     <w:multiLevelType w:val="multilevel"/>
     <w:tmpl w:val="896EE600"/>
@@ -10380,7 +9971,7 @@
       </w:rPr>
     </w:lvl>
   </w:abstractNum>
-  <w:abstractNum w:abstractNumId="52" w15:restartNumberingAfterBreak="0">
+  <w:abstractNum w:abstractNumId="58" w15:restartNumberingAfterBreak="0">
     <w:nsid w:val="4002541D"/>
     <w:multiLevelType w:val="multilevel"/>
     <w:tmpl w:val="634853A0"/>
@@ -10529,7 +10120,7 @@
       </w:rPr>
     </w:lvl>
   </w:abstractNum>
-  <w:abstractNum w:abstractNumId="53" w15:restartNumberingAfterBreak="0">
+  <w:abstractNum w:abstractNumId="59" w15:restartNumberingAfterBreak="0">
     <w:nsid w:val="40205502"/>
     <w:multiLevelType w:val="multilevel"/>
     <w:tmpl w:val="FDFC6A4A"/>
@@ -10678,7 +10269,156 @@
       </w:rPr>
     </w:lvl>
   </w:abstractNum>
-  <w:abstractNum w:abstractNumId="54" w15:restartNumberingAfterBreak="0">
+  <w:abstractNum w:abstractNumId="60" w15:restartNumberingAfterBreak="0">
+    <w:nsid w:val="40972A80"/>
+    <w:multiLevelType w:val="multilevel"/>
+    <w:tmpl w:val="5978E292"/>
+    <w:lvl w:ilvl="0">
+      <w:start w:val="1"/>
+      <w:numFmt w:val="bullet"/>
+      <w:lvlText w:val=""/>
+      <w:lvlJc w:val="left"/>
+      <w:pPr>
+        <w:tabs>
+          <w:tab w:val="num" w:pos="720"/>
+        </w:tabs>
+        <w:ind w:left="720" w:hanging="360"/>
+      </w:pPr>
+      <w:rPr>
+        <w:rFonts w:ascii="Symbol" w:hAnsi="Symbol" w:hint="default"/>
+        <w:sz w:val="20"/>
+      </w:rPr>
+    </w:lvl>
+    <w:lvl w:ilvl="1" w:tentative="1">
+      <w:start w:val="1"/>
+      <w:numFmt w:val="bullet"/>
+      <w:lvlText w:val="o"/>
+      <w:lvlJc w:val="left"/>
+      <w:pPr>
+        <w:tabs>
+          <w:tab w:val="num" w:pos="1440"/>
+        </w:tabs>
+        <w:ind w:left="1440" w:hanging="360"/>
+      </w:pPr>
+      <w:rPr>
+        <w:rFonts w:ascii="Courier New" w:hAnsi="Courier New" w:hint="default"/>
+        <w:sz w:val="20"/>
+      </w:rPr>
+    </w:lvl>
+    <w:lvl w:ilvl="2" w:tentative="1">
+      <w:start w:val="1"/>
+      <w:numFmt w:val="bullet"/>
+      <w:lvlText w:val=""/>
+      <w:lvlJc w:val="left"/>
+      <w:pPr>
+        <w:tabs>
+          <w:tab w:val="num" w:pos="2160"/>
+        </w:tabs>
+        <w:ind w:left="2160" w:hanging="360"/>
+      </w:pPr>
+      <w:rPr>
+        <w:rFonts w:ascii="Wingdings" w:hAnsi="Wingdings" w:hint="default"/>
+        <w:sz w:val="20"/>
+      </w:rPr>
+    </w:lvl>
+    <w:lvl w:ilvl="3" w:tentative="1">
+      <w:start w:val="1"/>
+      <w:numFmt w:val="bullet"/>
+      <w:lvlText w:val=""/>
+      <w:lvlJc w:val="left"/>
+      <w:pPr>
+        <w:tabs>
+          <w:tab w:val="num" w:pos="2880"/>
+        </w:tabs>
+        <w:ind w:left="2880" w:hanging="360"/>
+      </w:pPr>
+      <w:rPr>
+        <w:rFonts w:ascii="Wingdings" w:hAnsi="Wingdings" w:hint="default"/>
+        <w:sz w:val="20"/>
+      </w:rPr>
+    </w:lvl>
+    <w:lvl w:ilvl="4" w:tentative="1">
+      <w:start w:val="1"/>
+      <w:numFmt w:val="bullet"/>
+      <w:lvlText w:val=""/>
+      <w:lvlJc w:val="left"/>
+      <w:pPr>
+        <w:tabs>
+          <w:tab w:val="num" w:pos="3600"/>
+        </w:tabs>
+        <w:ind w:left="3600" w:hanging="360"/>
+      </w:pPr>
+      <w:rPr>
+        <w:rFonts w:ascii="Wingdings" w:hAnsi="Wingdings" w:hint="default"/>
+        <w:sz w:val="20"/>
+      </w:rPr>
+    </w:lvl>
+    <w:lvl w:ilvl="5" w:tentative="1">
+      <w:start w:val="1"/>
+      <w:numFmt w:val="bullet"/>
+      <w:lvlText w:val=""/>
+      <w:lvlJc w:val="left"/>
+      <w:pPr>
+        <w:tabs>
+          <w:tab w:val="num" w:pos="4320"/>
+        </w:tabs>
+        <w:ind w:left="4320" w:hanging="360"/>
+      </w:pPr>
+      <w:rPr>
+        <w:rFonts w:ascii="Wingdings" w:hAnsi="Wingdings" w:hint="default"/>
+        <w:sz w:val="20"/>
+      </w:rPr>
+    </w:lvl>
+    <w:lvl w:ilvl="6" w:tentative="1">
+      <w:start w:val="1"/>
+      <w:numFmt w:val="bullet"/>
+      <w:lvlText w:val=""/>
+      <w:lvlJc w:val="left"/>
+      <w:pPr>
+        <w:tabs>
+          <w:tab w:val="num" w:pos="5040"/>
+        </w:tabs>
+        <w:ind w:left="5040" w:hanging="360"/>
+      </w:pPr>
+      <w:rPr>
+        <w:rFonts w:ascii="Wingdings" w:hAnsi="Wingdings" w:hint="default"/>
+        <w:sz w:val="20"/>
+      </w:rPr>
+    </w:lvl>
+    <w:lvl w:ilvl="7" w:tentative="1">
+      <w:start w:val="1"/>
+      <w:numFmt w:val="bullet"/>
+      <w:lvlText w:val=""/>
+      <w:lvlJc w:val="left"/>
+      <w:pPr>
+        <w:tabs>
+          <w:tab w:val="num" w:pos="5760"/>
+        </w:tabs>
+        <w:ind w:left="5760" w:hanging="360"/>
+      </w:pPr>
+      <w:rPr>
+        <w:rFonts w:ascii="Wingdings" w:hAnsi="Wingdings" w:hint="default"/>
+        <w:sz w:val="20"/>
+      </w:rPr>
+    </w:lvl>
+    <w:lvl w:ilvl="8" w:tentative="1">
+      <w:start w:val="1"/>
+      <w:numFmt w:val="bullet"/>
+      <w:lvlText w:val=""/>
+      <w:lvlJc w:val="left"/>
+      <w:pPr>
+        <w:tabs>
+          <w:tab w:val="num" w:pos="6480"/>
+        </w:tabs>
+        <w:ind w:left="6480" w:hanging="360"/>
+      </w:pPr>
+      <w:rPr>
+        <w:rFonts w:ascii="Wingdings" w:hAnsi="Wingdings" w:hint="default"/>
+        <w:sz w:val="20"/>
+      </w:rPr>
+    </w:lvl>
+  </w:abstractNum>
+  <w:abstractNum w:abstractNumId="61" w15:restartNumberingAfterBreak="0">
     <w:nsid w:val="40B345DB"/>
     <w:multiLevelType w:val="multilevel"/>
     <w:tmpl w:val="64EC45EC"/>
@@ -10827,7 +10567,7 @@
       </w:rPr>
     </w:lvl>
   </w:abstractNum>
-  <w:abstractNum w:abstractNumId="55" w15:restartNumberingAfterBreak="0">
+  <w:abstractNum w:abstractNumId="62" w15:restartNumberingAfterBreak="0">
     <w:nsid w:val="41B03982"/>
     <w:multiLevelType w:val="multilevel"/>
     <w:tmpl w:val="FF1094EA"/>
@@ -10976,7 +10716,7 @@
       </w:rPr>
     </w:lvl>
   </w:abstractNum>
-  <w:abstractNum w:abstractNumId="56" w15:restartNumberingAfterBreak="0">
+  <w:abstractNum w:abstractNumId="63" w15:restartNumberingAfterBreak="0">
     <w:nsid w:val="42090B45"/>
     <w:multiLevelType w:val="multilevel"/>
     <w:tmpl w:val="FA5AFF12"/>
@@ -11125,7 +10865,7 @@
       </w:rPr>
     </w:lvl>
   </w:abstractNum>
-  <w:abstractNum w:abstractNumId="57" w15:restartNumberingAfterBreak="0">
+  <w:abstractNum w:abstractNumId="64" w15:restartNumberingAfterBreak="0">
     <w:nsid w:val="42126819"/>
     <w:multiLevelType w:val="multilevel"/>
     <w:tmpl w:val="BD66A71A"/>
@@ -11274,7 +11014,7 @@
       </w:rPr>
     </w:lvl>
   </w:abstractNum>
-  <w:abstractNum w:abstractNumId="58" w15:restartNumberingAfterBreak="0">
+  <w:abstractNum w:abstractNumId="65" w15:restartNumberingAfterBreak="0">
     <w:nsid w:val="42DE74FD"/>
     <w:multiLevelType w:val="multilevel"/>
     <w:tmpl w:val="B302E9C2"/>
@@ -11387,7 +11127,156 @@
       </w:pPr>
     </w:lvl>
   </w:abstractNum>
-  <w:abstractNum w:abstractNumId="59" w15:restartNumberingAfterBreak="0">
+  <w:abstractNum w:abstractNumId="66" w15:restartNumberingAfterBreak="0">
+    <w:nsid w:val="4339313C"/>
+    <w:multiLevelType w:val="multilevel"/>
+    <w:tmpl w:val="234A16E0"/>
+    <w:lvl w:ilvl="0">
+      <w:start w:val="1"/>
+      <w:numFmt w:val="bullet"/>
+      <w:lvlText w:val=""/>
+      <w:lvlJc w:val="left"/>
+      <w:pPr>
+        <w:tabs>
+          <w:tab w:val="num" w:pos="720"/>
+        </w:tabs>
+        <w:ind w:left="720" w:hanging="360"/>
+      </w:pPr>
+      <w:rPr>
+        <w:rFonts w:ascii="Symbol" w:hAnsi="Symbol" w:hint="default"/>
+        <w:sz w:val="20"/>
+      </w:rPr>
+    </w:lvl>
+    <w:lvl w:ilvl="1" w:tentative="1">
+      <w:start w:val="1"/>
+      <w:numFmt w:val="bullet"/>
+      <w:lvlText w:val="o"/>
+      <w:lvlJc w:val="left"/>
+      <w:pPr>
+        <w:tabs>
+          <w:tab w:val="num" w:pos="1440"/>
+        </w:tabs>
+        <w:ind w:left="1440" w:hanging="360"/>
+      </w:pPr>
+      <w:rPr>
+        <w:rFonts w:ascii="Courier New" w:hAnsi="Courier New" w:hint="default"/>
+        <w:sz w:val="20"/>
+      </w:rPr>
+    </w:lvl>
+    <w:lvl w:ilvl="2" w:tentative="1">
+      <w:start w:val="1"/>
+      <w:numFmt w:val="bullet"/>
+      <w:lvlText w:val=""/>
+      <w:lvlJc w:val="left"/>
+      <w:pPr>
+        <w:tabs>
+          <w:tab w:val="num" w:pos="2160"/>
+        </w:tabs>
+        <w:ind w:left="2160" w:hanging="360"/>
+      </w:pPr>
+      <w:rPr>
+        <w:rFonts w:ascii="Wingdings" w:hAnsi="Wingdings" w:hint="default"/>
+        <w:sz w:val="20"/>
+      </w:rPr>
+    </w:lvl>
+    <w:lvl w:ilvl="3" w:tentative="1">
+      <w:start w:val="1"/>
+      <w:numFmt w:val="bullet"/>
+      <w:lvlText w:val=""/>
+      <w:lvlJc w:val="left"/>
+      <w:pPr>
+        <w:tabs>
+          <w:tab w:val="num" w:pos="2880"/>
+        </w:tabs>
+        <w:ind w:left="2880" w:hanging="360"/>
+      </w:pPr>
+      <w:rPr>
+        <w:rFonts w:ascii="Wingdings" w:hAnsi="Wingdings" w:hint="default"/>
+        <w:sz w:val="20"/>
+      </w:rPr>
+    </w:lvl>
+    <w:lvl w:ilvl="4" w:tentative="1">
+      <w:start w:val="1"/>
+      <w:numFmt w:val="bullet"/>
+      <w:lvlText w:val=""/>
+      <w:lvlJc w:val="left"/>
+      <w:pPr>
+        <w:tabs>
+          <w:tab w:val="num" w:pos="3600"/>
+        </w:tabs>
+        <w:ind w:left="3600" w:hanging="360"/>
+      </w:pPr>
+      <w:rPr>
+        <w:rFonts w:ascii="Wingdings" w:hAnsi="Wingdings" w:hint="default"/>
+        <w:sz w:val="20"/>
+      </w:rPr>
+    </w:lvl>
+    <w:lvl w:ilvl="5" w:tentative="1">
+      <w:start w:val="1"/>
+      <w:numFmt w:val="bullet"/>
+      <w:lvlText w:val=""/>
+      <w:lvlJc w:val="left"/>
+      <w:pPr>
+        <w:tabs>
+          <w:tab w:val="num" w:pos="4320"/>
+        </w:tabs>
+        <w:ind w:left="4320" w:hanging="360"/>
+      </w:pPr>
+      <w:rPr>
+        <w:rFonts w:ascii="Wingdings" w:hAnsi="Wingdings" w:hint="default"/>
+        <w:sz w:val="20"/>
+      </w:rPr>
+    </w:lvl>
+    <w:lvl w:ilvl="6" w:tentative="1">
+      <w:start w:val="1"/>
+      <w:numFmt w:val="bullet"/>
+      <w:lvlText w:val=""/>
+      <w:lvlJc w:val="left"/>
+      <w:pPr>
+        <w:tabs>
+          <w:tab w:val="num" w:pos="5040"/>
+        </w:tabs>
+        <w:ind w:left="5040" w:hanging="360"/>
+      </w:pPr>
+      <w:rPr>
+        <w:rFonts w:ascii="Wingdings" w:hAnsi="Wingdings" w:hint="default"/>
+        <w:sz w:val="20"/>
+      </w:rPr>
+    </w:lvl>
+    <w:lvl w:ilvl="7" w:tentative="1">
+      <w:start w:val="1"/>
+      <w:numFmt w:val="bullet"/>
+      <w:lvlText w:val=""/>
+      <w:lvlJc w:val="left"/>
+      <w:pPr>
+        <w:tabs>
+          <w:tab w:val="num" w:pos="5760"/>
+        </w:tabs>
+        <w:ind w:left="5760" w:hanging="360"/>
+      </w:pPr>
+      <w:rPr>
+        <w:rFonts w:ascii="Wingdings" w:hAnsi="Wingdings" w:hint="default"/>
+        <w:sz w:val="20"/>
+      </w:rPr>
+    </w:lvl>
+    <w:lvl w:ilvl="8" w:tentative="1">
+      <w:start w:val="1"/>
+      <w:numFmt w:val="bullet"/>
+      <w:lvlText w:val=""/>
+      <w:lvlJc w:val="left"/>
+      <w:pPr>
+        <w:tabs>
+          <w:tab w:val="num" w:pos="6480"/>
+        </w:tabs>
+        <w:ind w:left="6480" w:hanging="360"/>
+      </w:pPr>
+      <w:rPr>
+        <w:rFonts w:ascii="Wingdings" w:hAnsi="Wingdings" w:hint="default"/>
+        <w:sz w:val="20"/>
+      </w:rPr>
+    </w:lvl>
+  </w:abstractNum>
+  <w:abstractNum w:abstractNumId="67" w15:restartNumberingAfterBreak="0">
     <w:nsid w:val="46073629"/>
     <w:multiLevelType w:val="multilevel"/>
     <w:tmpl w:val="EA44D7C6"/>
@@ -11536,7 +11425,7 @@
       </w:rPr>
     </w:lvl>
   </w:abstractNum>
-  <w:abstractNum w:abstractNumId="60" w15:restartNumberingAfterBreak="0">
+  <w:abstractNum w:abstractNumId="68" w15:restartNumberingAfterBreak="0">
     <w:nsid w:val="462D6BC0"/>
     <w:multiLevelType w:val="multilevel"/>
     <w:tmpl w:val="D32601AC"/>
@@ -11685,7 +11574,7 @@
       </w:rPr>
     </w:lvl>
   </w:abstractNum>
-  <w:abstractNum w:abstractNumId="61" w15:restartNumberingAfterBreak="0">
+  <w:abstractNum w:abstractNumId="69" w15:restartNumberingAfterBreak="0">
     <w:nsid w:val="49452E77"/>
     <w:multiLevelType w:val="multilevel"/>
     <w:tmpl w:val="99A271F4"/>
@@ -11834,7 +11723,7 @@
       </w:rPr>
     </w:lvl>
   </w:abstractNum>
-  <w:abstractNum w:abstractNumId="62" w15:restartNumberingAfterBreak="0">
+  <w:abstractNum w:abstractNumId="70" w15:restartNumberingAfterBreak="0">
     <w:nsid w:val="495B7AF4"/>
     <w:multiLevelType w:val="multilevel"/>
     <w:tmpl w:val="6770D194"/>
@@ -11983,7 +11872,7 @@
       </w:rPr>
     </w:lvl>
   </w:abstractNum>
-  <w:abstractNum w:abstractNumId="63" w15:restartNumberingAfterBreak="0">
+  <w:abstractNum w:abstractNumId="71" w15:restartNumberingAfterBreak="0">
     <w:nsid w:val="49A86B8B"/>
     <w:multiLevelType w:val="multilevel"/>
     <w:tmpl w:val="10B4187A"/>
@@ -12132,7 +12021,7 @@
       </w:rPr>
     </w:lvl>
   </w:abstractNum>
-  <w:abstractNum w:abstractNumId="64" w15:restartNumberingAfterBreak="0">
+  <w:abstractNum w:abstractNumId="72" w15:restartNumberingAfterBreak="0">
     <w:nsid w:val="4C3607EC"/>
     <w:multiLevelType w:val="multilevel"/>
     <w:tmpl w:val="1FA68248"/>
@@ -12281,7 +12170,7 @@
       </w:rPr>
     </w:lvl>
   </w:abstractNum>
-  <w:abstractNum w:abstractNumId="65" w15:restartNumberingAfterBreak="0">
+  <w:abstractNum w:abstractNumId="73" w15:restartNumberingAfterBreak="0">
     <w:nsid w:val="4F3D1FBB"/>
     <w:multiLevelType w:val="multilevel"/>
     <w:tmpl w:val="E9309044"/>
@@ -12430,7 +12319,7 @@
       </w:rPr>
     </w:lvl>
   </w:abstractNum>
-  <w:abstractNum w:abstractNumId="66" w15:restartNumberingAfterBreak="0">
+  <w:abstractNum w:abstractNumId="74" w15:restartNumberingAfterBreak="0">
     <w:nsid w:val="5029690B"/>
     <w:multiLevelType w:val="multilevel"/>
     <w:tmpl w:val="3A8A41AC"/>
@@ -12579,7 +12468,156 @@
       </w:rPr>
     </w:lvl>
   </w:abstractNum>
-  <w:abstractNum w:abstractNumId="67" w15:restartNumberingAfterBreak="0">
+  <w:abstractNum w:abstractNumId="75" w15:restartNumberingAfterBreak="0">
+    <w:nsid w:val="52F8407E"/>
+    <w:multiLevelType w:val="multilevel"/>
+    <w:tmpl w:val="B254F082"/>
+    <w:lvl w:ilvl="0">
+      <w:start w:val="1"/>
+      <w:numFmt w:val="bullet"/>
+      <w:lvlText w:val=""/>
+      <w:lvlJc w:val="left"/>
+      <w:pPr>
+        <w:tabs>
+          <w:tab w:val="num" w:pos="720"/>
+        </w:tabs>
+        <w:ind w:left="720" w:hanging="360"/>
+      </w:pPr>
+      <w:rPr>
+        <w:rFonts w:ascii="Symbol" w:hAnsi="Symbol" w:hint="default"/>
+        <w:sz w:val="20"/>
+      </w:rPr>
+    </w:lvl>
+    <w:lvl w:ilvl="1" w:tentative="1">
+      <w:start w:val="1"/>
+      <w:numFmt w:val="bullet"/>
+      <w:lvlText w:val="o"/>
+      <w:lvlJc w:val="left"/>
+      <w:pPr>
+        <w:tabs>
+          <w:tab w:val="num" w:pos="1440"/>
+        </w:tabs>
+        <w:ind w:left="1440" w:hanging="360"/>
+      </w:pPr>
+      <w:rPr>
+        <w:rFonts w:ascii="Courier New" w:hAnsi="Courier New" w:hint="default"/>
+        <w:sz w:val="20"/>
+      </w:rPr>
+    </w:lvl>
+    <w:lvl w:ilvl="2" w:tentative="1">
+      <w:start w:val="1"/>
+      <w:numFmt w:val="bullet"/>
+      <w:lvlText w:val=""/>
+      <w:lvlJc w:val="left"/>
+      <w:pPr>
+        <w:tabs>
+          <w:tab w:val="num" w:pos="2160"/>
+        </w:tabs>
+        <w:ind w:left="2160" w:hanging="360"/>
+      </w:pPr>
+      <w:rPr>
+        <w:rFonts w:ascii="Wingdings" w:hAnsi="Wingdings" w:hint="default"/>
+        <w:sz w:val="20"/>
+      </w:rPr>
+    </w:lvl>
+    <w:lvl w:ilvl="3" w:tentative="1">
+      <w:start w:val="1"/>
+      <w:numFmt w:val="bullet"/>
+      <w:lvlText w:val=""/>
+      <w:lvlJc w:val="left"/>
+      <w:pPr>
+        <w:tabs>
+          <w:tab w:val="num" w:pos="2880"/>
+        </w:tabs>
+        <w:ind w:left="2880" w:hanging="360"/>
+      </w:pPr>
+      <w:rPr>
+        <w:rFonts w:ascii="Wingdings" w:hAnsi="Wingdings" w:hint="default"/>
+        <w:sz w:val="20"/>
+      </w:rPr>
+    </w:lvl>
+    <w:lvl w:ilvl="4" w:tentative="1">
+      <w:start w:val="1"/>
+      <w:numFmt w:val="bullet"/>
+      <w:lvlText w:val=""/>
+      <w:lvlJc w:val="left"/>
+      <w:pPr>
+        <w:tabs>
+          <w:tab w:val="num" w:pos="3600"/>
+        </w:tabs>
+        <w:ind w:left="3600" w:hanging="360"/>
+      </w:pPr>
+      <w:rPr>
+        <w:rFonts w:ascii="Wingdings" w:hAnsi="Wingdings" w:hint="default"/>
+        <w:sz w:val="20"/>
+      </w:rPr>
+    </w:lvl>
+    <w:lvl w:ilvl="5" w:tentative="1">
+      <w:start w:val="1"/>
+      <w:numFmt w:val="bullet"/>
+      <w:lvlText w:val=""/>
+      <w:lvlJc w:val="left"/>
+      <w:pPr>
+        <w:tabs>
+          <w:tab w:val="num" w:pos="4320"/>
+        </w:tabs>
+        <w:ind w:left="4320" w:hanging="360"/>
+      </w:pPr>
+      <w:rPr>
+        <w:rFonts w:ascii="Wingdings" w:hAnsi="Wingdings" w:hint="default"/>
+        <w:sz w:val="20"/>
+      </w:rPr>
+    </w:lvl>
+    <w:lvl w:ilvl="6" w:tentative="1">
+      <w:start w:val="1"/>
+      <w:numFmt w:val="bullet"/>
+      <w:lvlText w:val=""/>
+      <w:lvlJc w:val="left"/>
+      <w:pPr>
+        <w:tabs>
+          <w:tab w:val="num" w:pos="5040"/>
+        </w:tabs>
+        <w:ind w:left="5040" w:hanging="360"/>
+      </w:pPr>
+      <w:rPr>
+        <w:rFonts w:ascii="Wingdings" w:hAnsi="Wingdings" w:hint="default"/>
+        <w:sz w:val="20"/>
+      </w:rPr>
+    </w:lvl>
+    <w:lvl w:ilvl="7" w:tentative="1">
+      <w:start w:val="1"/>
+      <w:numFmt w:val="bullet"/>
+      <w:lvlText w:val=""/>
+      <w:lvlJc w:val="left"/>
+      <w:pPr>
+        <w:tabs>
+          <w:tab w:val="num" w:pos="5760"/>
+        </w:tabs>
+        <w:ind w:left="5760" w:hanging="360"/>
+      </w:pPr>
+      <w:rPr>
+        <w:rFonts w:ascii="Wingdings" w:hAnsi="Wingdings" w:hint="default"/>
+        <w:sz w:val="20"/>
+      </w:rPr>
+    </w:lvl>
+    <w:lvl w:ilvl="8" w:tentative="1">
+      <w:start w:val="1"/>
+      <w:numFmt w:val="bullet"/>
+      <w:lvlText w:val=""/>
+      <w:lvlJc w:val="left"/>
+      <w:pPr>
+        <w:tabs>
+          <w:tab w:val="num" w:pos="6480"/>
+        </w:tabs>
+        <w:ind w:left="6480" w:hanging="360"/>
+      </w:pPr>
+      <w:rPr>
+        <w:rFonts w:ascii="Wingdings" w:hAnsi="Wingdings" w:hint="default"/>
+        <w:sz w:val="20"/>
+      </w:rPr>
+    </w:lvl>
+  </w:abstractNum>
+  <w:abstractNum w:abstractNumId="76" w15:restartNumberingAfterBreak="0">
     <w:nsid w:val="55457B83"/>
     <w:multiLevelType w:val="multilevel"/>
     <w:tmpl w:val="5F104866"/>
@@ -12728,7 +12766,7 @@
       </w:rPr>
     </w:lvl>
   </w:abstractNum>
-  <w:abstractNum w:abstractNumId="68" w15:restartNumberingAfterBreak="0">
+  <w:abstractNum w:abstractNumId="77" w15:restartNumberingAfterBreak="0">
     <w:nsid w:val="579D5A53"/>
     <w:multiLevelType w:val="multilevel"/>
     <w:tmpl w:val="B0B83116"/>
@@ -12877,7 +12915,7 @@
       </w:rPr>
     </w:lvl>
   </w:abstractNum>
-  <w:abstractNum w:abstractNumId="69" w15:restartNumberingAfterBreak="0">
+  <w:abstractNum w:abstractNumId="78" w15:restartNumberingAfterBreak="0">
     <w:nsid w:val="58AC178B"/>
     <w:multiLevelType w:val="multilevel"/>
     <w:tmpl w:val="EA58EDF6"/>
@@ -13026,7 +13064,7 @@
       </w:rPr>
     </w:lvl>
   </w:abstractNum>
-  <w:abstractNum w:abstractNumId="70" w15:restartNumberingAfterBreak="0">
+  <w:abstractNum w:abstractNumId="79" w15:restartNumberingAfterBreak="0">
     <w:nsid w:val="5BE64B48"/>
     <w:multiLevelType w:val="multilevel"/>
     <w:tmpl w:val="AF1C7A82"/>
@@ -13175,7 +13213,7 @@
       </w:rPr>
     </w:lvl>
   </w:abstractNum>
-  <w:abstractNum w:abstractNumId="71" w15:restartNumberingAfterBreak="0">
+  <w:abstractNum w:abstractNumId="80" w15:restartNumberingAfterBreak="0">
     <w:nsid w:val="5CE61F96"/>
     <w:multiLevelType w:val="multilevel"/>
     <w:tmpl w:val="0442D424"/>
@@ -13324,7 +13362,7 @@
       </w:rPr>
     </w:lvl>
   </w:abstractNum>
-  <w:abstractNum w:abstractNumId="72" w15:restartNumberingAfterBreak="0">
+  <w:abstractNum w:abstractNumId="81" w15:restartNumberingAfterBreak="0">
     <w:nsid w:val="5F8A0E41"/>
     <w:multiLevelType w:val="multilevel"/>
     <w:tmpl w:val="249CE630"/>
@@ -13473,7 +13511,7 @@
       </w:rPr>
     </w:lvl>
   </w:abstractNum>
-  <w:abstractNum w:abstractNumId="73" w15:restartNumberingAfterBreak="0">
+  <w:abstractNum w:abstractNumId="82" w15:restartNumberingAfterBreak="0">
     <w:nsid w:val="65041475"/>
     <w:multiLevelType w:val="multilevel"/>
     <w:tmpl w:val="27E87DBA"/>
@@ -13622,7 +13660,7 @@
       </w:rPr>
     </w:lvl>
   </w:abstractNum>
-  <w:abstractNum w:abstractNumId="74" w15:restartNumberingAfterBreak="0">
+  <w:abstractNum w:abstractNumId="83" w15:restartNumberingAfterBreak="0">
     <w:nsid w:val="67C11F4B"/>
     <w:multiLevelType w:val="multilevel"/>
     <w:tmpl w:val="683C4E28"/>
@@ -13771,7 +13809,7 @@
       </w:rPr>
     </w:lvl>
   </w:abstractNum>
-  <w:abstractNum w:abstractNumId="75" w15:restartNumberingAfterBreak="0">
+  <w:abstractNum w:abstractNumId="84" w15:restartNumberingAfterBreak="0">
     <w:nsid w:val="682175F5"/>
     <w:multiLevelType w:val="multilevel"/>
     <w:tmpl w:val="3028F4C8"/>
@@ -13920,7 +13958,7 @@
       </w:rPr>
     </w:lvl>
   </w:abstractNum>
-  <w:abstractNum w:abstractNumId="76" w15:restartNumberingAfterBreak="0">
+  <w:abstractNum w:abstractNumId="85" w15:restartNumberingAfterBreak="0">
     <w:nsid w:val="68C46F2A"/>
     <w:multiLevelType w:val="multilevel"/>
     <w:tmpl w:val="F5B26F10"/>
@@ -14033,7 +14071,7 @@
       </w:pPr>
     </w:lvl>
   </w:abstractNum>
-  <w:abstractNum w:abstractNumId="77" w15:restartNumberingAfterBreak="0">
+  <w:abstractNum w:abstractNumId="86" w15:restartNumberingAfterBreak="0">
     <w:nsid w:val="6A1751D1"/>
     <w:multiLevelType w:val="multilevel"/>
     <w:tmpl w:val="EB0E1F7C"/>
@@ -14182,7 +14220,156 @@
       </w:rPr>
     </w:lvl>
   </w:abstractNum>
-  <w:abstractNum w:abstractNumId="78" w15:restartNumberingAfterBreak="0">
+  <w:abstractNum w:abstractNumId="87" w15:restartNumberingAfterBreak="0">
+    <w:nsid w:val="6B0603C1"/>
+    <w:multiLevelType w:val="multilevel"/>
+    <w:tmpl w:val="70A60862"/>
+    <w:lvl w:ilvl="0">
+      <w:start w:val="1"/>
+      <w:numFmt w:val="bullet"/>
+      <w:lvlText w:val=""/>
+      <w:lvlJc w:val="left"/>
+      <w:pPr>
+        <w:tabs>
+          <w:tab w:val="num" w:pos="720"/>
+        </w:tabs>
+        <w:ind w:left="720" w:hanging="360"/>
+      </w:pPr>
+      <w:rPr>
+        <w:rFonts w:ascii="Symbol" w:hAnsi="Symbol" w:hint="default"/>
+        <w:sz w:val="20"/>
+      </w:rPr>
+    </w:lvl>
+    <w:lvl w:ilvl="1" w:tentative="1">
+      <w:start w:val="1"/>
+      <w:numFmt w:val="bullet"/>
+      <w:lvlText w:val="o"/>
+      <w:lvlJc w:val="left"/>
+      <w:pPr>
+        <w:tabs>
+          <w:tab w:val="num" w:pos="1440"/>
+        </w:tabs>
+        <w:ind w:left="1440" w:hanging="360"/>
+      </w:pPr>
+      <w:rPr>
+        <w:rFonts w:ascii="Courier New" w:hAnsi="Courier New" w:hint="default"/>
+        <w:sz w:val="20"/>
+      </w:rPr>
+    </w:lvl>
+    <w:lvl w:ilvl="2" w:tentative="1">
+      <w:start w:val="1"/>
+      <w:numFmt w:val="bullet"/>
+      <w:lvlText w:val=""/>
+      <w:lvlJc w:val="left"/>
+      <w:pPr>
+        <w:tabs>
+          <w:tab w:val="num" w:pos="2160"/>
+        </w:tabs>
+        <w:ind w:left="2160" w:hanging="360"/>
+      </w:pPr>
+      <w:rPr>
+        <w:rFonts w:ascii="Wingdings" w:hAnsi="Wingdings" w:hint="default"/>
+        <w:sz w:val="20"/>
+      </w:rPr>
+    </w:lvl>
+    <w:lvl w:ilvl="3" w:tentative="1">
+      <w:start w:val="1"/>
+      <w:numFmt w:val="bullet"/>
+      <w:lvlText w:val=""/>
+      <w:lvlJc w:val="left"/>
+      <w:pPr>
+        <w:tabs>
+          <w:tab w:val="num" w:pos="2880"/>
+        </w:tabs>
+        <w:ind w:left="2880" w:hanging="360"/>
+      </w:pPr>
+      <w:rPr>
+        <w:rFonts w:ascii="Wingdings" w:hAnsi="Wingdings" w:hint="default"/>
+        <w:sz w:val="20"/>
+      </w:rPr>
+    </w:lvl>
+    <w:lvl w:ilvl="4" w:tentative="1">
+      <w:start w:val="1"/>
+      <w:numFmt w:val="bullet"/>
+      <w:lvlText w:val=""/>
+      <w:lvlJc w:val="left"/>
+      <w:pPr>
+        <w:tabs>
+          <w:tab w:val="num" w:pos="3600"/>
+        </w:tabs>
+        <w:ind w:left="3600" w:hanging="360"/>
+      </w:pPr>
+      <w:rPr>
+        <w:rFonts w:ascii="Wingdings" w:hAnsi="Wingdings" w:hint="default"/>
+        <w:sz w:val="20"/>
+      </w:rPr>
+    </w:lvl>
+    <w:lvl w:ilvl="5" w:tentative="1">
+      <w:start w:val="1"/>
+      <w:numFmt w:val="bullet"/>
+      <w:lvlText w:val=""/>
+      <w:lvlJc w:val="left"/>
+      <w:pPr>
+        <w:tabs>
+          <w:tab w:val="num" w:pos="4320"/>
+        </w:tabs>
+        <w:ind w:left="4320" w:hanging="360"/>
+      </w:pPr>
+      <w:rPr>
+        <w:rFonts w:ascii="Wingdings" w:hAnsi="Wingdings" w:hint="default"/>
+        <w:sz w:val="20"/>
+      </w:rPr>
+    </w:lvl>
+    <w:lvl w:ilvl="6" w:tentative="1">
+      <w:start w:val="1"/>
+      <w:numFmt w:val="bullet"/>
+      <w:lvlText w:val=""/>
+      <w:lvlJc w:val="left"/>
+      <w:pPr>
+        <w:tabs>
+          <w:tab w:val="num" w:pos="5040"/>
+        </w:tabs>
+        <w:ind w:left="5040" w:hanging="360"/>
+      </w:pPr>
+      <w:rPr>
+        <w:rFonts w:ascii="Wingdings" w:hAnsi="Wingdings" w:hint="default"/>
+        <w:sz w:val="20"/>
+      </w:rPr>
+    </w:lvl>
+    <w:lvl w:ilvl="7" w:tentative="1">
+      <w:start w:val="1"/>
+      <w:numFmt w:val="bullet"/>
+      <w:lvlText w:val=""/>
+      <w:lvlJc w:val="left"/>
+      <w:pPr>
+        <w:tabs>
+          <w:tab w:val="num" w:pos="5760"/>
+        </w:tabs>
+        <w:ind w:left="5760" w:hanging="360"/>
+      </w:pPr>
+      <w:rPr>
+        <w:rFonts w:ascii="Wingdings" w:hAnsi="Wingdings" w:hint="default"/>
+        <w:sz w:val="20"/>
+      </w:rPr>
+    </w:lvl>
+    <w:lvl w:ilvl="8" w:tentative="1">
+      <w:start w:val="1"/>
+      <w:numFmt w:val="bullet"/>
+      <w:lvlText w:val=""/>
+      <w:lvlJc w:val="left"/>
+      <w:pPr>
+        <w:tabs>
+          <w:tab w:val="num" w:pos="6480"/>
+        </w:tabs>
+        <w:ind w:left="6480" w:hanging="360"/>
+      </w:pPr>
+      <w:rPr>
+        <w:rFonts w:ascii="Wingdings" w:hAnsi="Wingdings" w:hint="default"/>
+        <w:sz w:val="20"/>
+      </w:rPr>
+    </w:lvl>
+  </w:abstractNum>
+  <w:abstractNum w:abstractNumId="88" w15:restartNumberingAfterBreak="0">
     <w:nsid w:val="6B236713"/>
     <w:multiLevelType w:val="multilevel"/>
     <w:tmpl w:val="208CEB6C"/>
@@ -14331,7 +14518,305 @@
       </w:rPr>
     </w:lvl>
   </w:abstractNum>
-  <w:abstractNum w:abstractNumId="79" w15:restartNumberingAfterBreak="0">
+  <w:abstractNum w:abstractNumId="89" w15:restartNumberingAfterBreak="0">
+    <w:nsid w:val="6C1356E4"/>
+    <w:multiLevelType w:val="multilevel"/>
+    <w:tmpl w:val="55C61A3E"/>
+    <w:lvl w:ilvl="0">
+      <w:start w:val="1"/>
+      <w:numFmt w:val="bullet"/>
+      <w:lvlText w:val=""/>
+      <w:lvlJc w:val="left"/>
+      <w:pPr>
+        <w:tabs>
+          <w:tab w:val="num" w:pos="720"/>
+        </w:tabs>
+        <w:ind w:left="720" w:hanging="360"/>
+      </w:pPr>
+      <w:rPr>
+        <w:rFonts w:ascii="Symbol" w:hAnsi="Symbol" w:hint="default"/>
+        <w:sz w:val="20"/>
+      </w:rPr>
+    </w:lvl>
+    <w:lvl w:ilvl="1" w:tentative="1">
+      <w:start w:val="1"/>
+      <w:numFmt w:val="bullet"/>
+      <w:lvlText w:val="o"/>
+      <w:lvlJc w:val="left"/>
+      <w:pPr>
+        <w:tabs>
+          <w:tab w:val="num" w:pos="1440"/>
+        </w:tabs>
+        <w:ind w:left="1440" w:hanging="360"/>
+      </w:pPr>
+      <w:rPr>
+        <w:rFonts w:ascii="Courier New" w:hAnsi="Courier New" w:hint="default"/>
+        <w:sz w:val="20"/>
+      </w:rPr>
+    </w:lvl>
+    <w:lvl w:ilvl="2" w:tentative="1">
+      <w:start w:val="1"/>
+      <w:numFmt w:val="bullet"/>
+      <w:lvlText w:val=""/>
+      <w:lvlJc w:val="left"/>
+      <w:pPr>
+        <w:tabs>
+          <w:tab w:val="num" w:pos="2160"/>
+        </w:tabs>
+        <w:ind w:left="2160" w:hanging="360"/>
+      </w:pPr>
+      <w:rPr>
+        <w:rFonts w:ascii="Wingdings" w:hAnsi="Wingdings" w:hint="default"/>
+        <w:sz w:val="20"/>
+      </w:rPr>
+    </w:lvl>
+    <w:lvl w:ilvl="3" w:tentative="1">
+      <w:start w:val="1"/>
+      <w:numFmt w:val="bullet"/>
+      <w:lvlText w:val=""/>
+      <w:lvlJc w:val="left"/>
+      <w:pPr>
+        <w:tabs>
+          <w:tab w:val="num" w:pos="2880"/>
+        </w:tabs>
+        <w:ind w:left="2880" w:hanging="360"/>
+      </w:pPr>
+      <w:rPr>
+        <w:rFonts w:ascii="Wingdings" w:hAnsi="Wingdings" w:hint="default"/>
+        <w:sz w:val="20"/>
+      </w:rPr>
+    </w:lvl>
+    <w:lvl w:ilvl="4" w:tentative="1">
+      <w:start w:val="1"/>
+      <w:numFmt w:val="bullet"/>
+      <w:lvlText w:val=""/>
+      <w:lvlJc w:val="left"/>
+      <w:pPr>
+        <w:tabs>
+          <w:tab w:val="num" w:pos="3600"/>
+        </w:tabs>
+        <w:ind w:left="3600" w:hanging="360"/>
+      </w:pPr>
+      <w:rPr>
+        <w:rFonts w:ascii="Wingdings" w:hAnsi="Wingdings" w:hint="default"/>
+        <w:sz w:val="20"/>
+      </w:rPr>
+    </w:lvl>
+    <w:lvl w:ilvl="5" w:tentative="1">
+      <w:start w:val="1"/>
+      <w:numFmt w:val="bullet"/>
+      <w:lvlText w:val=""/>
+      <w:lvlJc w:val="left"/>
+      <w:pPr>
+        <w:tabs>
+          <w:tab w:val="num" w:pos="4320"/>
+        </w:tabs>
+        <w:ind w:left="4320" w:hanging="360"/>
+      </w:pPr>
+      <w:rPr>
+        <w:rFonts w:ascii="Wingdings" w:hAnsi="Wingdings" w:hint="default"/>
+        <w:sz w:val="20"/>
+      </w:rPr>
+    </w:lvl>
+    <w:lvl w:ilvl="6" w:tentative="1">
+      <w:start w:val="1"/>
+      <w:numFmt w:val="bullet"/>
+      <w:lvlText w:val=""/>
+      <w:lvlJc w:val="left"/>
+      <w:pPr>
+        <w:tabs>
+          <w:tab w:val="num" w:pos="5040"/>
+        </w:tabs>
+        <w:ind w:left="5040" w:hanging="360"/>
+      </w:pPr>
+      <w:rPr>
+        <w:rFonts w:ascii="Wingdings" w:hAnsi="Wingdings" w:hint="default"/>
+        <w:sz w:val="20"/>
+      </w:rPr>
+    </w:lvl>
+    <w:lvl w:ilvl="7" w:tentative="1">
+      <w:start w:val="1"/>
+      <w:numFmt w:val="bullet"/>
+      <w:lvlText w:val=""/>
+      <w:lvlJc w:val="left"/>
+      <w:pPr>
+        <w:tabs>
+          <w:tab w:val="num" w:pos="5760"/>
+        </w:tabs>
+        <w:ind w:left="5760" w:hanging="360"/>
+      </w:pPr>
+      <w:rPr>
+        <w:rFonts w:ascii="Wingdings" w:hAnsi="Wingdings" w:hint="default"/>
+        <w:sz w:val="20"/>
+      </w:rPr>
+    </w:lvl>
+    <w:lvl w:ilvl="8" w:tentative="1">
+      <w:start w:val="1"/>
+      <w:numFmt w:val="bullet"/>
+      <w:lvlText w:val=""/>
+      <w:lvlJc w:val="left"/>
+      <w:pPr>
+        <w:tabs>
+          <w:tab w:val="num" w:pos="6480"/>
+        </w:tabs>
+        <w:ind w:left="6480" w:hanging="360"/>
+      </w:pPr>
+      <w:rPr>
+        <w:rFonts w:ascii="Wingdings" w:hAnsi="Wingdings" w:hint="default"/>
+        <w:sz w:val="20"/>
+      </w:rPr>
+    </w:lvl>
+  </w:abstractNum>
+  <w:abstractNum w:abstractNumId="90" w15:restartNumberingAfterBreak="0">
+    <w:nsid w:val="6C664B44"/>
+    <w:multiLevelType w:val="multilevel"/>
+    <w:tmpl w:val="56186DBA"/>
+    <w:lvl w:ilvl="0">
+      <w:start w:val="1"/>
+      <w:numFmt w:val="bullet"/>
+      <w:lvlText w:val=""/>
+      <w:lvlJc w:val="left"/>
+      <w:pPr>
+        <w:tabs>
+          <w:tab w:val="num" w:pos="720"/>
+        </w:tabs>
+        <w:ind w:left="720" w:hanging="360"/>
+      </w:pPr>
+      <w:rPr>
+        <w:rFonts w:ascii="Symbol" w:hAnsi="Symbol" w:hint="default"/>
+        <w:sz w:val="20"/>
+      </w:rPr>
+    </w:lvl>
+    <w:lvl w:ilvl="1" w:tentative="1">
+      <w:start w:val="1"/>
+      <w:numFmt w:val="bullet"/>
+      <w:lvlText w:val="o"/>
+      <w:lvlJc w:val="left"/>
+      <w:pPr>
+        <w:tabs>
+          <w:tab w:val="num" w:pos="1440"/>
+        </w:tabs>
+        <w:ind w:left="1440" w:hanging="360"/>
+      </w:pPr>
+      <w:rPr>
+        <w:rFonts w:ascii="Courier New" w:hAnsi="Courier New" w:hint="default"/>
+        <w:sz w:val="20"/>
+      </w:rPr>
+    </w:lvl>
+    <w:lvl w:ilvl="2" w:tentative="1">
+      <w:start w:val="1"/>
+      <w:numFmt w:val="bullet"/>
+      <w:lvlText w:val=""/>
+      <w:lvlJc w:val="left"/>
+      <w:pPr>
+        <w:tabs>
+          <w:tab w:val="num" w:pos="2160"/>
+        </w:tabs>
+        <w:ind w:left="2160" w:hanging="360"/>
+      </w:pPr>
+      <w:rPr>
+        <w:rFonts w:ascii="Wingdings" w:hAnsi="Wingdings" w:hint="default"/>
+        <w:sz w:val="20"/>
+      </w:rPr>
+    </w:lvl>
+    <w:lvl w:ilvl="3" w:tentative="1">
+      <w:start w:val="1"/>
+      <w:numFmt w:val="bullet"/>
+      <w:lvlText w:val=""/>
+      <w:lvlJc w:val="left"/>
+      <w:pPr>
+        <w:tabs>
+          <w:tab w:val="num" w:pos="2880"/>
+        </w:tabs>
+        <w:ind w:left="2880" w:hanging="360"/>
+      </w:pPr>
+      <w:rPr>
+        <w:rFonts w:ascii="Wingdings" w:hAnsi="Wingdings" w:hint="default"/>
+        <w:sz w:val="20"/>
+      </w:rPr>
+    </w:lvl>
+    <w:lvl w:ilvl="4" w:tentative="1">
+      <w:start w:val="1"/>
+      <w:numFmt w:val="bullet"/>
+      <w:lvlText w:val=""/>
+      <w:lvlJc w:val="left"/>
+      <w:pPr>
+        <w:tabs>
+          <w:tab w:val="num" w:pos="3600"/>
+        </w:tabs>
+        <w:ind w:left="3600" w:hanging="360"/>
+      </w:pPr>
+      <w:rPr>
+        <w:rFonts w:ascii="Wingdings" w:hAnsi="Wingdings" w:hint="default"/>
+        <w:sz w:val="20"/>
+      </w:rPr>
+    </w:lvl>
+    <w:lvl w:ilvl="5" w:tentative="1">
+      <w:start w:val="1"/>
+      <w:numFmt w:val="bullet"/>
+      <w:lvlText w:val=""/>
+      <w:lvlJc w:val="left"/>
+      <w:pPr>
+        <w:tabs>
+          <w:tab w:val="num" w:pos="4320"/>
+        </w:tabs>
+        <w:ind w:left="4320" w:hanging="360"/>
+      </w:pPr>
+      <w:rPr>
+        <w:rFonts w:ascii="Wingdings" w:hAnsi="Wingdings" w:hint="default"/>
+        <w:sz w:val="20"/>
+      </w:rPr>
+    </w:lvl>
+    <w:lvl w:ilvl="6" w:tentative="1">
+      <w:start w:val="1"/>
+      <w:numFmt w:val="bullet"/>
+      <w:lvlText w:val=""/>
+      <w:lvlJc w:val="left"/>
+      <w:pPr>
+        <w:tabs>
+          <w:tab w:val="num" w:pos="5040"/>
+        </w:tabs>
+        <w:ind w:left="5040" w:hanging="360"/>
+      </w:pPr>
+      <w:rPr>
+        <w:rFonts w:ascii="Wingdings" w:hAnsi="Wingdings" w:hint="default"/>
+        <w:sz w:val="20"/>
+      </w:rPr>
+    </w:lvl>
+    <w:lvl w:ilvl="7" w:tentative="1">
+      <w:start w:val="1"/>
+      <w:numFmt w:val="bullet"/>
+      <w:lvlText w:val=""/>
+      <w:lvlJc w:val="left"/>
+      <w:pPr>
+        <w:tabs>
+          <w:tab w:val="num" w:pos="5760"/>
+        </w:tabs>
+        <w:ind w:left="5760" w:hanging="360"/>
+      </w:pPr>
+      <w:rPr>
+        <w:rFonts w:ascii="Wingdings" w:hAnsi="Wingdings" w:hint="default"/>
+        <w:sz w:val="20"/>
+      </w:rPr>
+    </w:lvl>
+    <w:lvl w:ilvl="8" w:tentative="1">
+      <w:start w:val="1"/>
+      <w:numFmt w:val="bullet"/>
+      <w:lvlText w:val=""/>
+      <w:lvlJc w:val="left"/>
+      <w:pPr>
+        <w:tabs>
+          <w:tab w:val="num" w:pos="6480"/>
+        </w:tabs>
+        <w:ind w:left="6480" w:hanging="360"/>
+      </w:pPr>
+      <w:rPr>
+        <w:rFonts w:ascii="Wingdings" w:hAnsi="Wingdings" w:hint="default"/>
+        <w:sz w:val="20"/>
+      </w:rPr>
+    </w:lvl>
+  </w:abstractNum>
+  <w:abstractNum w:abstractNumId="91" w15:restartNumberingAfterBreak="0">
     <w:nsid w:val="6CEF6ACF"/>
     <w:multiLevelType w:val="multilevel"/>
     <w:tmpl w:val="A260E1EC"/>
@@ -14480,7 +14965,7 @@
       </w:rPr>
     </w:lvl>
   </w:abstractNum>
-  <w:abstractNum w:abstractNumId="80" w15:restartNumberingAfterBreak="0">
+  <w:abstractNum w:abstractNumId="92" w15:restartNumberingAfterBreak="0">
     <w:nsid w:val="6EB97A96"/>
     <w:multiLevelType w:val="multilevel"/>
     <w:tmpl w:val="1938BD5C"/>
@@ -14629,7 +15114,7 @@
       </w:rPr>
     </w:lvl>
   </w:abstractNum>
-  <w:abstractNum w:abstractNumId="81" w15:restartNumberingAfterBreak="0">
+  <w:abstractNum w:abstractNumId="93" w15:restartNumberingAfterBreak="0">
     <w:nsid w:val="77CF137E"/>
     <w:multiLevelType w:val="multilevel"/>
     <w:tmpl w:val="DFBCAD90"/>
@@ -14778,7 +15263,7 @@
       </w:rPr>
     </w:lvl>
   </w:abstractNum>
-  <w:abstractNum w:abstractNumId="82" w15:restartNumberingAfterBreak="0">
+  <w:abstractNum w:abstractNumId="94" w15:restartNumberingAfterBreak="0">
     <w:nsid w:val="785F33ED"/>
     <w:multiLevelType w:val="multilevel"/>
     <w:tmpl w:val="87B0EE58"/>
@@ -14927,7 +15412,7 @@
       </w:rPr>
     </w:lvl>
   </w:abstractNum>
-  <w:abstractNum w:abstractNumId="83" w15:restartNumberingAfterBreak="0">
+  <w:abstractNum w:abstractNumId="95" w15:restartNumberingAfterBreak="0">
     <w:nsid w:val="78F46BB5"/>
     <w:multiLevelType w:val="multilevel"/>
     <w:tmpl w:val="780CC8B4"/>
@@ -15076,7 +15561,7 @@
       </w:rPr>
     </w:lvl>
   </w:abstractNum>
-  <w:abstractNum w:abstractNumId="84" w15:restartNumberingAfterBreak="0">
+  <w:abstractNum w:abstractNumId="96" w15:restartNumberingAfterBreak="0">
     <w:nsid w:val="7AB54519"/>
     <w:multiLevelType w:val="multilevel"/>
     <w:tmpl w:val="1370FC48"/>
@@ -15225,7 +15710,7 @@
       </w:rPr>
     </w:lvl>
   </w:abstractNum>
-  <w:abstractNum w:abstractNumId="85" w15:restartNumberingAfterBreak="0">
+  <w:abstractNum w:abstractNumId="97" w15:restartNumberingAfterBreak="0">
     <w:nsid w:val="7AB8405E"/>
     <w:multiLevelType w:val="multilevel"/>
     <w:tmpl w:val="2236FE02"/>
@@ -15374,7 +15859,7 @@
       </w:rPr>
     </w:lvl>
   </w:abstractNum>
-  <w:abstractNum w:abstractNumId="86" w15:restartNumberingAfterBreak="0">
+  <w:abstractNum w:abstractNumId="98" w15:restartNumberingAfterBreak="0">
     <w:nsid w:val="7B6E740E"/>
     <w:multiLevelType w:val="multilevel"/>
     <w:tmpl w:val="033C6CA8"/>
@@ -15523,7 +16008,7 @@
       </w:rPr>
     </w:lvl>
   </w:abstractNum>
-  <w:abstractNum w:abstractNumId="87" w15:restartNumberingAfterBreak="0">
+  <w:abstractNum w:abstractNumId="99" w15:restartNumberingAfterBreak="0">
     <w:nsid w:val="7DF03C20"/>
     <w:multiLevelType w:val="multilevel"/>
     <w:tmpl w:val="A87E9A32"/>
@@ -15673,268 +16158,304 @@
     </w:lvl>
   </w:abstractNum>
   <w:num w:numId="1" w16cid:durableId="130950601">
+    <w:abstractNumId w:val="80"/>
+  </w:num>
+  <w:num w:numId="2" w16cid:durableId="375551146">
+    <w:abstractNumId w:val="59"/>
+  </w:num>
+  <w:num w:numId="3" w16cid:durableId="758451245">
+    <w:abstractNumId w:val="86"/>
+  </w:num>
+  <w:num w:numId="4" w16cid:durableId="1944729301">
+    <w:abstractNumId w:val="74"/>
+  </w:num>
+  <w:num w:numId="5" w16cid:durableId="792677902">
     <w:abstractNumId w:val="71"/>
   </w:num>
-  <w:num w:numId="2" w16cid:durableId="375551146">
-    <w:abstractNumId w:val="53"/>
-  </w:num>
-  <w:num w:numId="3" w16cid:durableId="758451245">
-    <w:abstractNumId w:val="77"/>
-  </w:num>
-  <w:num w:numId="4" w16cid:durableId="1944729301">
-    <w:abstractNumId w:val="66"/>
-  </w:num>
-  <w:num w:numId="5" w16cid:durableId="792677902">
-    <w:abstractNumId w:val="63"/>
-  </w:num>
   <w:num w:numId="6" w16cid:durableId="353072422">
-    <w:abstractNumId w:val="27"/>
+    <w:abstractNumId w:val="30"/>
   </w:num>
   <w:num w:numId="7" w16cid:durableId="1686439589">
     <w:abstractNumId w:val="3"/>
   </w:num>
   <w:num w:numId="8" w16cid:durableId="258880446">
-    <w:abstractNumId w:val="24"/>
+    <w:abstractNumId w:val="27"/>
   </w:num>
   <w:num w:numId="9" w16cid:durableId="1282033546">
-    <w:abstractNumId w:val="39"/>
+    <w:abstractNumId w:val="44"/>
   </w:num>
   <w:num w:numId="10" w16cid:durableId="1369456858">
+    <w:abstractNumId w:val="37"/>
+  </w:num>
+  <w:num w:numId="11" w16cid:durableId="75173022">
     <w:abstractNumId w:val="33"/>
   </w:num>
-  <w:num w:numId="11" w16cid:durableId="75173022">
-    <w:abstractNumId w:val="30"/>
-  </w:num>
   <w:num w:numId="12" w16cid:durableId="1699427061">
-    <w:abstractNumId w:val="38"/>
+    <w:abstractNumId w:val="43"/>
   </w:num>
   <w:num w:numId="13" w16cid:durableId="688216250">
     <w:abstractNumId w:val="8"/>
   </w:num>
   <w:num w:numId="14" w16cid:durableId="474836717">
-    <w:abstractNumId w:val="46"/>
+    <w:abstractNumId w:val="51"/>
   </w:num>
   <w:num w:numId="15" w16cid:durableId="370542273">
-    <w:abstractNumId w:val="57"/>
+    <w:abstractNumId w:val="64"/>
   </w:num>
   <w:num w:numId="16" w16cid:durableId="475414280">
-    <w:abstractNumId w:val="50"/>
+    <w:abstractNumId w:val="56"/>
   </w:num>
   <w:num w:numId="17" w16cid:durableId="1748113094">
-    <w:abstractNumId w:val="62"/>
+    <w:abstractNumId w:val="70"/>
   </w:num>
   <w:num w:numId="18" w16cid:durableId="1428774925">
-    <w:abstractNumId w:val="74"/>
+    <w:abstractNumId w:val="83"/>
   </w:num>
   <w:num w:numId="19" w16cid:durableId="1291940618">
-    <w:abstractNumId w:val="29"/>
+    <w:abstractNumId w:val="32"/>
   </w:num>
   <w:num w:numId="20" w16cid:durableId="98260184">
-    <w:abstractNumId w:val="14"/>
+    <w:abstractNumId w:val="16"/>
   </w:num>
   <w:num w:numId="21" w16cid:durableId="1777797258">
-    <w:abstractNumId w:val="17"/>
+    <w:abstractNumId w:val="19"/>
   </w:num>
   <w:num w:numId="22" w16cid:durableId="1444493816">
-    <w:abstractNumId w:val="69"/>
+    <w:abstractNumId w:val="78"/>
   </w:num>
   <w:num w:numId="23" w16cid:durableId="1235236034">
     <w:abstractNumId w:val="10"/>
   </w:num>
   <w:num w:numId="24" w16cid:durableId="1234585820">
-    <w:abstractNumId w:val="34"/>
+    <w:abstractNumId w:val="38"/>
   </w:num>
   <w:num w:numId="25" w16cid:durableId="2049916603">
-    <w:abstractNumId w:val="67"/>
+    <w:abstractNumId w:val="76"/>
   </w:num>
   <w:num w:numId="26" w16cid:durableId="1995209953">
-    <w:abstractNumId w:val="65"/>
+    <w:abstractNumId w:val="73"/>
   </w:num>
   <w:num w:numId="27" w16cid:durableId="1248268029">
-    <w:abstractNumId w:val="23"/>
+    <w:abstractNumId w:val="25"/>
   </w:num>
   <w:num w:numId="28" w16cid:durableId="1279338190">
-    <w:abstractNumId w:val="28"/>
+    <w:abstractNumId w:val="31"/>
   </w:num>
   <w:num w:numId="29" w16cid:durableId="779030946">
-    <w:abstractNumId w:val="70"/>
+    <w:abstractNumId w:val="79"/>
   </w:num>
   <w:num w:numId="30" w16cid:durableId="1035933703">
-    <w:abstractNumId w:val="41"/>
+    <w:abstractNumId w:val="46"/>
   </w:num>
   <w:num w:numId="31" w16cid:durableId="59644896">
     <w:abstractNumId w:val="2"/>
   </w:num>
   <w:num w:numId="32" w16cid:durableId="329800518">
-    <w:abstractNumId w:val="19"/>
+    <w:abstractNumId w:val="21"/>
   </w:num>
   <w:num w:numId="33" w16cid:durableId="1091897390">
-    <w:abstractNumId w:val="68"/>
+    <w:abstractNumId w:val="77"/>
   </w:num>
   <w:num w:numId="34" w16cid:durableId="658191619">
-    <w:abstractNumId w:val="85"/>
+    <w:abstractNumId w:val="97"/>
   </w:num>
   <w:num w:numId="35" w16cid:durableId="1984432636">
-    <w:abstractNumId w:val="86"/>
+    <w:abstractNumId w:val="98"/>
   </w:num>
   <w:num w:numId="36" w16cid:durableId="2045326880">
-    <w:abstractNumId w:val="54"/>
+    <w:abstractNumId w:val="61"/>
   </w:num>
   <w:num w:numId="37" w16cid:durableId="1881504209">
-    <w:abstractNumId w:val="37"/>
+    <w:abstractNumId w:val="42"/>
   </w:num>
   <w:num w:numId="38" w16cid:durableId="1928422030">
-    <w:abstractNumId w:val="18"/>
+    <w:abstractNumId w:val="20"/>
   </w:num>
   <w:num w:numId="39" w16cid:durableId="600841980">
-    <w:abstractNumId w:val="55"/>
+    <w:abstractNumId w:val="62"/>
   </w:num>
   <w:num w:numId="40" w16cid:durableId="1680429054">
-    <w:abstractNumId w:val="79"/>
+    <w:abstractNumId w:val="91"/>
   </w:num>
   <w:num w:numId="41" w16cid:durableId="2011641630">
-    <w:abstractNumId w:val="81"/>
+    <w:abstractNumId w:val="93"/>
   </w:num>
   <w:num w:numId="42" w16cid:durableId="640234094">
-    <w:abstractNumId w:val="40"/>
+    <w:abstractNumId w:val="45"/>
   </w:num>
   <w:num w:numId="43" w16cid:durableId="2109033006">
-    <w:abstractNumId w:val="80"/>
+    <w:abstractNumId w:val="92"/>
   </w:num>
   <w:num w:numId="44" w16cid:durableId="1214274443">
     <w:abstractNumId w:val="4"/>
   </w:num>
   <w:num w:numId="45" w16cid:durableId="1161312115">
+    <w:abstractNumId w:val="58"/>
+  </w:num>
+  <w:num w:numId="46" w16cid:durableId="648945047">
+    <w:abstractNumId w:val="84"/>
+  </w:num>
+  <w:num w:numId="47" w16cid:durableId="665204140">
+    <w:abstractNumId w:val="81"/>
+  </w:num>
+  <w:num w:numId="48" w16cid:durableId="2057194674">
+    <w:abstractNumId w:val="49"/>
+  </w:num>
+  <w:num w:numId="49" w16cid:durableId="1302157465">
+    <w:abstractNumId w:val="15"/>
+  </w:num>
+  <w:num w:numId="50" w16cid:durableId="564877618">
     <w:abstractNumId w:val="52"/>
   </w:num>
-  <w:num w:numId="46" w16cid:durableId="648945047">
-    <w:abstractNumId w:val="75"/>
-  </w:num>
-  <w:num w:numId="47" w16cid:durableId="665204140">
-    <w:abstractNumId w:val="72"/>
-  </w:num>
-  <w:num w:numId="48" w16cid:durableId="2057194674">
-    <w:abstractNumId w:val="44"/>
-  </w:num>
-  <w:num w:numId="49" w16cid:durableId="1302157465">
-    <w:abstractNumId w:val="13"/>
-  </w:num>
-  <w:num w:numId="50" w16cid:durableId="564877618">
-    <w:abstractNumId w:val="47"/>
-  </w:num>
   <w:num w:numId="51" w16cid:durableId="1660960655">
-    <w:abstractNumId w:val="21"/>
+    <w:abstractNumId w:val="23"/>
   </w:num>
   <w:num w:numId="52" w16cid:durableId="1162358523">
     <w:abstractNumId w:val="6"/>
   </w:num>
   <w:num w:numId="53" w16cid:durableId="85737821">
-    <w:abstractNumId w:val="16"/>
+    <w:abstractNumId w:val="18"/>
   </w:num>
   <w:num w:numId="54" w16cid:durableId="1905946226">
     <w:abstractNumId w:val="9"/>
   </w:num>
   <w:num w:numId="55" w16cid:durableId="358817890">
-    <w:abstractNumId w:val="61"/>
+    <w:abstractNumId w:val="69"/>
   </w:num>
   <w:num w:numId="56" w16cid:durableId="1721660784">
     <w:abstractNumId w:val="5"/>
   </w:num>
   <w:num w:numId="57" w16cid:durableId="1903324117">
-    <w:abstractNumId w:val="26"/>
+    <w:abstractNumId w:val="29"/>
   </w:num>
   <w:num w:numId="58" w16cid:durableId="658310206">
-    <w:abstractNumId w:val="31"/>
+    <w:abstractNumId w:val="34"/>
   </w:num>
   <w:num w:numId="59" w16cid:durableId="531461499">
-    <w:abstractNumId w:val="83"/>
+    <w:abstractNumId w:val="95"/>
   </w:num>
   <w:num w:numId="60" w16cid:durableId="183138151">
-    <w:abstractNumId w:val="35"/>
+    <w:abstractNumId w:val="39"/>
   </w:num>
   <w:num w:numId="61" w16cid:durableId="1871063208">
     <w:abstractNumId w:val="11"/>
   </w:num>
   <w:num w:numId="62" w16cid:durableId="207843132">
-    <w:abstractNumId w:val="78"/>
+    <w:abstractNumId w:val="88"/>
   </w:num>
   <w:num w:numId="63" w16cid:durableId="282732925">
-    <w:abstractNumId w:val="36"/>
+    <w:abstractNumId w:val="41"/>
   </w:num>
   <w:num w:numId="64" w16cid:durableId="904337888">
-    <w:abstractNumId w:val="60"/>
+    <w:abstractNumId w:val="68"/>
   </w:num>
   <w:num w:numId="65" w16cid:durableId="923537169">
-    <w:abstractNumId w:val="64"/>
+    <w:abstractNumId w:val="72"/>
   </w:num>
   <w:num w:numId="66" w16cid:durableId="19401968">
-    <w:abstractNumId w:val="48"/>
+    <w:abstractNumId w:val="54"/>
   </w:num>
   <w:num w:numId="67" w16cid:durableId="1963531060">
     <w:abstractNumId w:val="7"/>
   </w:num>
   <w:num w:numId="68" w16cid:durableId="222910562">
-    <w:abstractNumId w:val="49"/>
+    <w:abstractNumId w:val="55"/>
   </w:num>
   <w:num w:numId="69" w16cid:durableId="1860897795">
-    <w:abstractNumId w:val="84"/>
+    <w:abstractNumId w:val="96"/>
   </w:num>
   <w:num w:numId="70" w16cid:durableId="193231736">
     <w:abstractNumId w:val="12"/>
   </w:num>
   <w:num w:numId="71" w16cid:durableId="2139494656">
-    <w:abstractNumId w:val="87"/>
+    <w:abstractNumId w:val="99"/>
   </w:num>
   <w:num w:numId="72" w16cid:durableId="657155406">
-    <w:abstractNumId w:val="58"/>
+    <w:abstractNumId w:val="65"/>
   </w:num>
   <w:num w:numId="73" w16cid:durableId="2096827972">
-    <w:abstractNumId w:val="22"/>
+    <w:abstractNumId w:val="24"/>
   </w:num>
   <w:num w:numId="74" w16cid:durableId="572159042">
+    <w:abstractNumId w:val="94"/>
+  </w:num>
+  <w:num w:numId="75" w16cid:durableId="1090541582">
+    <w:abstractNumId w:val="67"/>
+  </w:num>
+  <w:num w:numId="76" w16cid:durableId="1440830010">
     <w:abstractNumId w:val="82"/>
   </w:num>
-  <w:num w:numId="75" w16cid:durableId="1090541582">
-    <w:abstractNumId w:val="59"/>
-  </w:num>
-  <w:num w:numId="76" w16cid:durableId="1440830010">
-    <w:abstractNumId w:val="73"/>
-  </w:num>
   <w:num w:numId="77" w16cid:durableId="854614877">
-    <w:abstractNumId w:val="43"/>
+    <w:abstractNumId w:val="48"/>
   </w:num>
   <w:num w:numId="78" w16cid:durableId="551621993">
-    <w:abstractNumId w:val="51"/>
+    <w:abstractNumId w:val="57"/>
   </w:num>
   <w:num w:numId="79" w16cid:durableId="1180125799">
-    <w:abstractNumId w:val="20"/>
+    <w:abstractNumId w:val="22"/>
   </w:num>
   <w:num w:numId="80" w16cid:durableId="513347536">
     <w:abstractNumId w:val="0"/>
   </w:num>
   <w:num w:numId="81" w16cid:durableId="127361735">
-    <w:abstractNumId w:val="56"/>
+    <w:abstractNumId w:val="63"/>
   </w:num>
   <w:num w:numId="82" w16cid:durableId="1958221901">
-    <w:abstractNumId w:val="42"/>
+    <w:abstractNumId w:val="47"/>
   </w:num>
   <w:num w:numId="83" w16cid:durableId="133254917">
     <w:abstractNumId w:val="1"/>
   </w:num>
   <w:num w:numId="84" w16cid:durableId="359596339">
-    <w:abstractNumId w:val="32"/>
+    <w:abstractNumId w:val="35"/>
   </w:num>
   <w:num w:numId="85" w16cid:durableId="1563295942">
-    <w:abstractNumId w:val="25"/>
+    <w:abstractNumId w:val="28"/>
   </w:num>
   <w:num w:numId="86" w16cid:durableId="245892924">
-    <w:abstractNumId w:val="76"/>
+    <w:abstractNumId w:val="85"/>
   </w:num>
   <w:num w:numId="87" w16cid:durableId="237398276">
-    <w:abstractNumId w:val="45"/>
+    <w:abstractNumId w:val="50"/>
   </w:num>
   <w:num w:numId="88" w16cid:durableId="1802141431">
-    <w:abstractNumId w:val="15"/>
+    <w:abstractNumId w:val="17"/>
+  </w:num>
+  <w:num w:numId="89" w16cid:durableId="1075861874">
+    <w:abstractNumId w:val="14"/>
+  </w:num>
+  <w:num w:numId="90" w16cid:durableId="2001230131">
+    <w:abstractNumId w:val="36"/>
+  </w:num>
+  <w:num w:numId="91" w16cid:durableId="203060787">
+    <w:abstractNumId w:val="66"/>
+  </w:num>
+  <w:num w:numId="92" w16cid:durableId="482628186">
+    <w:abstractNumId w:val="75"/>
+  </w:num>
+  <w:num w:numId="93" w16cid:durableId="1657613405">
+    <w:abstractNumId w:val="13"/>
+  </w:num>
+  <w:num w:numId="94" w16cid:durableId="1904366283">
+    <w:abstractNumId w:val="40"/>
+  </w:num>
+  <w:num w:numId="95" w16cid:durableId="2136098165">
+    <w:abstractNumId w:val="87"/>
+  </w:num>
+  <w:num w:numId="96" w16cid:durableId="44721054">
+    <w:abstractNumId w:val="90"/>
+  </w:num>
+  <w:num w:numId="97" w16cid:durableId="1435907666">
+    <w:abstractNumId w:val="60"/>
+  </w:num>
+  <w:num w:numId="98" w16cid:durableId="1386761643">
+    <w:abstractNumId w:val="26"/>
+  </w:num>
+  <w:num w:numId="99" w16cid:durableId="120616765">
+    <w:abstractNumId w:val="89"/>
+  </w:num>
+  <w:num w:numId="100" w16cid:durableId="727148171">
+    <w:abstractNumId w:val="53"/>
   </w:num>
 </w:numbering>
 </file>
@@ -16542,6 +17063,7 @@
   <w:style w:type="character" w:default="1" w:styleId="DefaultParagraphFont">
     <w:name w:val="Default Paragraph Font"/>
     <w:uiPriority w:val="1"/>
+    <w:semiHidden/>
     <w:unhideWhenUsed/>
   </w:style>
   <w:style w:type="table" w:default="1" w:styleId="TableNormal">
